--- a/IUEA_Teaching_Plan/IUEA_ML_Student_Setup_Guide.docx
+++ b/IUEA_Teaching_Plan/IUEA_ML_Student_Setup_Guide.docx
@@ -4,256 +4,144 @@
   <w:body>
     <w:p>
       <w:pPr>
-        <w:spacing w:after="800"/>
+        <w:pStyle w:val="Title"/>
       </w:pPr>
+      <w:r>
+        <w:t>Student setup and assignment guide</w:t>
+      </w:r>
     </w:p>
     <w:p>
-      <w:pPr>
-        <w:spacing w:after="400" w:before="0" w:line="276" w:lineRule="auto"/>
-        <w:jc w:val="center"/>
-      </w:pPr>
+      <w:pPr/>
       <w:r>
-        <w:rPr>
-          <w:rFonts w:ascii="Calibri" w:hAnsi="Calibri"/>
-          <w:b/>
-          <w:i w:val="0"/>
-          <w:color w:val="2E5C8A"/>
-          <w:sz w:val="21"/>
-        </w:rPr>
-        <w:t>INTERNATIONAL UNIVERSITY OF EAST AFRICA · FACULTY OF ENGINEERING</w:t>
+        <w:t>For CML3111, CML3112 and CML3113. Start here even if you have never written code. This guide explains the tools and the submission process; your assignment notebook contains the questions.</w:t>
       </w:r>
     </w:p>
     <w:p>
       <w:pPr>
-        <w:spacing w:after="80" w:before="0" w:line="276" w:lineRule="auto"/>
-        <w:jc w:val="center"/>
+        <w:pStyle w:val="Heading1"/>
       </w:pPr>
       <w:r>
+        <w:t>1 Prepare your accounts before class</w:t>
+      </w:r>
+    </w:p>
+    <w:p>
+      <w:pPr/>
+      <w:r>
+        <w:t>A Google account lets you use Colab and the upload form. Colab runs Python in a web browser. A GitHub account stores copies of your work in a repository, which is a project folder with a history of saved changes. These are two different services.</w:t>
+      </w:r>
+    </w:p>
+    <w:p>
+      <w:pPr/>
+      <w:r>
+        <w:t xml:space="preserve">1. If you already use Gmail, use that Google account. Otherwise open </w:t>
+      </w:r>
+      <w:hyperlink r:id="rId9">
+        <w:r>
+          <w:rPr>
+            <w:color w:val="0563C1"/>
+          </w:rPr>
+          <w:t>https://accounts.google.com</w:t>
+        </w:r>
+      </w:hyperlink>
+      <w:r>
+        <w:t>,</w:t>
+      </w:r>
+      <w:r>
+        <w:t xml:space="preserve"> select Create account, choose personal use and follow the name, email, password and verification prompts. You may use an existing email address when offered. Do not create a second account unnecessarily.</w:t>
+      </w:r>
+    </w:p>
+    <w:p>
+      <w:pPr/>
+      <w:r>
+        <w:t xml:space="preserve">2. Sign in at </w:t>
+      </w:r>
+      <w:hyperlink r:id="rId10">
+        <w:r>
+          <w:rPr>
+            <w:color w:val="0563C1"/>
+          </w:rPr>
+          <w:t>https://colab.research.google.com</w:t>
+        </w:r>
+      </w:hyperlink>
+      <w:r>
+        <w:t>.</w:t>
+      </w:r>
+      <w:r>
+        <w:t xml:space="preserve"> Check the profile icon shows the email registered with your lecturer. If the class roster has a different email, tell the lecturer before submitting. Never send anyone your password or verification code.</w:t>
+      </w:r>
+    </w:p>
+    <w:p>
+      <w:pPr/>
+      <w:r>
+        <w:t xml:space="preserve">3. Open </w:t>
+      </w:r>
+      <w:hyperlink r:id="rId11">
+        <w:r>
+          <w:rPr>
+            <w:color w:val="0563C1"/>
+          </w:rPr>
+          <w:t>https://github.com</w:t>
+        </w:r>
+      </w:hyperlink>
+      <w:r>
+        <w:t xml:space="preserve"> and select Sign up. Follow the email, password, username and verification steps. Open your email inbox and complete GitHub's verification. If you already have an account, sign in instead. A free account is sufficient.</w:t>
+      </w:r>
+    </w:p>
+    <w:p>
+      <w:pPr/>
+      <w:r>
+        <w:t>4. Keep your usernames and recovery details somewhere you can retrieve them. Check you can sign out and sign back in yourself. If verification fails, check spam and request a new code; ask for help if still blocked.</w:t>
+      </w:r>
+    </w:p>
+    <w:p>
+      <w:pPr/>
+      <w:r/>
+      <w:r>
         <w:rPr>
-          <w:rFonts w:ascii="Calibri" w:hAnsi="Calibri"/>
           <w:b/>
-          <w:i w:val="0"/>
-          <w:color w:val="1F3864"/>
-          <w:sz w:val="52"/>
         </w:rPr>
-        <w:t>Setting Up Your Computer</w:t>
+        <w:t>Ready check:</w:t>
+      </w:r>
+      <w:r>
+        <w:t xml:space="preserve"> Colab opens under your own Google account and GitHub shows your profile. You do not need to install Python, Git or a paid AI tool for Week 2.</w:t>
       </w:r>
     </w:p>
     <w:p>
       <w:pPr>
-        <w:spacing w:after="360" w:before="0" w:line="276" w:lineRule="auto"/>
-        <w:jc w:val="center"/>
+        <w:pStyle w:val="Heading1"/>
       </w:pPr>
       <w:r>
-        <w:rPr>
-          <w:rFonts w:ascii="Calibri" w:hAnsi="Calibri"/>
-          <w:b w:val="0"/>
-          <w:i w:val="0"/>
-          <w:color w:val="2E5C8A"/>
-          <w:sz w:val="30"/>
-        </w:rPr>
-        <w:t>Everything you need before Week 2</w:t>
+        <w:t>2 Download and extract the right student ZIP</w:t>
       </w:r>
     </w:p>
     <w:p>
-      <w:pPr>
-        <w:spacing w:after="160" w:before="160" w:line="276" w:lineRule="auto"/>
-        <w:jc w:val="center"/>
-        <w:pBdr>
-          <w:top w:val="single" w:sz="10" w:space="8" w:color="1F3864"/>
-          <w:bottom w:val="single" w:sz="10" w:space="8" w:color="1F3864"/>
-        </w:pBdr>
-      </w:pPr>
+      <w:pPr/>
       <w:r>
-        <w:rPr>
-          <w:rFonts w:ascii="Calibri" w:hAnsi="Calibri"/>
-          <w:b/>
-          <w:i w:val="0"/>
-          <w:sz w:val="21"/>
-        </w:rPr>
-        <w:t>CML3111  ·  CML3112  ·  CML3113        INTRODUCTION TO MACHINE LEARNING</w:t>
+        <w:t>1. Download the ZIP shared by the lecturer for YOUR cohort and week. CML3111, CML3112 and CML3113 use different practical data. A ZIP is a compressed folder; extract it before opening its files.</w:t>
       </w:r>
     </w:p>
     <w:p>
-      <w:pPr>
-        <w:spacing w:after="400"/>
-      </w:pPr>
-    </w:p>
-    <w:tbl>
-      <w:tblPr>
-        <w:tblW w:type="auto" w:w="0"/>
-        <w:jc w:val="center"/>
-        <w:tblLayout w:type="fixed"/>
-        <w:tblLook w:firstColumn="1" w:firstRow="1" w:lastColumn="0" w:lastRow="0" w:noHBand="0" w:noVBand="1" w:val="04A0"/>
-        <w:tblBorders>
-          <w:top w:val="single" w:sz="6" w:space="0" w:color="2E5C8A"/>
-          <w:bottom w:val="single" w:sz="6" w:space="0" w:color="2E5C8A"/>
-          <w:left w:val="single" w:sz="24" w:space="0" w:color="2E5C8A"/>
-          <w:right w:val="single" w:sz="6" w:space="0" w:color="2E5C8A"/>
-        </w:tblBorders>
-      </w:tblPr>
-      <w:tblGrid>
-        <w:gridCol w:w="9858"/>
-      </w:tblGrid>
-      <w:tr>
-        <w:tc>
-          <w:tcPr>
-            <w:tcW w:type="dxa" w:w="9858"/>
-            <w:tcMar>
-              <w:top w:w="110" w:type="dxa"/>
-              <w:start w:w="170" w:type="dxa"/>
-              <w:bottom w:w="110" w:type="dxa"/>
-              <w:end w:w="140" w:type="dxa"/>
-            </w:tcMar>
-            <w:shd w:val="clear" w:color="auto" w:fill="D9E2F3"/>
-          </w:tcPr>
-          <w:p>
-            <w:pPr>
-              <w:spacing w:after="60"/>
-            </w:pPr>
-            <w:r>
-              <w:rPr>
-                <w:rFonts w:ascii="Calibri" w:hAnsi="Calibri"/>
-                <w:b/>
-                <w:color w:val="2E5C8A"/>
-                <w:sz w:val="19"/>
-              </w:rPr>
-              <w:t>Read this first — it will save you an hour</w:t>
-            </w:r>
-          </w:p>
-          <w:p>
-            <w:pPr>
-              <w:spacing w:after="0" w:line="269" w:lineRule="auto"/>
-            </w:pPr>
-            <w:r>
-              <w:rPr>
-                <w:rFonts w:ascii="Calibri" w:hAnsi="Calibri"/>
-                <w:sz w:val="20"/>
-              </w:rPr>
-              <w:t>You will do all of this together, in class, in Week 2, with help in the room. You are not expected to do it alone tonight. What you ARE asked to do before Week 2 takes about fifteen minutes and is on the next page.</w:t>
-              <w:br/>
-              <w:br/>
-              <w:t>Nothing here can break your laptop. You will see error messages. Everyone does. An error message is the computer telling you what it needs — it is information, not a telling-off.</w:t>
-            </w:r>
-          </w:p>
-        </w:tc>
-      </w:tr>
-    </w:tbl>
-    <w:p>
-      <w:pPr>
-        <w:spacing w:after="160"/>
-      </w:pPr>
-    </w:p>
-    <w:p>
-      <w:pPr>
-        <w:spacing w:after="200"/>
-      </w:pPr>
-    </w:p>
-    <w:tbl>
-      <w:tblPr>
-        <w:tblW w:type="auto" w:w="0"/>
-        <w:jc w:val="center"/>
-        <w:tblLayout w:type="fixed"/>
-        <w:tblLook w:firstColumn="1" w:firstRow="1" w:lastColumn="0" w:lastRow="0" w:noHBand="0" w:noVBand="1" w:val="04A0"/>
-        <w:tblBorders>
-          <w:top w:val="single" w:sz="6" w:space="0" w:color="C00000"/>
-          <w:bottom w:val="single" w:sz="6" w:space="0" w:color="C00000"/>
-          <w:left w:val="single" w:sz="24" w:space="0" w:color="C00000"/>
-          <w:right w:val="single" w:sz="6" w:space="0" w:color="C00000"/>
-        </w:tblBorders>
-      </w:tblPr>
-      <w:tblGrid>
-        <w:gridCol w:w="9858"/>
-      </w:tblGrid>
-      <w:tr>
-        <w:tc>
-          <w:tcPr>
-            <w:tcW w:type="dxa" w:w="9858"/>
-            <w:tcMar>
-              <w:top w:w="110" w:type="dxa"/>
-              <w:start w:w="170" w:type="dxa"/>
-              <w:bottom w:w="110" w:type="dxa"/>
-              <w:end w:w="140" w:type="dxa"/>
-            </w:tcMar>
-            <w:shd w:val="clear" w:color="auto" w:fill="FCE4E4"/>
-          </w:tcPr>
-          <w:p>
-            <w:pPr>
-              <w:spacing w:after="60"/>
-            </w:pPr>
-            <w:r>
-              <w:rPr>
-                <w:rFonts w:ascii="Calibri" w:hAnsi="Calibri"/>
-                <w:b/>
-                <w:color w:val="C00000"/>
-                <w:sz w:val="19"/>
-              </w:rPr>
-              <w:t>SUPERSEDED IN PART — read this before issuing (lecturer note)</w:t>
-            </w:r>
-          </w:p>
-          <w:p>
-            <w:pPr>
-              <w:spacing w:after="0" w:line="269" w:lineRule="auto"/>
-            </w:pPr>
-            <w:r>
-              <w:rPr>
-                <w:rFonts w:ascii="Calibri" w:hAnsi="Calibri"/>
-                <w:sz w:val="20"/>
-              </w:rPr>
-              <w:t>The course has since moved to Google Colab as the primary environment, so most students will NOT install anything and Sections 3, 4 and 6 of this guide do not apply to them. Section 8, the Colab route, is now the main path rather than the fallback.</w:t>
-              <w:br/>
-              <w:br/>
-              <w:t>This guide remains correct and needed for: the laboratory machines used in the Week 7 and Week 14 offline tests, any student who prefers a local setup, and as the fallback if Colab is unreachable. Revise it Colab-first before issuing it to students.</w:t>
-            </w:r>
-          </w:p>
-        </w:tc>
-      </w:tr>
-    </w:tbl>
-    <w:p>
-      <w:pPr>
-        <w:spacing w:after="160"/>
-      </w:pPr>
-    </w:p>
-    <w:p>
-      <w:pPr>
-        <w:spacing w:after="200"/>
-      </w:pPr>
-    </w:p>
-    <w:p>
-      <w:pPr>
-        <w:spacing w:after="160" w:before="0" w:line="276" w:lineRule="auto"/>
-        <w:jc w:val="center"/>
-      </w:pPr>
+      <w:pPr/>
       <w:r>
-        <w:rPr>
-          <w:rFonts w:ascii="Calibri" w:hAnsi="Calibri"/>
-          <w:b/>
-          <w:i w:val="0"/>
-          <w:color w:val="C00000"/>
-          <w:sz w:val="20"/>
-        </w:rPr>
-        <w:t>PRINT THIS AND BRING IT. The campus network will be busy in Week 2, and paper works when wifi does not.</w:t>
+        <w:t>2. On Windows, find it in Downloads, right-click and choose Extract All, then Extract. On a Mac, double-click the ZIP in Finder. Open the resulting ordinary folder.</w:t>
       </w:r>
     </w:p>
     <w:p>
-      <w:pPr>
-        <w:spacing w:after="240"/>
-      </w:pPr>
+      <w:pPr/>
+      <w:r>
+        <w:t>3. Keep a separate folder for each week. Do not mix Week 2's four-row CSV with Week 4's larger file even when their names match.</w:t>
+      </w:r>
     </w:p>
     <w:p>
-      <w:pPr>
-        <w:spacing w:after="160" w:before="0" w:line="276" w:lineRule="auto"/>
-        <w:jc w:val="center"/>
-      </w:pPr>
+      <w:pPr/>
       <w:r>
-        <w:rPr>
-          <w:rFonts w:ascii="Calibri" w:hAnsi="Calibri"/>
-          <w:b w:val="0"/>
-          <w:i/>
-          <w:color w:val="595959"/>
-          <w:sz w:val="20"/>
-        </w:rPr>
-        <w:t>If you do not have a laptop, that is fine and you are not behind. Turn to Section 8.</w:t>
+        <w:t>4. Open 00_START_HERE.txt. Open .md instruction files with Notepad on Windows or TextEdit on Mac; they are plain text. Before class, prepare accounts and files; complete exercises as the lecturer introduces them.</w:t>
+      </w:r>
+    </w:p>
+    <w:p>
+      <w:pPr/>
+      <w:r>
+        <w:t>Use a laptop or a prepared lab computer for coding. A phone can open links but makes file editing and checking difficult. If you lack a working computer or internet, tell the lecturer before class so a lab arrangement can be made.</w:t>
       </w:r>
     </w:p>
     <w:p>
@@ -263,1230 +151,10 @@
     </w:p>
     <w:p>
       <w:pPr>
-        <w:pStyle w:val="Heading1"/>
+        <w:pStyle w:val="Title"/>
       </w:pPr>
       <w:r>
-        <w:t>1. Before you come to Week 2</w:t>
-      </w:r>
-    </w:p>
-    <w:p>
-      <w:pPr>
-        <w:spacing w:after="160" w:before="0" w:line="276" w:lineRule="auto"/>
-      </w:pPr>
-      <w:r>
-        <w:rPr>
-          <w:rFonts w:ascii="Calibri" w:hAnsi="Calibri"/>
-          <w:b w:val="0"/>
-          <w:i w:val="0"/>
-          <w:sz w:val="21"/>
-        </w:rPr>
-        <w:t>Four things, about fifteen minutes in total. Do them wherever your internet is best — at home, in the library, at a friend's place. Not in the Week 2 class, because two hundred people will be trying to use the network at once.</w:t>
-      </w:r>
-    </w:p>
-    <w:tbl>
-      <w:tblPr>
-        <w:tblW w:type="auto" w:w="0"/>
-        <w:jc w:val="center"/>
-        <w:tblLayout w:type="fixed"/>
-        <w:tblLook w:firstColumn="1" w:firstRow="1" w:lastColumn="0" w:lastRow="0" w:noHBand="0" w:noVBand="1" w:val="04A0"/>
-        <w:tblLayout w:type="fixed"/>
-        <w:tblBorders>
-          <w:top w:val="single" w:sz="6" w:space="0" w:color="B4C6E7"/>
-          <w:left w:val="single" w:sz="6" w:space="0" w:color="B4C6E7"/>
-          <w:bottom w:val="single" w:sz="6" w:space="0" w:color="B4C6E7"/>
-          <w:right w:val="single" w:sz="6" w:space="0" w:color="B4C6E7"/>
-          <w:insideH w:val="single" w:sz="4" w:space="0" w:color="D9E2F3"/>
-          <w:insideV w:val="single" w:sz="4" w:space="0" w:color="D9E2F3"/>
-        </w:tblBorders>
-      </w:tblPr>
-      <w:tblGrid>
-        <w:gridCol w:w="394"/>
-        <w:gridCol w:w="4534"/>
-        <w:gridCol w:w="985"/>
-        <w:gridCol w:w="3943"/>
-      </w:tblGrid>
-      <w:tr>
-        <w:trPr>
-          <w:tblHeader w:val="true"/>
-        </w:trPr>
-        <w:tc>
-          <w:tcPr>
-            <w:tcW w:type="dxa" w:w="394"/>
-            <w:shd w:val="clear" w:color="auto" w:fill="1F3864"/>
-            <w:tcMar>
-              <w:top w:w="60" w:type="dxa"/>
-              <w:start w:w="90" w:type="dxa"/>
-              <w:bottom w:w="60" w:type="dxa"/>
-              <w:end w:w="90" w:type="dxa"/>
-            </w:tcMar>
-          </w:tcPr>
-          <w:p>
-            <w:pPr>
-              <w:spacing w:after="0" w:line="240" w:lineRule="auto"/>
-            </w:pPr>
-            <w:r>
-              <w:rPr>
-                <w:rFonts w:ascii="Calibri" w:hAnsi="Calibri"/>
-                <w:b/>
-                <w:color w:val="FFFFFF"/>
-                <w:sz w:val="17"/>
-              </w:rPr>
-              <w:t>#</w:t>
-            </w:r>
-          </w:p>
-        </w:tc>
-        <w:tc>
-          <w:tcPr>
-            <w:tcW w:type="dxa" w:w="4535"/>
-            <w:shd w:val="clear" w:color="auto" w:fill="1F3864"/>
-            <w:tcMar>
-              <w:top w:w="60" w:type="dxa"/>
-              <w:start w:w="90" w:type="dxa"/>
-              <w:bottom w:w="60" w:type="dxa"/>
-              <w:end w:w="90" w:type="dxa"/>
-            </w:tcMar>
-          </w:tcPr>
-          <w:p>
-            <w:pPr>
-              <w:spacing w:after="0" w:line="240" w:lineRule="auto"/>
-            </w:pPr>
-            <w:r>
-              <w:rPr>
-                <w:rFonts w:ascii="Calibri" w:hAnsi="Calibri"/>
-                <w:b/>
-                <w:color w:val="FFFFFF"/>
-                <w:sz w:val="17"/>
-              </w:rPr>
-              <w:t>Do this</w:t>
-            </w:r>
-          </w:p>
-        </w:tc>
-        <w:tc>
-          <w:tcPr>
-            <w:tcW w:type="dxa" w:w="986"/>
-            <w:shd w:val="clear" w:color="auto" w:fill="1F3864"/>
-            <w:tcMar>
-              <w:top w:w="60" w:type="dxa"/>
-              <w:start w:w="90" w:type="dxa"/>
-              <w:bottom w:w="60" w:type="dxa"/>
-              <w:end w:w="90" w:type="dxa"/>
-            </w:tcMar>
-          </w:tcPr>
-          <w:p>
-            <w:pPr>
-              <w:spacing w:after="0" w:line="240" w:lineRule="auto"/>
-            </w:pPr>
-            <w:r>
-              <w:rPr>
-                <w:rFonts w:ascii="Calibri" w:hAnsi="Calibri"/>
-                <w:b/>
-                <w:color w:val="FFFFFF"/>
-                <w:sz w:val="17"/>
-              </w:rPr>
-              <w:t>How long</w:t>
-            </w:r>
-          </w:p>
-        </w:tc>
-        <w:tc>
-          <w:tcPr>
-            <w:tcW w:type="dxa" w:w="3943"/>
-            <w:shd w:val="clear" w:color="auto" w:fill="1F3864"/>
-            <w:tcMar>
-              <w:top w:w="60" w:type="dxa"/>
-              <w:start w:w="90" w:type="dxa"/>
-              <w:bottom w:w="60" w:type="dxa"/>
-              <w:end w:w="90" w:type="dxa"/>
-            </w:tcMar>
-          </w:tcPr>
-          <w:p>
-            <w:pPr>
-              <w:spacing w:after="0" w:line="240" w:lineRule="auto"/>
-            </w:pPr>
-            <w:r>
-              <w:rPr>
-                <w:rFonts w:ascii="Calibri" w:hAnsi="Calibri"/>
-                <w:b/>
-                <w:color w:val="FFFFFF"/>
-                <w:sz w:val="17"/>
-              </w:rPr>
-              <w:t>Why</w:t>
-            </w:r>
-          </w:p>
-        </w:tc>
-      </w:tr>
-      <w:tr>
-        <w:tc>
-          <w:tcPr>
-            <w:tcW w:type="dxa" w:w="394"/>
-            <w:tcMar>
-              <w:top w:w="60" w:type="dxa"/>
-              <w:start w:w="90" w:type="dxa"/>
-              <w:bottom w:w="60" w:type="dxa"/>
-              <w:end w:w="90" w:type="dxa"/>
-            </w:tcMar>
-          </w:tcPr>
-          <w:p>
-            <w:pPr>
-              <w:spacing w:after="0" w:line="252" w:lineRule="auto"/>
-            </w:pPr>
-            <w:r>
-              <w:rPr>
-                <w:rFonts w:ascii="Calibri" w:hAnsi="Calibri"/>
-                <w:b/>
-                <w:sz w:val="17"/>
-              </w:rPr>
-              <w:t>1</w:t>
-            </w:r>
-          </w:p>
-        </w:tc>
-        <w:tc>
-          <w:tcPr>
-            <w:tcW w:type="dxa" w:w="4535"/>
-            <w:tcMar>
-              <w:top w:w="60" w:type="dxa"/>
-              <w:start w:w="90" w:type="dxa"/>
-              <w:bottom w:w="60" w:type="dxa"/>
-              <w:end w:w="90" w:type="dxa"/>
-            </w:tcMar>
-          </w:tcPr>
-          <w:p>
-            <w:pPr>
-              <w:spacing w:after="0" w:line="252" w:lineRule="auto"/>
-            </w:pPr>
-            <w:r>
-              <w:rPr>
-                <w:rFonts w:ascii="Calibri" w:hAnsi="Calibri"/>
-                <w:sz w:val="17"/>
-              </w:rPr>
-              <w:t>Create a GitHub account at github.com. Use the username format the lecturer gives you in Week 1, so your work can be found. Write your username on this page.</w:t>
-            </w:r>
-          </w:p>
-        </w:tc>
-        <w:tc>
-          <w:tcPr>
-            <w:tcW w:type="dxa" w:w="986"/>
-            <w:tcMar>
-              <w:top w:w="60" w:type="dxa"/>
-              <w:start w:w="90" w:type="dxa"/>
-              <w:bottom w:w="60" w:type="dxa"/>
-              <w:end w:w="90" w:type="dxa"/>
-            </w:tcMar>
-          </w:tcPr>
-          <w:p>
-            <w:pPr>
-              <w:spacing w:after="0" w:line="252" w:lineRule="auto"/>
-            </w:pPr>
-            <w:r>
-              <w:rPr>
-                <w:rFonts w:ascii="Calibri" w:hAnsi="Calibri"/>
-                <w:sz w:val="17"/>
-              </w:rPr>
-              <w:t>5 min</w:t>
-            </w:r>
-          </w:p>
-        </w:tc>
-        <w:tc>
-          <w:tcPr>
-            <w:tcW w:type="dxa" w:w="3943"/>
-            <w:tcMar>
-              <w:top w:w="60" w:type="dxa"/>
-              <w:start w:w="90" w:type="dxa"/>
-              <w:bottom w:w="60" w:type="dxa"/>
-              <w:end w:w="90" w:type="dxa"/>
-            </w:tcMar>
-          </w:tcPr>
-          <w:p>
-            <w:pPr>
-              <w:spacing w:after="0" w:line="252" w:lineRule="auto"/>
-            </w:pPr>
-            <w:r>
-              <w:rPr>
-                <w:rFonts w:ascii="Calibri" w:hAnsi="Calibri"/>
-                <w:sz w:val="17"/>
-              </w:rPr>
-              <w:t>This is where all your work for the year will live, and how you prove it is yours.</w:t>
-            </w:r>
-          </w:p>
-        </w:tc>
-      </w:tr>
-      <w:tr>
-        <w:tc>
-          <w:tcPr>
-            <w:tcW w:type="dxa" w:w="394"/>
-            <w:tcMar>
-              <w:top w:w="60" w:type="dxa"/>
-              <w:start w:w="90" w:type="dxa"/>
-              <w:bottom w:w="60" w:type="dxa"/>
-              <w:end w:w="90" w:type="dxa"/>
-            </w:tcMar>
-            <w:shd w:val="clear" w:color="auto" w:fill="F2F5FB"/>
-          </w:tcPr>
-          <w:p>
-            <w:pPr>
-              <w:spacing w:after="0" w:line="252" w:lineRule="auto"/>
-            </w:pPr>
-            <w:r>
-              <w:rPr>
-                <w:rFonts w:ascii="Calibri" w:hAnsi="Calibri"/>
-                <w:b/>
-                <w:sz w:val="17"/>
-              </w:rPr>
-              <w:t>2</w:t>
-            </w:r>
-          </w:p>
-        </w:tc>
-        <w:tc>
-          <w:tcPr>
-            <w:tcW w:type="dxa" w:w="4535"/>
-            <w:tcMar>
-              <w:top w:w="60" w:type="dxa"/>
-              <w:start w:w="90" w:type="dxa"/>
-              <w:bottom w:w="60" w:type="dxa"/>
-              <w:end w:w="90" w:type="dxa"/>
-            </w:tcMar>
-            <w:shd w:val="clear" w:color="auto" w:fill="F2F5FB"/>
-          </w:tcPr>
-          <w:p>
-            <w:pPr>
-              <w:spacing w:after="0" w:line="252" w:lineRule="auto"/>
-            </w:pPr>
-            <w:r>
-              <w:rPr>
-                <w:rFonts w:ascii="Calibri" w:hAnsi="Calibri"/>
-                <w:sz w:val="17"/>
-              </w:rPr>
-              <w:t>Create a Kaggle account at kaggle.com.</w:t>
-            </w:r>
-          </w:p>
-        </w:tc>
-        <w:tc>
-          <w:tcPr>
-            <w:tcW w:type="dxa" w:w="986"/>
-            <w:tcMar>
-              <w:top w:w="60" w:type="dxa"/>
-              <w:start w:w="90" w:type="dxa"/>
-              <w:bottom w:w="60" w:type="dxa"/>
-              <w:end w:w="90" w:type="dxa"/>
-            </w:tcMar>
-            <w:shd w:val="clear" w:color="auto" w:fill="F2F5FB"/>
-          </w:tcPr>
-          <w:p>
-            <w:pPr>
-              <w:spacing w:after="0" w:line="252" w:lineRule="auto"/>
-            </w:pPr>
-            <w:r>
-              <w:rPr>
-                <w:rFonts w:ascii="Calibri" w:hAnsi="Calibri"/>
-                <w:sz w:val="17"/>
-              </w:rPr>
-              <w:t>3 min</w:t>
-            </w:r>
-          </w:p>
-        </w:tc>
-        <w:tc>
-          <w:tcPr>
-            <w:tcW w:type="dxa" w:w="3943"/>
-            <w:tcMar>
-              <w:top w:w="60" w:type="dxa"/>
-              <w:start w:w="90" w:type="dxa"/>
-              <w:bottom w:w="60" w:type="dxa"/>
-              <w:end w:w="90" w:type="dxa"/>
-            </w:tcMar>
-            <w:shd w:val="clear" w:color="auto" w:fill="F2F5FB"/>
-          </w:tcPr>
-          <w:p>
-            <w:pPr>
-              <w:spacing w:after="0" w:line="252" w:lineRule="auto"/>
-            </w:pPr>
-            <w:r>
-              <w:rPr>
-                <w:rFonts w:ascii="Calibri" w:hAnsi="Calibri"/>
-                <w:sz w:val="17"/>
-              </w:rPr>
-              <w:t>This is where you will find engineering datasets from Week 5 onwards.</w:t>
-            </w:r>
-          </w:p>
-        </w:tc>
-      </w:tr>
-      <w:tr>
-        <w:tc>
-          <w:tcPr>
-            <w:tcW w:type="dxa" w:w="394"/>
-            <w:tcMar>
-              <w:top w:w="60" w:type="dxa"/>
-              <w:start w:w="90" w:type="dxa"/>
-              <w:bottom w:w="60" w:type="dxa"/>
-              <w:end w:w="90" w:type="dxa"/>
-            </w:tcMar>
-          </w:tcPr>
-          <w:p>
-            <w:pPr>
-              <w:spacing w:after="0" w:line="252" w:lineRule="auto"/>
-            </w:pPr>
-            <w:r>
-              <w:rPr>
-                <w:rFonts w:ascii="Calibri" w:hAnsi="Calibri"/>
-                <w:b/>
-                <w:sz w:val="17"/>
-              </w:rPr>
-              <w:t>3</w:t>
-            </w:r>
-          </w:p>
-        </w:tc>
-        <w:tc>
-          <w:tcPr>
-            <w:tcW w:type="dxa" w:w="4535"/>
-            <w:tcMar>
-              <w:top w:w="60" w:type="dxa"/>
-              <w:start w:w="90" w:type="dxa"/>
-              <w:bottom w:w="60" w:type="dxa"/>
-              <w:end w:w="90" w:type="dxa"/>
-            </w:tcMar>
-          </w:tcPr>
-          <w:p>
-            <w:pPr>
-              <w:spacing w:after="0" w:line="252" w:lineRule="auto"/>
-            </w:pPr>
-            <w:r>
-              <w:rPr>
-                <w:rFonts w:ascii="Calibri" w:hAnsi="Calibri"/>
-                <w:sz w:val="17"/>
-              </w:rPr>
-              <w:t>Charge your laptop fully, and find out your administrator password. If someone else set up your laptop, ask them for it now.</w:t>
-            </w:r>
-          </w:p>
-        </w:tc>
-        <w:tc>
-          <w:tcPr>
-            <w:tcW w:type="dxa" w:w="986"/>
-            <w:tcMar>
-              <w:top w:w="60" w:type="dxa"/>
-              <w:start w:w="90" w:type="dxa"/>
-              <w:bottom w:w="60" w:type="dxa"/>
-              <w:end w:w="90" w:type="dxa"/>
-            </w:tcMar>
-          </w:tcPr>
-          <w:p>
-            <w:pPr>
-              <w:spacing w:after="0" w:line="252" w:lineRule="auto"/>
-            </w:pPr>
-            <w:r>
-              <w:rPr>
-                <w:rFonts w:ascii="Calibri" w:hAnsi="Calibri"/>
-                <w:sz w:val="17"/>
-              </w:rPr>
-              <w:t>—</w:t>
-            </w:r>
-          </w:p>
-        </w:tc>
-        <w:tc>
-          <w:tcPr>
-            <w:tcW w:type="dxa" w:w="3943"/>
-            <w:tcMar>
-              <w:top w:w="60" w:type="dxa"/>
-              <w:start w:w="90" w:type="dxa"/>
-              <w:bottom w:w="60" w:type="dxa"/>
-              <w:end w:w="90" w:type="dxa"/>
-            </w:tcMar>
-          </w:tcPr>
-          <w:p>
-            <w:pPr>
-              <w:spacing w:after="0" w:line="252" w:lineRule="auto"/>
-            </w:pPr>
-            <w:r>
-              <w:rPr>
-                <w:rFonts w:ascii="Calibri" w:hAnsi="Calibri"/>
-                <w:sz w:val="17"/>
-              </w:rPr>
-              <w:t>Installing software needs that password. Without it you will be stuck five minutes in, and nobody in the room can help you.</w:t>
-            </w:r>
-          </w:p>
-        </w:tc>
-      </w:tr>
-      <w:tr>
-        <w:tc>
-          <w:tcPr>
-            <w:tcW w:type="dxa" w:w="394"/>
-            <w:tcMar>
-              <w:top w:w="60" w:type="dxa"/>
-              <w:start w:w="90" w:type="dxa"/>
-              <w:bottom w:w="60" w:type="dxa"/>
-              <w:end w:w="90" w:type="dxa"/>
-            </w:tcMar>
-            <w:shd w:val="clear" w:color="auto" w:fill="F2F5FB"/>
-          </w:tcPr>
-          <w:p>
-            <w:pPr>
-              <w:spacing w:after="0" w:line="252" w:lineRule="auto"/>
-            </w:pPr>
-            <w:r>
-              <w:rPr>
-                <w:rFonts w:ascii="Calibri" w:hAnsi="Calibri"/>
-                <w:b/>
-                <w:sz w:val="17"/>
-              </w:rPr>
-              <w:t>4</w:t>
-            </w:r>
-          </w:p>
-        </w:tc>
-        <w:tc>
-          <w:tcPr>
-            <w:tcW w:type="dxa" w:w="4535"/>
-            <w:tcMar>
-              <w:top w:w="60" w:type="dxa"/>
-              <w:start w:w="90" w:type="dxa"/>
-              <w:bottom w:w="60" w:type="dxa"/>
-              <w:end w:w="90" w:type="dxa"/>
-            </w:tcMar>
-            <w:shd w:val="clear" w:color="auto" w:fill="F2F5FB"/>
-          </w:tcPr>
-          <w:p>
-            <w:pPr>
-              <w:spacing w:after="0" w:line="252" w:lineRule="auto"/>
-            </w:pPr>
-            <w:r>
-              <w:rPr>
-                <w:rFonts w:ascii="Calibri" w:hAnsi="Calibri"/>
-                <w:sz w:val="17"/>
-              </w:rPr>
-              <w:t>Bring your laptop, your charger, and this printed guide.</w:t>
-            </w:r>
-          </w:p>
-        </w:tc>
-        <w:tc>
-          <w:tcPr>
-            <w:tcW w:type="dxa" w:w="986"/>
-            <w:tcMar>
-              <w:top w:w="60" w:type="dxa"/>
-              <w:start w:w="90" w:type="dxa"/>
-              <w:bottom w:w="60" w:type="dxa"/>
-              <w:end w:w="90" w:type="dxa"/>
-            </w:tcMar>
-            <w:shd w:val="clear" w:color="auto" w:fill="F2F5FB"/>
-          </w:tcPr>
-          <w:p>
-            <w:pPr>
-              <w:spacing w:after="0" w:line="252" w:lineRule="auto"/>
-            </w:pPr>
-            <w:r>
-              <w:rPr>
-                <w:rFonts w:ascii="Calibri" w:hAnsi="Calibri"/>
-                <w:sz w:val="17"/>
-              </w:rPr>
-              <w:t>—</w:t>
-            </w:r>
-          </w:p>
-        </w:tc>
-        <w:tc>
-          <w:tcPr>
-            <w:tcW w:type="dxa" w:w="3943"/>
-            <w:tcMar>
-              <w:top w:w="60" w:type="dxa"/>
-              <w:start w:w="90" w:type="dxa"/>
-              <w:bottom w:w="60" w:type="dxa"/>
-              <w:end w:w="90" w:type="dxa"/>
-            </w:tcMar>
-            <w:shd w:val="clear" w:color="auto" w:fill="F2F5FB"/>
-          </w:tcPr>
-          <w:p>
-            <w:pPr>
-              <w:spacing w:after="0" w:line="252" w:lineRule="auto"/>
-            </w:pPr>
-            <w:r>
-              <w:rPr>
-                <w:rFonts w:ascii="Calibri" w:hAnsi="Calibri"/>
-                <w:sz w:val="17"/>
-              </w:rPr>
-              <w:t>Sockets are limited. A charged battery means you are not fighting for one.</w:t>
-            </w:r>
-          </w:p>
-        </w:tc>
-      </w:tr>
-    </w:tbl>
-    <w:p>
-      <w:pPr>
-        <w:spacing w:after="200"/>
-      </w:pPr>
-    </w:p>
-    <w:p>
-      <w:pPr>
-        <w:spacing w:after="160" w:before="0" w:line="276" w:lineRule="auto"/>
-      </w:pPr>
-      <w:r>
-        <w:rPr>
-          <w:rFonts w:ascii="Calibri" w:hAnsi="Calibri"/>
-          <w:b/>
-          <w:i w:val="0"/>
-          <w:sz w:val="21"/>
-        </w:rPr>
-        <w:t>My GitHub username is: ______________________________          My laptop is:   Windows  /  Mac  /  Linux  /  I don't have one</w:t>
-      </w:r>
-    </w:p>
-    <w:p>
-      <w:pPr>
-        <w:spacing w:after="160"/>
-      </w:pPr>
-    </w:p>
-    <w:tbl>
-      <w:tblPr>
-        <w:tblW w:type="auto" w:w="0"/>
-        <w:jc w:val="center"/>
-        <w:tblLayout w:type="fixed"/>
-        <w:tblLook w:firstColumn="1" w:firstRow="1" w:lastColumn="0" w:lastRow="0" w:noHBand="0" w:noVBand="1" w:val="04A0"/>
-        <w:tblBorders>
-          <w:top w:val="single" w:sz="6" w:space="0" w:color="C00000"/>
-          <w:bottom w:val="single" w:sz="6" w:space="0" w:color="C00000"/>
-          <w:left w:val="single" w:sz="24" w:space="0" w:color="C00000"/>
-          <w:right w:val="single" w:sz="6" w:space="0" w:color="C00000"/>
-        </w:tblBorders>
-      </w:tblPr>
-      <w:tblGrid>
-        <w:gridCol w:w="9858"/>
-      </w:tblGrid>
-      <w:tr>
-        <w:tc>
-          <w:tcPr>
-            <w:tcW w:type="dxa" w:w="9858"/>
-            <w:tcMar>
-              <w:top w:w="110" w:type="dxa"/>
-              <w:start w:w="170" w:type="dxa"/>
-              <w:bottom w:w="110" w:type="dxa"/>
-              <w:end w:w="140" w:type="dxa"/>
-            </w:tcMar>
-            <w:shd w:val="clear" w:color="auto" w:fill="FCE4E4"/>
-          </w:tcPr>
-          <w:p>
-            <w:pPr>
-              <w:spacing w:after="60"/>
-            </w:pPr>
-            <w:r>
-              <w:rPr>
-                <w:rFonts w:ascii="Calibri" w:hAnsi="Calibri"/>
-                <w:b/>
-                <w:color w:val="C00000"/>
-                <w:sz w:val="19"/>
-              </w:rPr>
-              <w:t>One warning that matters more than it looks</w:t>
-            </w:r>
-          </w:p>
-          <w:p>
-            <w:pPr>
-              <w:spacing w:after="0" w:line="269" w:lineRule="auto"/>
-            </w:pPr>
-            <w:r>
-              <w:rPr>
-                <w:rFonts w:ascii="Calibri" w:hAnsi="Calibri"/>
-                <w:sz w:val="20"/>
-              </w:rPr>
-              <w:t>Do NOT install Python at home before the class unless you are told to. The course installs one specific version of Python, and all the other software on the course USB is built to match it exactly. If you install a different version, none of it will fit, and there is no way to fix that during the session. Wait for Week 2. It takes ten minutes there.</w:t>
-            </w:r>
-          </w:p>
-        </w:tc>
-      </w:tr>
-    </w:tbl>
-    <w:p>
-      <w:pPr>
-        <w:spacing w:after="160"/>
-      </w:pPr>
-    </w:p>
-    <w:p>
-      <w:pPr>
-        <w:pStyle w:val="Heading1"/>
-      </w:pPr>
-      <w:r>
-        <w:t>2. What we are installing, and what each thing is for</w:t>
-      </w:r>
-    </w:p>
-    <w:p>
-      <w:pPr>
-        <w:spacing w:after="160" w:before="0" w:line="276" w:lineRule="auto"/>
-      </w:pPr>
-      <w:r>
-        <w:rPr>
-          <w:rFonts w:ascii="Calibri" w:hAnsi="Calibri"/>
-          <w:b w:val="0"/>
-          <w:i w:val="0"/>
-          <w:sz w:val="21"/>
-        </w:rPr>
-        <w:t>Six pieces of software. That sounds like a lot; it is not, because each one answers a different question and you will meet them one at a time. Nobody memorises tools. You just need to know which one to reach for.</w:t>
-      </w:r>
-    </w:p>
-    <w:tbl>
-      <w:tblPr>
-        <w:tblW w:type="auto" w:w="0"/>
-        <w:jc w:val="center"/>
-        <w:tblLayout w:type="fixed"/>
-        <w:tblLook w:firstColumn="1" w:firstRow="1" w:lastColumn="0" w:lastRow="0" w:noHBand="0" w:noVBand="1" w:val="04A0"/>
-        <w:tblLayout w:type="fixed"/>
-        <w:tblBorders>
-          <w:top w:val="single" w:sz="6" w:space="0" w:color="B4C6E7"/>
-          <w:left w:val="single" w:sz="6" w:space="0" w:color="B4C6E7"/>
-          <w:bottom w:val="single" w:sz="6" w:space="0" w:color="B4C6E7"/>
-          <w:right w:val="single" w:sz="6" w:space="0" w:color="B4C6E7"/>
-          <w:insideH w:val="single" w:sz="4" w:space="0" w:color="D9E2F3"/>
-          <w:insideV w:val="single" w:sz="4" w:space="0" w:color="D9E2F3"/>
-        </w:tblBorders>
-      </w:tblPr>
-      <w:tblGrid>
-        <w:gridCol w:w="2365"/>
-        <w:gridCol w:w="4534"/>
-        <w:gridCol w:w="2957"/>
-      </w:tblGrid>
-      <w:tr>
-        <w:trPr>
-          <w:tblHeader w:val="true"/>
-        </w:trPr>
-        <w:tc>
-          <w:tcPr>
-            <w:tcW w:type="dxa" w:w="2366"/>
-            <w:shd w:val="clear" w:color="auto" w:fill="1F3864"/>
-            <w:tcMar>
-              <w:top w:w="60" w:type="dxa"/>
-              <w:start w:w="90" w:type="dxa"/>
-              <w:bottom w:w="60" w:type="dxa"/>
-              <w:end w:w="90" w:type="dxa"/>
-            </w:tcMar>
-          </w:tcPr>
-          <w:p>
-            <w:pPr>
-              <w:spacing w:after="0" w:line="240" w:lineRule="auto"/>
-            </w:pPr>
-            <w:r>
-              <w:rPr>
-                <w:rFonts w:ascii="Calibri" w:hAnsi="Calibri"/>
-                <w:b/>
-                <w:color w:val="FFFFFF"/>
-                <w:sz w:val="17"/>
-              </w:rPr>
-              <w:t>Software</w:t>
-            </w:r>
-          </w:p>
-        </w:tc>
-        <w:tc>
-          <w:tcPr>
-            <w:tcW w:type="dxa" w:w="4535"/>
-            <w:shd w:val="clear" w:color="auto" w:fill="1F3864"/>
-            <w:tcMar>
-              <w:top w:w="60" w:type="dxa"/>
-              <w:start w:w="90" w:type="dxa"/>
-              <w:bottom w:w="60" w:type="dxa"/>
-              <w:end w:w="90" w:type="dxa"/>
-            </w:tcMar>
-          </w:tcPr>
-          <w:p>
-            <w:pPr>
-              <w:spacing w:after="0" w:line="240" w:lineRule="auto"/>
-            </w:pPr>
-            <w:r>
-              <w:rPr>
-                <w:rFonts w:ascii="Calibri" w:hAnsi="Calibri"/>
-                <w:b/>
-                <w:color w:val="FFFFFF"/>
-                <w:sz w:val="17"/>
-              </w:rPr>
-              <w:t>The question it answers</w:t>
-            </w:r>
-          </w:p>
-        </w:tc>
-        <w:tc>
-          <w:tcPr>
-            <w:tcW w:type="dxa" w:w="2957"/>
-            <w:shd w:val="clear" w:color="auto" w:fill="1F3864"/>
-            <w:tcMar>
-              <w:top w:w="60" w:type="dxa"/>
-              <w:start w:w="90" w:type="dxa"/>
-              <w:bottom w:w="60" w:type="dxa"/>
-              <w:end w:w="90" w:type="dxa"/>
-            </w:tcMar>
-          </w:tcPr>
-          <w:p>
-            <w:pPr>
-              <w:spacing w:after="0" w:line="240" w:lineRule="auto"/>
-            </w:pPr>
-            <w:r>
-              <w:rPr>
-                <w:rFonts w:ascii="Calibri" w:hAnsi="Calibri"/>
-                <w:b/>
-                <w:color w:val="FFFFFF"/>
-                <w:sz w:val="17"/>
-              </w:rPr>
-              <w:t>You will use it</w:t>
-            </w:r>
-          </w:p>
-        </w:tc>
-      </w:tr>
-      <w:tr>
-        <w:tc>
-          <w:tcPr>
-            <w:tcW w:type="dxa" w:w="2366"/>
-            <w:tcMar>
-              <w:top w:w="60" w:type="dxa"/>
-              <w:start w:w="90" w:type="dxa"/>
-              <w:bottom w:w="60" w:type="dxa"/>
-              <w:end w:w="90" w:type="dxa"/>
-            </w:tcMar>
-          </w:tcPr>
-          <w:p>
-            <w:pPr>
-              <w:spacing w:after="0" w:line="252" w:lineRule="auto"/>
-            </w:pPr>
-            <w:r>
-              <w:rPr>
-                <w:rFonts w:ascii="Calibri" w:hAnsi="Calibri"/>
-                <w:b/>
-                <w:sz w:val="17"/>
-              </w:rPr>
-              <w:t>Python</w:t>
-            </w:r>
-          </w:p>
-        </w:tc>
-        <w:tc>
-          <w:tcPr>
-            <w:tcW w:type="dxa" w:w="4535"/>
-            <w:tcMar>
-              <w:top w:w="60" w:type="dxa"/>
-              <w:start w:w="90" w:type="dxa"/>
-              <w:bottom w:w="60" w:type="dxa"/>
-              <w:end w:w="90" w:type="dxa"/>
-            </w:tcMar>
-          </w:tcPr>
-          <w:p>
-            <w:pPr>
-              <w:spacing w:after="0" w:line="252" w:lineRule="auto"/>
-            </w:pPr>
-            <w:r>
-              <w:rPr>
-                <w:rFonts w:ascii="Calibri" w:hAnsi="Calibri"/>
-                <w:sz w:val="17"/>
-              </w:rPr>
-              <w:t>What actually runs the instructions I write?</w:t>
-            </w:r>
-          </w:p>
-        </w:tc>
-        <w:tc>
-          <w:tcPr>
-            <w:tcW w:type="dxa" w:w="2957"/>
-            <w:tcMar>
-              <w:top w:w="60" w:type="dxa"/>
-              <w:start w:w="90" w:type="dxa"/>
-              <w:bottom w:w="60" w:type="dxa"/>
-              <w:end w:w="90" w:type="dxa"/>
-            </w:tcMar>
-          </w:tcPr>
-          <w:p>
-            <w:pPr>
-              <w:spacing w:after="0" w:line="252" w:lineRule="auto"/>
-            </w:pPr>
-            <w:r>
-              <w:rPr>
-                <w:rFonts w:ascii="Calibri" w:hAnsi="Calibri"/>
-                <w:sz w:val="17"/>
-              </w:rPr>
-              <w:t>Every week, all year</w:t>
-            </w:r>
-          </w:p>
-        </w:tc>
-      </w:tr>
-      <w:tr>
-        <w:tc>
-          <w:tcPr>
-            <w:tcW w:type="dxa" w:w="2366"/>
-            <w:tcMar>
-              <w:top w:w="60" w:type="dxa"/>
-              <w:start w:w="90" w:type="dxa"/>
-              <w:bottom w:w="60" w:type="dxa"/>
-              <w:end w:w="90" w:type="dxa"/>
-            </w:tcMar>
-            <w:shd w:val="clear" w:color="auto" w:fill="F2F5FB"/>
-          </w:tcPr>
-          <w:p>
-            <w:pPr>
-              <w:spacing w:after="0" w:line="252" w:lineRule="auto"/>
-            </w:pPr>
-            <w:r>
-              <w:rPr>
-                <w:rFonts w:ascii="Calibri" w:hAnsi="Calibri"/>
-                <w:b/>
-                <w:sz w:val="17"/>
-              </w:rPr>
-              <w:t>VS Code</w:t>
-            </w:r>
-          </w:p>
-        </w:tc>
-        <w:tc>
-          <w:tcPr>
-            <w:tcW w:type="dxa" w:w="4535"/>
-            <w:tcMar>
-              <w:top w:w="60" w:type="dxa"/>
-              <w:start w:w="90" w:type="dxa"/>
-              <w:bottom w:w="60" w:type="dxa"/>
-              <w:end w:w="90" w:type="dxa"/>
-            </w:tcMar>
-            <w:shd w:val="clear" w:color="auto" w:fill="F2F5FB"/>
-          </w:tcPr>
-          <w:p>
-            <w:pPr>
-              <w:spacing w:after="0" w:line="252" w:lineRule="auto"/>
-            </w:pPr>
-            <w:r>
-              <w:rPr>
-                <w:rFonts w:ascii="Calibri" w:hAnsi="Calibri"/>
-                <w:sz w:val="17"/>
-              </w:rPr>
-              <w:t>Where do I write, run and fix code?</w:t>
-            </w:r>
-          </w:p>
-        </w:tc>
-        <w:tc>
-          <w:tcPr>
-            <w:tcW w:type="dxa" w:w="2957"/>
-            <w:tcMar>
-              <w:top w:w="60" w:type="dxa"/>
-              <w:start w:w="90" w:type="dxa"/>
-              <w:bottom w:w="60" w:type="dxa"/>
-              <w:end w:w="90" w:type="dxa"/>
-            </w:tcMar>
-            <w:shd w:val="clear" w:color="auto" w:fill="F2F5FB"/>
-          </w:tcPr>
-          <w:p>
-            <w:pPr>
-              <w:spacing w:after="0" w:line="252" w:lineRule="auto"/>
-            </w:pPr>
-            <w:r>
-              <w:rPr>
-                <w:rFonts w:ascii="Calibri" w:hAnsi="Calibri"/>
-                <w:sz w:val="17"/>
-              </w:rPr>
-              <w:t>Every week</w:t>
-            </w:r>
-          </w:p>
-        </w:tc>
-      </w:tr>
-      <w:tr>
-        <w:tc>
-          <w:tcPr>
-            <w:tcW w:type="dxa" w:w="2366"/>
-            <w:tcMar>
-              <w:top w:w="60" w:type="dxa"/>
-              <w:start w:w="90" w:type="dxa"/>
-              <w:bottom w:w="60" w:type="dxa"/>
-              <w:end w:w="90" w:type="dxa"/>
-            </w:tcMar>
-          </w:tcPr>
-          <w:p>
-            <w:pPr>
-              <w:spacing w:after="0" w:line="252" w:lineRule="auto"/>
-            </w:pPr>
-            <w:r>
-              <w:rPr>
-                <w:rFonts w:ascii="Calibri" w:hAnsi="Calibri"/>
-                <w:b/>
-                <w:sz w:val="17"/>
-              </w:rPr>
-              <w:t>Jupyter (inside VS Code)</w:t>
-            </w:r>
-          </w:p>
-        </w:tc>
-        <w:tc>
-          <w:tcPr>
-            <w:tcW w:type="dxa" w:w="4535"/>
-            <w:tcMar>
-              <w:top w:w="60" w:type="dxa"/>
-              <w:start w:w="90" w:type="dxa"/>
-              <w:bottom w:w="60" w:type="dxa"/>
-              <w:end w:w="90" w:type="dxa"/>
-            </w:tcMar>
-          </w:tcPr>
-          <w:p>
-            <w:pPr>
-              <w:spacing w:after="0" w:line="252" w:lineRule="auto"/>
-            </w:pPr>
-            <w:r>
-              <w:rPr>
-                <w:rFonts w:ascii="Calibri" w:hAnsi="Calibri"/>
-                <w:sz w:val="17"/>
-              </w:rPr>
-              <w:t>Where can I try things out on data and see the answer immediately?</w:t>
-            </w:r>
-          </w:p>
-        </w:tc>
-        <w:tc>
-          <w:tcPr>
-            <w:tcW w:type="dxa" w:w="2957"/>
-            <w:tcMar>
-              <w:top w:w="60" w:type="dxa"/>
-              <w:start w:w="90" w:type="dxa"/>
-              <w:bottom w:w="60" w:type="dxa"/>
-              <w:end w:w="90" w:type="dxa"/>
-            </w:tcMar>
-          </w:tcPr>
-          <w:p>
-            <w:pPr>
-              <w:spacing w:after="0" w:line="252" w:lineRule="auto"/>
-            </w:pPr>
-            <w:r>
-              <w:rPr>
-                <w:rFonts w:ascii="Calibri" w:hAnsi="Calibri"/>
-                <w:sz w:val="17"/>
-              </w:rPr>
-              <w:t>Every week from Week 5</w:t>
-            </w:r>
-          </w:p>
-        </w:tc>
-      </w:tr>
-      <w:tr>
-        <w:tc>
-          <w:tcPr>
-            <w:tcW w:type="dxa" w:w="2366"/>
-            <w:tcMar>
-              <w:top w:w="60" w:type="dxa"/>
-              <w:start w:w="90" w:type="dxa"/>
-              <w:bottom w:w="60" w:type="dxa"/>
-              <w:end w:w="90" w:type="dxa"/>
-            </w:tcMar>
-            <w:shd w:val="clear" w:color="auto" w:fill="F2F5FB"/>
-          </w:tcPr>
-          <w:p>
-            <w:pPr>
-              <w:spacing w:after="0" w:line="252" w:lineRule="auto"/>
-            </w:pPr>
-            <w:r>
-              <w:rPr>
-                <w:rFonts w:ascii="Calibri" w:hAnsi="Calibri"/>
-                <w:b/>
-                <w:sz w:val="17"/>
-              </w:rPr>
-              <w:t>Git and GitHub</w:t>
-            </w:r>
-          </w:p>
-        </w:tc>
-        <w:tc>
-          <w:tcPr>
-            <w:tcW w:type="dxa" w:w="4535"/>
-            <w:tcMar>
-              <w:top w:w="60" w:type="dxa"/>
-              <w:start w:w="90" w:type="dxa"/>
-              <w:bottom w:w="60" w:type="dxa"/>
-              <w:end w:w="90" w:type="dxa"/>
-            </w:tcMar>
-            <w:shd w:val="clear" w:color="auto" w:fill="F2F5FB"/>
-          </w:tcPr>
-          <w:p>
-            <w:pPr>
-              <w:spacing w:after="0" w:line="252" w:lineRule="auto"/>
-            </w:pPr>
-            <w:r>
-              <w:rPr>
-                <w:rFonts w:ascii="Calibri" w:hAnsi="Calibri"/>
-                <w:sz w:val="17"/>
-              </w:rPr>
-              <w:t>How do I keep my work safe, see what I changed, and prove it is mine?</w:t>
-            </w:r>
-          </w:p>
-        </w:tc>
-        <w:tc>
-          <w:tcPr>
-            <w:tcW w:type="dxa" w:w="2957"/>
-            <w:tcMar>
-              <w:top w:w="60" w:type="dxa"/>
-              <w:start w:w="90" w:type="dxa"/>
-              <w:bottom w:w="60" w:type="dxa"/>
-              <w:end w:w="90" w:type="dxa"/>
-            </w:tcMar>
-            <w:shd w:val="clear" w:color="auto" w:fill="F2F5FB"/>
-          </w:tcPr>
-          <w:p>
-            <w:pPr>
-              <w:spacing w:after="0" w:line="252" w:lineRule="auto"/>
-            </w:pPr>
-            <w:r>
-              <w:rPr>
-                <w:rFonts w:ascii="Calibri" w:hAnsi="Calibri"/>
-                <w:sz w:val="17"/>
-              </w:rPr>
-              <w:t>Every week — every piece of assessed work is submitted through it</w:t>
-            </w:r>
-          </w:p>
-        </w:tc>
-      </w:tr>
-      <w:tr>
-        <w:tc>
-          <w:tcPr>
-            <w:tcW w:type="dxa" w:w="2366"/>
-            <w:tcMar>
-              <w:top w:w="60" w:type="dxa"/>
-              <w:start w:w="90" w:type="dxa"/>
-              <w:bottom w:w="60" w:type="dxa"/>
-              <w:end w:w="90" w:type="dxa"/>
-            </w:tcMar>
-          </w:tcPr>
-          <w:p>
-            <w:pPr>
-              <w:spacing w:after="60" w:line="252" w:lineRule="auto"/>
-            </w:pPr>
-            <w:r>
-              <w:rPr>
-                <w:rFonts w:ascii="Calibri" w:hAnsi="Calibri"/>
-                <w:b/>
-                <w:sz w:val="17"/>
-              </w:rPr>
-              <w:t>The course packages</w:t>
-            </w:r>
-          </w:p>
-          <w:p>
-            <w:pPr>
-              <w:spacing w:after="0" w:line="252" w:lineRule="auto"/>
-            </w:pPr>
-            <w:r>
-              <w:rPr>
-                <w:rFonts w:ascii="Calibri" w:hAnsi="Calibri"/>
-                <w:b/>
-                <w:sz w:val="17"/>
-              </w:rPr>
-              <w:t>(numpy, pandas, matplotlib, seaborn, scikit-learn)</w:t>
-            </w:r>
-          </w:p>
-        </w:tc>
-        <w:tc>
-          <w:tcPr>
-            <w:tcW w:type="dxa" w:w="4535"/>
-            <w:tcMar>
-              <w:top w:w="60" w:type="dxa"/>
-              <w:start w:w="90" w:type="dxa"/>
-              <w:bottom w:w="60" w:type="dxa"/>
-              <w:end w:w="90" w:type="dxa"/>
-            </w:tcMar>
-          </w:tcPr>
-          <w:p>
-            <w:pPr>
-              <w:spacing w:after="0" w:line="252" w:lineRule="auto"/>
-            </w:pPr>
-            <w:r>
-              <w:rPr>
-                <w:rFonts w:ascii="Calibri" w:hAnsi="Calibri"/>
-                <w:sz w:val="17"/>
-              </w:rPr>
-              <w:t>How do I handle thousands of measurements, draw them, and build a model?</w:t>
-            </w:r>
-          </w:p>
-        </w:tc>
-        <w:tc>
-          <w:tcPr>
-            <w:tcW w:type="dxa" w:w="2957"/>
-            <w:tcMar>
-              <w:top w:w="60" w:type="dxa"/>
-              <w:start w:w="90" w:type="dxa"/>
-              <w:bottom w:w="60" w:type="dxa"/>
-              <w:end w:w="90" w:type="dxa"/>
-            </w:tcMar>
-          </w:tcPr>
-          <w:p>
-            <w:pPr>
-              <w:spacing w:after="0" w:line="252" w:lineRule="auto"/>
-            </w:pPr>
-            <w:r>
-              <w:rPr>
-                <w:rFonts w:ascii="Calibri" w:hAnsi="Calibri"/>
-                <w:sz w:val="17"/>
-              </w:rPr>
-              <w:t>From Week 5 onwards</w:t>
-            </w:r>
-          </w:p>
-        </w:tc>
-      </w:tr>
-      <w:tr>
-        <w:tc>
-          <w:tcPr>
-            <w:tcW w:type="dxa" w:w="2366"/>
-            <w:tcMar>
-              <w:top w:w="60" w:type="dxa"/>
-              <w:start w:w="90" w:type="dxa"/>
-              <w:bottom w:w="60" w:type="dxa"/>
-              <w:end w:w="90" w:type="dxa"/>
-            </w:tcMar>
-            <w:shd w:val="clear" w:color="auto" w:fill="F2F5FB"/>
-          </w:tcPr>
-          <w:p>
-            <w:pPr>
-              <w:spacing w:after="0" w:line="252" w:lineRule="auto"/>
-            </w:pPr>
-            <w:r>
-              <w:rPr>
-                <w:rFonts w:ascii="Calibri" w:hAnsi="Calibri"/>
-                <w:b/>
-                <w:sz w:val="17"/>
-              </w:rPr>
-              <w:t>A terminal (Command Prompt, Git Bash or Terminal)</w:t>
-            </w:r>
-          </w:p>
-        </w:tc>
-        <w:tc>
-          <w:tcPr>
-            <w:tcW w:type="dxa" w:w="4535"/>
-            <w:tcMar>
-              <w:top w:w="60" w:type="dxa"/>
-              <w:start w:w="90" w:type="dxa"/>
-              <w:bottom w:w="60" w:type="dxa"/>
-              <w:end w:w="90" w:type="dxa"/>
-            </w:tcMar>
-            <w:shd w:val="clear" w:color="auto" w:fill="F2F5FB"/>
-          </w:tcPr>
-          <w:p>
-            <w:pPr>
-              <w:spacing w:after="0" w:line="252" w:lineRule="auto"/>
-            </w:pPr>
-            <w:r>
-              <w:rPr>
-                <w:rFonts w:ascii="Calibri" w:hAnsi="Calibri"/>
-                <w:sz w:val="17"/>
-              </w:rPr>
-              <w:t>How do I tell the computer where things are and run things?</w:t>
-            </w:r>
-          </w:p>
-        </w:tc>
-        <w:tc>
-          <w:tcPr>
-            <w:tcW w:type="dxa" w:w="2957"/>
-            <w:tcMar>
-              <w:top w:w="60" w:type="dxa"/>
-              <w:start w:w="90" w:type="dxa"/>
-              <w:bottom w:w="60" w:type="dxa"/>
-              <w:end w:w="90" w:type="dxa"/>
-            </w:tcMar>
-            <w:shd w:val="clear" w:color="auto" w:fill="F2F5FB"/>
-          </w:tcPr>
-          <w:p>
-            <w:pPr>
-              <w:spacing w:after="0" w:line="252" w:lineRule="auto"/>
-            </w:pPr>
-            <w:r>
-              <w:rPr>
-                <w:rFonts w:ascii="Calibri" w:hAnsi="Calibri"/>
-                <w:sz w:val="17"/>
-              </w:rPr>
-              <w:t>A few commands only — about four</w:t>
-            </w:r>
-          </w:p>
-        </w:tc>
-      </w:tr>
-    </w:tbl>
-    <w:p>
-      <w:pPr>
-        <w:spacing w:after="200"/>
-      </w:pPr>
-    </w:p>
-    <w:p>
-      <w:pPr>
-        <w:spacing w:after="160" w:before="0" w:line="276" w:lineRule="auto"/>
-      </w:pPr>
-      <w:r>
-        <w:rPr>
-          <w:rFonts w:ascii="Calibri" w:hAnsi="Calibri"/>
-          <w:b w:val="0"/>
-          <w:i w:val="0"/>
-          <w:sz w:val="21"/>
-        </w:rPr>
-        <w:t>That is the whole toolkit for Semester 1. We are deliberately not installing anything else. Six tools learned properly beat twenty met once.</w:t>
+        <w:t>Opening and running a notebook</w:t>
       </w:r>
     </w:p>
     <w:p>
@@ -1494,202 +162,57 @@
         <w:pStyle w:val="Heading1"/>
       </w:pPr>
       <w:r>
-        <w:t>3. Stage 1 — Install Python</w:t>
+        <w:t>3 Open the notebook and upload its data</w:t>
       </w:r>
     </w:p>
     <w:p>
-      <w:pPr>
-        <w:spacing w:after="160" w:before="0" w:line="276" w:lineRule="auto"/>
-      </w:pPr>
+      <w:pPr/>
       <w:r>
-        <w:rPr>
-          <w:rFonts w:ascii="Calibri" w:hAnsi="Calibri"/>
-          <w:b w:val="0"/>
-          <w:i w:val="0"/>
-          <w:sz w:val="21"/>
-        </w:rPr>
-        <w:t>Python is the language. Installing it is the one step where a small mistake costs you the whole session, so read the two warnings.</w:t>
+        <w:t>A notebook (.ipynb) contains text and code in separate blocks called cells. A CSV (.csv) is a table stored as text. The runtime is the temporary computer Colab uses to run your code.</w:t>
       </w:r>
     </w:p>
     <w:p>
-      <w:pPr>
-        <w:pStyle w:val="Heading3"/>
-      </w:pPr>
+      <w:pPr/>
       <w:r>
-        <w:t>Windows</w:t>
+        <w:t xml:space="preserve">1. Go to </w:t>
+      </w:r>
+      <w:hyperlink r:id="rId10">
+        <w:r>
+          <w:rPr>
+            <w:color w:val="0563C1"/>
+          </w:rPr>
+          <w:t>https://colab.research.google.com</w:t>
+        </w:r>
+      </w:hyperlink>
+      <w:r>
+        <w:t>.</w:t>
+      </w:r>
+      <w:r>
+        <w:t xml:space="preserve"> Choose File &gt; Open notebook, then Upload. Choose proof_of_life.ipynb for A2. In later weeks choose the assignment notebook named in ASSIGNMENT_INSTRUCTIONS.txt.</w:t>
       </w:r>
     </w:p>
     <w:p>
-      <w:pPr>
-        <w:spacing w:after="160" w:before="0" w:line="276" w:lineRule="auto"/>
-      </w:pPr>
+      <w:pPr/>
       <w:r>
-        <w:rPr>
-          <w:rFonts w:ascii="Calibri" w:hAnsi="Calibri"/>
-          <w:b w:val="0"/>
-          <w:i w:val="0"/>
-          <w:sz w:val="21"/>
-        </w:rPr>
-        <w:t>Open the course USB or the network share folder the lecturer names. Inside the 'installers' folder, find the Python installer and double-click it.</w:t>
-      </w:r>
-    </w:p>
-    <w:tbl>
-      <w:tblPr>
-        <w:tblW w:type="auto" w:w="0"/>
-        <w:jc w:val="center"/>
-        <w:tblLayout w:type="fixed"/>
-        <w:tblLook w:firstColumn="1" w:firstRow="1" w:lastColumn="0" w:lastRow="0" w:noHBand="0" w:noVBand="1" w:val="04A0"/>
-        <w:tblBorders>
-          <w:top w:val="single" w:sz="6" w:space="0" w:color="C00000"/>
-          <w:bottom w:val="single" w:sz="6" w:space="0" w:color="C00000"/>
-          <w:left w:val="single" w:sz="24" w:space="0" w:color="C00000"/>
-          <w:right w:val="single" w:sz="6" w:space="0" w:color="C00000"/>
-        </w:tblBorders>
-      </w:tblPr>
-      <w:tblGrid>
-        <w:gridCol w:w="9858"/>
-      </w:tblGrid>
-      <w:tr>
-        <w:tc>
-          <w:tcPr>
-            <w:tcW w:type="dxa" w:w="9858"/>
-            <w:tcMar>
-              <w:top w:w="110" w:type="dxa"/>
-              <w:start w:w="170" w:type="dxa"/>
-              <w:bottom w:w="110" w:type="dxa"/>
-              <w:end w:w="140" w:type="dxa"/>
-            </w:tcMar>
-            <w:shd w:val="clear" w:color="auto" w:fill="FCE4E4"/>
-          </w:tcPr>
-          <w:p>
-            <w:pPr>
-              <w:spacing w:after="60"/>
-            </w:pPr>
-            <w:r>
-              <w:rPr>
-                <w:rFonts w:ascii="Calibri" w:hAnsi="Calibri"/>
-                <w:b/>
-                <w:color w:val="C00000"/>
-                <w:sz w:val="19"/>
-              </w:rPr>
-              <w:t>The one box everybody misses</w:t>
-            </w:r>
-          </w:p>
-          <w:p>
-            <w:pPr>
-              <w:spacing w:after="0" w:line="269" w:lineRule="auto"/>
-            </w:pPr>
-            <w:r>
-              <w:rPr>
-                <w:rFonts w:ascii="Calibri" w:hAnsi="Calibri"/>
-                <w:sz w:val="20"/>
-              </w:rPr>
-              <w:t>On the FIRST screen of the Python installer there is a small tick-box near the bottom that says "Add python.exe to PATH" (older versions say "Add Python to PATH"). TICK IT. Then click Install Now.</w:t>
-              <w:br/>
-              <w:br/>
-              <w:t>If you miss it, Python installs but your computer cannot find it, and every command afterwards fails with 'python is not recognized'. The fix is to run the installer again and tick the box.</w:t>
-            </w:r>
-          </w:p>
-        </w:tc>
-      </w:tr>
-    </w:tbl>
-    <w:p>
-      <w:pPr>
-        <w:spacing w:after="160"/>
-      </w:pPr>
-    </w:p>
-    <w:p>
-      <w:pPr>
-        <w:pStyle w:val="Heading3"/>
-      </w:pPr>
-      <w:r>
-        <w:t>macOS</w:t>
+        <w:t>2. Use File &gt; Save a copy in Drive to keep your own editable working copy. This saves a notebook to your Google Drive; it does not submit the assignment.</w:t>
       </w:r>
     </w:p>
     <w:p>
-      <w:pPr>
-        <w:spacing w:after="160" w:before="0" w:line="276" w:lineRule="auto"/>
-      </w:pPr>
+      <w:pPr/>
       <w:r>
-        <w:rPr>
-          <w:rFonts w:ascii="Calibri" w:hAnsi="Calibri"/>
-          <w:b w:val="0"/>
-          <w:i w:val="0"/>
-          <w:sz w:val="21"/>
-        </w:rPr>
-        <w:t>Open the installers folder on the USB, double-click the Python .pkg file, and follow the prompts. There is no PATH box to tick on macOS.</w:t>
+        <w:t>3. Click Connect if needed. Select the folder icon in the left sidebar to open Files. Click its Upload button and choose the CSV from the SAME extracted weekly folder. For weeks with helper .py files, upload those too. A helper is supplied code the notebook imports; do not edit it.</w:t>
       </w:r>
     </w:p>
     <w:p>
-      <w:pPr>
-        <w:pStyle w:val="Heading3"/>
-      </w:pPr>
+      <w:pPr/>
       <w:r>
-        <w:t>Linux</w:t>
+        <w:t>4. Check the exact filenames appear in Files, including their extensions. Uploading a CSV through File &gt; Open notebook is the wrong route: that dialog is for .ipynb files.</w:t>
       </w:r>
     </w:p>
     <w:p>
-      <w:pPr>
-        <w:spacing w:after="160" w:before="0" w:line="276" w:lineRule="auto"/>
-      </w:pPr>
+      <w:pPr/>
       <w:r>
-        <w:rPr>
-          <w:rFonts w:ascii="Calibri" w:hAnsi="Calibri"/>
-          <w:b w:val="0"/>
-          <w:i w:val="0"/>
-          <w:sz w:val="21"/>
-        </w:rPr>
-        <w:t>Most Linux laptops already have a suitable Python. Skip to Stage 2 and let the verification in Stage 5 tell you whether you need anything. If it says your version is too old, ask a helper — the command depends on which Linux you have.</w:t>
-      </w:r>
-    </w:p>
-    <w:p>
-      <w:pPr>
-        <w:pStyle w:val="Heading3"/>
-      </w:pPr>
-      <w:r>
-        <w:t>Check it worked</w:t>
-      </w:r>
-    </w:p>
-    <w:p>
-      <w:pPr>
-        <w:spacing w:after="160" w:before="0" w:line="276" w:lineRule="auto"/>
-      </w:pPr>
-      <w:r>
-        <w:rPr>
-          <w:rFonts w:ascii="Calibri" w:hAnsi="Calibri"/>
-          <w:b w:val="0"/>
-          <w:i w:val="0"/>
-          <w:sz w:val="21"/>
-        </w:rPr>
-        <w:t>Open a terminal. On Windows press the Start key, type cmd and press Enter. On macOS press Command and Space, type terminal and press Enter. Then type this and press Enter:</w:t>
-      </w:r>
-    </w:p>
-    <w:p>
-      <w:pPr>
-        <w:spacing w:after="160" w:before="0" w:line="276" w:lineRule="auto"/>
-      </w:pPr>
-      <w:r>
-        <w:rPr>
-          <w:rFonts w:ascii="Calibri" w:hAnsi="Calibri"/>
-          <w:b/>
-          <w:i w:val="0"/>
-          <w:sz w:val="21"/>
-        </w:rPr>
-        <w:t xml:space="preserve">        python --version</w:t>
-      </w:r>
-    </w:p>
-    <w:p>
-      <w:pPr>
-        <w:spacing w:after="160" w:before="0" w:line="276" w:lineRule="auto"/>
-      </w:pPr>
-      <w:r>
-        <w:rPr>
-          <w:rFonts w:ascii="Calibri" w:hAnsi="Calibri"/>
-          <w:b w:val="0"/>
-          <w:i w:val="0"/>
-          <w:sz w:val="21"/>
-        </w:rPr>
-        <w:t>You should see a version number printed back. If Windows says 'python is not recognized', try 'py --version' instead; if that works, use 'py' wherever this guide says 'python'. If neither works, re-run the installer and tick the PATH box.</w:t>
+        <w:t>5. Find STUDENT_ID in the first code cell. Replace only YOUR_ID, keeping the quotation marks, with your own Student Registration Number exactly as on your university record. Keep any slashes here. Check COHORT matches your course code.</w:t>
       </w:r>
     </w:p>
     <w:p>
@@ -1697,852 +220,50 @@
         <w:pStyle w:val="Heading1"/>
       </w:pPr>
       <w:r>
-        <w:t>4. Stage 2 — Install VS Code and two extensions</w:t>
+        <w:t>4 Run and edit cells in order</w:t>
       </w:r>
     </w:p>
     <w:p>
-      <w:pPr>
-        <w:spacing w:after="160" w:before="0" w:line="276" w:lineRule="auto"/>
-      </w:pPr>
+      <w:pPr/>
       <w:r>
-        <w:rPr>
-          <w:rFonts w:ascii="Calibri" w:hAnsi="Calibri"/>
-          <w:b w:val="0"/>
-          <w:i w:val="0"/>
-          <w:sz w:val="21"/>
-        </w:rPr>
-        <w:t>VS Code is where you will write code. It is a text editor that knows about Python: it colours your code, points at your mistakes before you run them, and lets you run things without leaving the window.</w:t>
+        <w:t>1. Click inside a code cell, then press Shift+Enter or its triangular Run button. Read the output below it before moving to the next cell.</w:t>
       </w:r>
     </w:p>
     <w:p>
-      <w:pPr>
-        <w:spacing w:after="160" w:before="0" w:line="276" w:lineRule="auto"/>
-      </w:pPr>
+      <w:pPr/>
       <w:r>
-        <w:rPr>
-          <w:rFonts w:ascii="Calibri" w:hAnsi="Calibri"/>
-          <w:b w:val="0"/>
-          <w:i w:val="0"/>
-          <w:sz w:val="21"/>
-        </w:rPr>
-        <w:t>From the installers folder, run the VS Code installer and accept the defaults. On Windows, if it offers "Add to PATH" or "Open with Code", accept those too.</w:t>
+        <w:t>2. A text cell gives instructions or holds your written answer. Double-click it to edit; write your own explanation and click outside it to finish. Do not type an explanation into a code cell unless it is a Python comment.</w:t>
       </w:r>
     </w:p>
     <w:p>
-      <w:pPr>
-        <w:spacing w:after="160" w:before="0" w:line="276" w:lineRule="auto"/>
-      </w:pPr>
+      <w:pPr/>
       <w:r>
-        <w:rPr>
-          <w:rFonts w:ascii="Calibri" w:hAnsi="Calibri"/>
-          <w:b w:val="0"/>
-          <w:i w:val="0"/>
-          <w:sz w:val="21"/>
-        </w:rPr>
-        <w:t>Then two extensions, which are the parts that make it understand Python. They are large downloads, so they are on the USB as files ending in .vsix and you install them from there:</w:t>
-      </w:r>
-    </w:p>
-    <w:tbl>
-      <w:tblPr>
-        <w:tblW w:type="auto" w:w="0"/>
-        <w:jc w:val="center"/>
-        <w:tblLayout w:type="fixed"/>
-        <w:tblLook w:firstColumn="1" w:firstRow="1" w:lastColumn="0" w:lastRow="0" w:noHBand="0" w:noVBand="1" w:val="04A0"/>
-        <w:tblLayout w:type="fixed"/>
-        <w:tblBorders>
-          <w:top w:val="single" w:sz="6" w:space="0" w:color="B4C6E7"/>
-          <w:left w:val="single" w:sz="6" w:space="0" w:color="B4C6E7"/>
-          <w:bottom w:val="single" w:sz="6" w:space="0" w:color="B4C6E7"/>
-          <w:right w:val="single" w:sz="6" w:space="0" w:color="B4C6E7"/>
-          <w:insideH w:val="single" w:sz="4" w:space="0" w:color="D9E2F3"/>
-          <w:insideV w:val="single" w:sz="4" w:space="0" w:color="D9E2F3"/>
-        </w:tblBorders>
-      </w:tblPr>
-      <w:tblGrid>
-        <w:gridCol w:w="788"/>
-        <w:gridCol w:w="9069"/>
-      </w:tblGrid>
-      <w:tr>
-        <w:trPr>
-          <w:tblHeader w:val="true"/>
-        </w:trPr>
-        <w:tc>
-          <w:tcPr>
-            <w:tcW w:type="dxa" w:w="789"/>
-            <w:shd w:val="clear" w:color="auto" w:fill="1F3864"/>
-            <w:tcMar>
-              <w:top w:w="60" w:type="dxa"/>
-              <w:start w:w="90" w:type="dxa"/>
-              <w:bottom w:w="60" w:type="dxa"/>
-              <w:end w:w="90" w:type="dxa"/>
-            </w:tcMar>
-          </w:tcPr>
-          <w:p>
-            <w:pPr>
-              <w:spacing w:after="0" w:line="240" w:lineRule="auto"/>
-            </w:pPr>
-            <w:r>
-              <w:rPr>
-                <w:rFonts w:ascii="Calibri" w:hAnsi="Calibri"/>
-                <w:b/>
-                <w:color w:val="FFFFFF"/>
-                <w:sz w:val="17"/>
-              </w:rPr>
-              <w:t>Step</w:t>
-            </w:r>
-          </w:p>
-        </w:tc>
-        <w:tc>
-          <w:tcPr>
-            <w:tcW w:type="dxa" w:w="9069"/>
-            <w:shd w:val="clear" w:color="auto" w:fill="1F3864"/>
-            <w:tcMar>
-              <w:top w:w="60" w:type="dxa"/>
-              <w:start w:w="90" w:type="dxa"/>
-              <w:bottom w:w="60" w:type="dxa"/>
-              <w:end w:w="90" w:type="dxa"/>
-            </w:tcMar>
-          </w:tcPr>
-          <w:p>
-            <w:pPr>
-              <w:spacing w:after="0" w:line="240" w:lineRule="auto"/>
-            </w:pPr>
-            <w:r>
-              <w:rPr>
-                <w:rFonts w:ascii="Calibri" w:hAnsi="Calibri"/>
-                <w:b/>
-                <w:color w:val="FFFFFF"/>
-                <w:sz w:val="17"/>
-              </w:rPr>
-              <w:t>What to do</w:t>
-            </w:r>
-          </w:p>
-        </w:tc>
-      </w:tr>
-      <w:tr>
-        <w:tc>
-          <w:tcPr>
-            <w:tcW w:type="dxa" w:w="789"/>
-            <w:tcMar>
-              <w:top w:w="60" w:type="dxa"/>
-              <w:start w:w="90" w:type="dxa"/>
-              <w:bottom w:w="60" w:type="dxa"/>
-              <w:end w:w="90" w:type="dxa"/>
-            </w:tcMar>
-          </w:tcPr>
-          <w:p>
-            <w:pPr>
-              <w:spacing w:after="0" w:line="252" w:lineRule="auto"/>
-            </w:pPr>
-            <w:r>
-              <w:rPr>
-                <w:rFonts w:ascii="Calibri" w:hAnsi="Calibri"/>
-                <w:b/>
-                <w:sz w:val="17"/>
-              </w:rPr>
-              <w:t>1</w:t>
-            </w:r>
-          </w:p>
-        </w:tc>
-        <w:tc>
-          <w:tcPr>
-            <w:tcW w:type="dxa" w:w="9069"/>
-            <w:tcMar>
-              <w:top w:w="60" w:type="dxa"/>
-              <w:start w:w="90" w:type="dxa"/>
-              <w:bottom w:w="60" w:type="dxa"/>
-              <w:end w:w="90" w:type="dxa"/>
-            </w:tcMar>
-          </w:tcPr>
-          <w:p>
-            <w:pPr>
-              <w:spacing w:after="0" w:line="252" w:lineRule="auto"/>
-            </w:pPr>
-            <w:r>
-              <w:rPr>
-                <w:rFonts w:ascii="Calibri" w:hAnsi="Calibri"/>
-                <w:sz w:val="17"/>
-              </w:rPr>
-              <w:t>Open VS Code.</w:t>
-            </w:r>
-          </w:p>
-        </w:tc>
-      </w:tr>
-      <w:tr>
-        <w:tc>
-          <w:tcPr>
-            <w:tcW w:type="dxa" w:w="789"/>
-            <w:tcMar>
-              <w:top w:w="60" w:type="dxa"/>
-              <w:start w:w="90" w:type="dxa"/>
-              <w:bottom w:w="60" w:type="dxa"/>
-              <w:end w:w="90" w:type="dxa"/>
-            </w:tcMar>
-            <w:shd w:val="clear" w:color="auto" w:fill="F2F5FB"/>
-          </w:tcPr>
-          <w:p>
-            <w:pPr>
-              <w:spacing w:after="0" w:line="252" w:lineRule="auto"/>
-            </w:pPr>
-            <w:r>
-              <w:rPr>
-                <w:rFonts w:ascii="Calibri" w:hAnsi="Calibri"/>
-                <w:b/>
-                <w:sz w:val="17"/>
-              </w:rPr>
-              <w:t>2</w:t>
-            </w:r>
-          </w:p>
-        </w:tc>
-        <w:tc>
-          <w:tcPr>
-            <w:tcW w:type="dxa" w:w="9069"/>
-            <w:tcMar>
-              <w:top w:w="60" w:type="dxa"/>
-              <w:start w:w="90" w:type="dxa"/>
-              <w:bottom w:w="60" w:type="dxa"/>
-              <w:end w:w="90" w:type="dxa"/>
-            </w:tcMar>
-            <w:shd w:val="clear" w:color="auto" w:fill="F2F5FB"/>
-          </w:tcPr>
-          <w:p>
-            <w:pPr>
-              <w:spacing w:after="0" w:line="252" w:lineRule="auto"/>
-            </w:pPr>
-            <w:r>
-              <w:rPr>
-                <w:rFonts w:ascii="Calibri" w:hAnsi="Calibri"/>
-                <w:sz w:val="17"/>
-              </w:rPr>
-              <w:t>Click the Extensions icon in the left-hand bar — it looks like four small squares, one detached.</w:t>
-            </w:r>
-          </w:p>
-        </w:tc>
-      </w:tr>
-      <w:tr>
-        <w:tc>
-          <w:tcPr>
-            <w:tcW w:type="dxa" w:w="789"/>
-            <w:tcMar>
-              <w:top w:w="60" w:type="dxa"/>
-              <w:start w:w="90" w:type="dxa"/>
-              <w:bottom w:w="60" w:type="dxa"/>
-              <w:end w:w="90" w:type="dxa"/>
-            </w:tcMar>
-          </w:tcPr>
-          <w:p>
-            <w:pPr>
-              <w:spacing w:after="0" w:line="252" w:lineRule="auto"/>
-            </w:pPr>
-            <w:r>
-              <w:rPr>
-                <w:rFonts w:ascii="Calibri" w:hAnsi="Calibri"/>
-                <w:b/>
-                <w:sz w:val="17"/>
-              </w:rPr>
-              <w:t>3</w:t>
-            </w:r>
-          </w:p>
-        </w:tc>
-        <w:tc>
-          <w:tcPr>
-            <w:tcW w:type="dxa" w:w="9069"/>
-            <w:tcMar>
-              <w:top w:w="60" w:type="dxa"/>
-              <w:start w:w="90" w:type="dxa"/>
-              <w:bottom w:w="60" w:type="dxa"/>
-              <w:end w:w="90" w:type="dxa"/>
-            </w:tcMar>
-          </w:tcPr>
-          <w:p>
-            <w:pPr>
-              <w:spacing w:after="0" w:line="252" w:lineRule="auto"/>
-            </w:pPr>
-            <w:r>
-              <w:rPr>
-                <w:rFonts w:ascii="Calibri" w:hAnsi="Calibri"/>
-                <w:sz w:val="17"/>
-              </w:rPr>
-              <w:t>At the top of that panel click the '...' menu, then choose 'Install from VSIX...'.</w:t>
-            </w:r>
-          </w:p>
-        </w:tc>
-      </w:tr>
-      <w:tr>
-        <w:tc>
-          <w:tcPr>
-            <w:tcW w:type="dxa" w:w="789"/>
-            <w:tcMar>
-              <w:top w:w="60" w:type="dxa"/>
-              <w:start w:w="90" w:type="dxa"/>
-              <w:bottom w:w="60" w:type="dxa"/>
-              <w:end w:w="90" w:type="dxa"/>
-            </w:tcMar>
-            <w:shd w:val="clear" w:color="auto" w:fill="F2F5FB"/>
-          </w:tcPr>
-          <w:p>
-            <w:pPr>
-              <w:spacing w:after="0" w:line="252" w:lineRule="auto"/>
-            </w:pPr>
-            <w:r>
-              <w:rPr>
-                <w:rFonts w:ascii="Calibri" w:hAnsi="Calibri"/>
-                <w:b/>
-                <w:sz w:val="17"/>
-              </w:rPr>
-              <w:t>4</w:t>
-            </w:r>
-          </w:p>
-        </w:tc>
-        <w:tc>
-          <w:tcPr>
-            <w:tcW w:type="dxa" w:w="9069"/>
-            <w:tcMar>
-              <w:top w:w="60" w:type="dxa"/>
-              <w:start w:w="90" w:type="dxa"/>
-              <w:bottom w:w="60" w:type="dxa"/>
-              <w:end w:w="90" w:type="dxa"/>
-            </w:tcMar>
-            <w:shd w:val="clear" w:color="auto" w:fill="F2F5FB"/>
-          </w:tcPr>
-          <w:p>
-            <w:pPr>
-              <w:spacing w:after="0" w:line="252" w:lineRule="auto"/>
-            </w:pPr>
-            <w:r>
-              <w:rPr>
-                <w:rFonts w:ascii="Calibri" w:hAnsi="Calibri"/>
-                <w:sz w:val="17"/>
-              </w:rPr>
-              <w:t>Select the Python .vsix file from the USB. Wait for it to finish.</w:t>
-            </w:r>
-          </w:p>
-        </w:tc>
-      </w:tr>
-      <w:tr>
-        <w:tc>
-          <w:tcPr>
-            <w:tcW w:type="dxa" w:w="789"/>
-            <w:tcMar>
-              <w:top w:w="60" w:type="dxa"/>
-              <w:start w:w="90" w:type="dxa"/>
-              <w:bottom w:w="60" w:type="dxa"/>
-              <w:end w:w="90" w:type="dxa"/>
-            </w:tcMar>
-          </w:tcPr>
-          <w:p>
-            <w:pPr>
-              <w:spacing w:after="0" w:line="252" w:lineRule="auto"/>
-            </w:pPr>
-            <w:r>
-              <w:rPr>
-                <w:rFonts w:ascii="Calibri" w:hAnsi="Calibri"/>
-                <w:b/>
-                <w:sz w:val="17"/>
-              </w:rPr>
-              <w:t>5</w:t>
-            </w:r>
-          </w:p>
-        </w:tc>
-        <w:tc>
-          <w:tcPr>
-            <w:tcW w:type="dxa" w:w="9069"/>
-            <w:tcMar>
-              <w:top w:w="60" w:type="dxa"/>
-              <w:start w:w="90" w:type="dxa"/>
-              <w:bottom w:w="60" w:type="dxa"/>
-              <w:end w:w="90" w:type="dxa"/>
-            </w:tcMar>
-          </w:tcPr>
-          <w:p>
-            <w:pPr>
-              <w:spacing w:after="0" w:line="252" w:lineRule="auto"/>
-            </w:pPr>
-            <w:r>
-              <w:rPr>
-                <w:rFonts w:ascii="Calibri" w:hAnsi="Calibri"/>
-                <w:sz w:val="17"/>
-              </w:rPr>
-              <w:t>Repeat for the Jupyter .vsix file.</w:t>
-            </w:r>
-          </w:p>
-        </w:tc>
-      </w:tr>
-      <w:tr>
-        <w:tc>
-          <w:tcPr>
-            <w:tcW w:type="dxa" w:w="789"/>
-            <w:tcMar>
-              <w:top w:w="60" w:type="dxa"/>
-              <w:start w:w="90" w:type="dxa"/>
-              <w:bottom w:w="60" w:type="dxa"/>
-              <w:end w:w="90" w:type="dxa"/>
-            </w:tcMar>
-            <w:shd w:val="clear" w:color="auto" w:fill="F2F5FB"/>
-          </w:tcPr>
-          <w:p>
-            <w:pPr>
-              <w:spacing w:after="0" w:line="252" w:lineRule="auto"/>
-            </w:pPr>
-            <w:r>
-              <w:rPr>
-                <w:rFonts w:ascii="Calibri" w:hAnsi="Calibri"/>
-                <w:b/>
-                <w:sz w:val="17"/>
-              </w:rPr>
-              <w:t>6</w:t>
-            </w:r>
-          </w:p>
-        </w:tc>
-        <w:tc>
-          <w:tcPr>
-            <w:tcW w:type="dxa" w:w="9069"/>
-            <w:tcMar>
-              <w:top w:w="60" w:type="dxa"/>
-              <w:start w:w="90" w:type="dxa"/>
-              <w:bottom w:w="60" w:type="dxa"/>
-              <w:end w:w="90" w:type="dxa"/>
-            </w:tcMar>
-            <w:shd w:val="clear" w:color="auto" w:fill="F2F5FB"/>
-          </w:tcPr>
-          <w:p>
-            <w:pPr>
-              <w:spacing w:after="0" w:line="252" w:lineRule="auto"/>
-            </w:pPr>
-            <w:r>
-              <w:rPr>
-                <w:rFonts w:ascii="Calibri" w:hAnsi="Calibri"/>
-                <w:sz w:val="17"/>
-              </w:rPr>
-              <w:t>Close VS Code and open it again.</w:t>
-            </w:r>
-          </w:p>
-        </w:tc>
-      </w:tr>
-    </w:tbl>
-    <w:p>
-      <w:pPr>
-        <w:pStyle w:val="Heading1"/>
-      </w:pPr>
-      <w:r>
-        <w:t>5. Stage 3 — Install Git and tell it who you are</w:t>
+        <w:t>3. For A2, follow the main notebook first. Open 01, 02, 03 and 04 only when the lecturer directs the error-repair practice. These files are deliberately broken. Keep your repairs for practice; none is a required upload. hello_engineering.py is an optional demonstration, also not an upload.</w:t>
       </w:r>
     </w:p>
     <w:p>
-      <w:pPr>
-        <w:spacing w:after="160" w:before="0" w:line="276" w:lineRule="auto"/>
-      </w:pPr>
+      <w:pPr/>
       <w:r>
-        <w:rPr>
-          <w:rFonts w:ascii="Calibri" w:hAnsi="Calibri"/>
-          <w:b w:val="0"/>
-          <w:i w:val="0"/>
-          <w:sz w:val="21"/>
-        </w:rPr>
-        <w:t>Git records every version of your work. GitHub is the website that stores it. Together they are how you submit everything this year, and how a marker sees that you did the work rather than one teammate.</w:t>
+        <w:t>4. Return to proof_of_life.ipynb and write your own answer after My explanation: and keep that prefix. Describe what changed when you repeated the increment cell and what a fresh ordered run does.</w:t>
       </w:r>
     </w:p>
     <w:p>
-      <w:pPr>
-        <w:pStyle w:val="Heading3"/>
-      </w:pPr>
+      <w:pPr/>
       <w:r>
-        <w:t>Windows</w:t>
+        <w:t>5. Choose Runtime &gt; Restart session, then Runtime &gt; Run all (or the combined restart-and-run-all command if shown). A restart clears remembered variable values. If the runtime was deleted or reconnected, upload the data again when missing.</w:t>
       </w:r>
     </w:p>
     <w:p>
-      <w:pPr>
-        <w:spacing w:after="160" w:before="0" w:line="276" w:lineRule="auto"/>
-      </w:pPr>
+      <w:pPr/>
+      <w:r/>
       <w:r>
         <w:rPr>
-          <w:rFonts w:ascii="Calibri" w:hAnsi="Calibri"/>
-          <w:b w:val="0"/>
-          <w:i w:val="0"/>
-          <w:sz w:val="21"/>
+          <w:b/>
         </w:rPr>
-        <w:t>Run the Git installer from the USB and accept the defaults throughout. This also gives you a terminal called Git Bash, which we will use in class — it understands the same commands as the Mac and Linux machines, so everyone in the room can follow one set of instructions.</w:t>
+        <w:t>A2 ready check:</w:t>
       </w:r>
-    </w:p>
-    <w:p>
-      <w:pPr>
-        <w:pStyle w:val="Heading3"/>
-      </w:pPr>
       <w:r>
-        <w:t>macOS and Linux</w:t>
-      </w:r>
-    </w:p>
-    <w:p>
-      <w:pPr>
-        <w:spacing w:after="160" w:before="0" w:line="276" w:lineRule="auto"/>
-      </w:pPr>
-      <w:r>
-        <w:rPr>
-          <w:rFonts w:ascii="Calibri" w:hAnsi="Calibri"/>
-          <w:b w:val="0"/>
-          <w:i w:val="0"/>
-          <w:sz w:val="21"/>
-        </w:rPr>
-        <w:t>Type 'git --version' in a terminal. If it prints a version, you already have it. On macOS, if it offers to install developer tools, accept.</w:t>
-      </w:r>
-    </w:p>
-    <w:p>
-      <w:pPr>
-        <w:pStyle w:val="Heading3"/>
-      </w:pPr>
-      <w:r>
-        <w:t>Now tell Git who you are — everybody must do this</w:t>
-      </w:r>
-    </w:p>
-    <w:p>
-      <w:pPr>
-        <w:spacing w:after="160" w:before="0" w:line="276" w:lineRule="auto"/>
-      </w:pPr>
-      <w:r>
-        <w:rPr>
-          <w:rFonts w:ascii="Calibri" w:hAnsi="Calibri"/>
-          <w:b w:val="0"/>
-          <w:i w:val="0"/>
-          <w:sz w:val="21"/>
-        </w:rPr>
-        <w:t>Git refuses to record a change without a name attached. Type these two commands, replacing the name and email with your own. Keep the quotation marks.</w:t>
-      </w:r>
-    </w:p>
-    <w:p>
-      <w:pPr>
-        <w:spacing w:after="40" w:before="0" w:line="276" w:lineRule="auto"/>
-      </w:pPr>
-      <w:r>
-        <w:rPr>
-          <w:rFonts w:ascii="Calibri" w:hAnsi="Calibri"/>
-          <w:b/>
-          <w:i w:val="0"/>
-          <w:sz w:val="21"/>
-        </w:rPr>
-        <w:t xml:space="preserve">        git config --global user.name "Your Full Name"</w:t>
-      </w:r>
-    </w:p>
-    <w:p>
-      <w:pPr>
-        <w:spacing w:after="160" w:before="0" w:line="276" w:lineRule="auto"/>
-      </w:pPr>
-      <w:r>
-        <w:rPr>
-          <w:rFonts w:ascii="Calibri" w:hAnsi="Calibri"/>
-          <w:b/>
-          <w:i w:val="0"/>
-          <w:sz w:val="21"/>
-        </w:rPr>
-        <w:t xml:space="preserve">        git config --global user.email "your.email@example.com"</w:t>
-      </w:r>
-    </w:p>
-    <w:p>
-      <w:pPr>
-        <w:spacing w:after="160" w:before="0" w:line="276" w:lineRule="auto"/>
-      </w:pPr>
-      <w:r>
-        <w:rPr>
-          <w:rFonts w:ascii="Calibri" w:hAnsi="Calibri"/>
-          <w:b w:val="0"/>
-          <w:i w:val="0"/>
-          <w:sz w:val="21"/>
-        </w:rPr>
-        <w:t>Use the same email address as your GitHub account. Nothing is printed when these work — silence means success. You only ever do this once.</w:t>
-      </w:r>
-    </w:p>
-    <w:p>
-      <w:pPr>
-        <w:pStyle w:val="Heading1"/>
-      </w:pPr>
-      <w:r>
-        <w:t>6. Stage 4 — Install the course packages, offline</w:t>
-      </w:r>
-    </w:p>
-    <w:p>
-      <w:pPr>
-        <w:spacing w:after="160" w:before="0" w:line="276" w:lineRule="auto"/>
-      </w:pPr>
-      <w:r>
-        <w:rPr>
-          <w:rFonts w:ascii="Calibri" w:hAnsi="Calibri"/>
-          <w:b w:val="0"/>
-          <w:i w:val="0"/>
-          <w:sz w:val="21"/>
-        </w:rPr>
-        <w:t>These five packages are what turn Python into an engineering tool. They are already downloaded onto the course USB, so this step needs no internet at all.</w:t>
-      </w:r>
-    </w:p>
-    <w:tbl>
-      <w:tblPr>
-        <w:tblW w:type="auto" w:w="0"/>
-        <w:jc w:val="center"/>
-        <w:tblLayout w:type="fixed"/>
-        <w:tblLook w:firstColumn="1" w:firstRow="1" w:lastColumn="0" w:lastRow="0" w:noHBand="0" w:noVBand="1" w:val="04A0"/>
-        <w:tblBorders>
-          <w:top w:val="single" w:sz="6" w:space="0" w:color="C55A11"/>
-          <w:bottom w:val="single" w:sz="6" w:space="0" w:color="C55A11"/>
-          <w:left w:val="single" w:sz="24" w:space="0" w:color="C55A11"/>
-          <w:right w:val="single" w:sz="6" w:space="0" w:color="C55A11"/>
-        </w:tblBorders>
-      </w:tblPr>
-      <w:tblGrid>
-        <w:gridCol w:w="9858"/>
-      </w:tblGrid>
-      <w:tr>
-        <w:tc>
-          <w:tcPr>
-            <w:tcW w:type="dxa" w:w="9858"/>
-            <w:tcMar>
-              <w:top w:w="110" w:type="dxa"/>
-              <w:start w:w="170" w:type="dxa"/>
-              <w:bottom w:w="110" w:type="dxa"/>
-              <w:end w:w="140" w:type="dxa"/>
-            </w:tcMar>
-            <w:shd w:val="clear" w:color="auto" w:fill="FFF2CC"/>
-          </w:tcPr>
-          <w:p>
-            <w:pPr>
-              <w:spacing w:after="60"/>
-            </w:pPr>
-            <w:r>
-              <w:rPr>
-                <w:rFonts w:ascii="Calibri" w:hAnsi="Calibri"/>
-                <w:b/>
-                <w:color w:val="C55A11"/>
-                <w:sz w:val="19"/>
-              </w:rPr>
-              <w:t>Do not try to install these from the internet during class</w:t>
-            </w:r>
-          </w:p>
-          <w:p>
-            <w:pPr>
-              <w:spacing w:after="0" w:line="269" w:lineRule="auto"/>
-            </w:pPr>
-            <w:r>
-              <w:rPr>
-                <w:rFonts w:ascii="Calibri" w:hAnsi="Calibri"/>
-                <w:sz w:val="20"/>
-              </w:rPr>
-              <w:t>You will see instructions online telling you to run 'pip install pandas'. Do not do that in Week 2. A hundred people downloading the same few hundred megabytes over one campus connection does not work — it will time out and you will lose the session. Install from the USB. It takes about a minute and needs no network.</w:t>
-            </w:r>
-          </w:p>
-        </w:tc>
-      </w:tr>
-    </w:tbl>
-    <w:p>
-      <w:pPr>
-        <w:spacing w:after="160"/>
-      </w:pPr>
-    </w:p>
-    <w:p>
-      <w:pPr>
-        <w:spacing w:after="160" w:before="0" w:line="276" w:lineRule="auto"/>
-      </w:pPr>
-      <w:r>
-        <w:rPr>
-          <w:rFonts w:ascii="Calibri" w:hAnsi="Calibri"/>
-          <w:b w:val="0"/>
-          <w:i w:val="0"/>
-          <w:sz w:val="21"/>
-        </w:rPr>
-        <w:t>Copy the whole course folder from the USB or the network share onto your own laptop first — put it somewhere you will find again, such as Documents. Work from your copy, not from the USB. Then:</w:t>
-      </w:r>
-    </w:p>
-    <w:tbl>
-      <w:tblPr>
-        <w:tblW w:type="auto" w:w="0"/>
-        <w:jc w:val="center"/>
-        <w:tblLayout w:type="fixed"/>
-        <w:tblLook w:firstColumn="1" w:firstRow="1" w:lastColumn="0" w:lastRow="0" w:noHBand="0" w:noVBand="1" w:val="04A0"/>
-        <w:tblLayout w:type="fixed"/>
-        <w:tblBorders>
-          <w:top w:val="single" w:sz="6" w:space="0" w:color="B4C6E7"/>
-          <w:left w:val="single" w:sz="6" w:space="0" w:color="B4C6E7"/>
-          <w:bottom w:val="single" w:sz="6" w:space="0" w:color="B4C6E7"/>
-          <w:right w:val="single" w:sz="6" w:space="0" w:color="B4C6E7"/>
-          <w:insideH w:val="single" w:sz="4" w:space="0" w:color="D9E2F3"/>
-          <w:insideV w:val="single" w:sz="4" w:space="0" w:color="D9E2F3"/>
-        </w:tblBorders>
-      </w:tblPr>
-      <w:tblGrid>
-        <w:gridCol w:w="1774"/>
-        <w:gridCol w:w="8083"/>
-      </w:tblGrid>
-      <w:tr>
-        <w:trPr>
-          <w:tblHeader w:val="true"/>
-        </w:trPr>
-        <w:tc>
-          <w:tcPr>
-            <w:tcW w:type="dxa" w:w="1774"/>
-            <w:shd w:val="clear" w:color="auto" w:fill="1F3864"/>
-            <w:tcMar>
-              <w:top w:w="60" w:type="dxa"/>
-              <w:start w:w="90" w:type="dxa"/>
-              <w:bottom w:w="60" w:type="dxa"/>
-              <w:end w:w="90" w:type="dxa"/>
-            </w:tcMar>
-          </w:tcPr>
-          <w:p>
-            <w:pPr>
-              <w:spacing w:after="0" w:line="240" w:lineRule="auto"/>
-            </w:pPr>
-            <w:r>
-              <w:rPr>
-                <w:rFonts w:ascii="Calibri" w:hAnsi="Calibri"/>
-                <w:b/>
-                <w:color w:val="FFFFFF"/>
-                <w:sz w:val="17"/>
-              </w:rPr>
-              <w:t>If you are on</w:t>
-            </w:r>
-          </w:p>
-        </w:tc>
-        <w:tc>
-          <w:tcPr>
-            <w:tcW w:type="dxa" w:w="8084"/>
-            <w:shd w:val="clear" w:color="auto" w:fill="1F3864"/>
-            <w:tcMar>
-              <w:top w:w="60" w:type="dxa"/>
-              <w:start w:w="90" w:type="dxa"/>
-              <w:bottom w:w="60" w:type="dxa"/>
-              <w:end w:w="90" w:type="dxa"/>
-            </w:tcMar>
-          </w:tcPr>
-          <w:p>
-            <w:pPr>
-              <w:spacing w:after="0" w:line="240" w:lineRule="auto"/>
-            </w:pPr>
-            <w:r>
-              <w:rPr>
-                <w:rFonts w:ascii="Calibri" w:hAnsi="Calibri"/>
-                <w:b/>
-                <w:color w:val="FFFFFF"/>
-                <w:sz w:val="17"/>
-              </w:rPr>
-              <w:t>Do this</w:t>
-            </w:r>
-          </w:p>
-        </w:tc>
-      </w:tr>
-      <w:tr>
-        <w:tc>
-          <w:tcPr>
-            <w:tcW w:type="dxa" w:w="1774"/>
-            <w:tcMar>
-              <w:top w:w="60" w:type="dxa"/>
-              <w:start w:w="90" w:type="dxa"/>
-              <w:bottom w:w="60" w:type="dxa"/>
-              <w:end w:w="90" w:type="dxa"/>
-            </w:tcMar>
-          </w:tcPr>
-          <w:p>
-            <w:pPr>
-              <w:spacing w:after="0" w:line="252" w:lineRule="auto"/>
-            </w:pPr>
-            <w:r>
-              <w:rPr>
-                <w:rFonts w:ascii="Calibri" w:hAnsi="Calibri"/>
-                <w:b/>
-                <w:sz w:val="17"/>
-              </w:rPr>
-              <w:t>Windows</w:t>
-            </w:r>
-          </w:p>
-        </w:tc>
-        <w:tc>
-          <w:tcPr>
-            <w:tcW w:type="dxa" w:w="8084"/>
-            <w:tcMar>
-              <w:top w:w="60" w:type="dxa"/>
-              <w:start w:w="90" w:type="dxa"/>
-              <w:bottom w:w="60" w:type="dxa"/>
-              <w:end w:w="90" w:type="dxa"/>
-            </w:tcMar>
-          </w:tcPr>
-          <w:p>
-            <w:pPr>
-              <w:spacing w:after="0" w:line="252" w:lineRule="auto"/>
-            </w:pPr>
-            <w:r>
-              <w:rPr>
-                <w:rFonts w:ascii="Calibri" w:hAnsi="Calibri"/>
-                <w:sz w:val="17"/>
-              </w:rPr>
-              <w:t>Open the copied folder, go into 'setup', and double-click install_offline_windows.bat. A black window opens and prints what it is doing. Let it finish.</w:t>
-            </w:r>
-          </w:p>
-        </w:tc>
-      </w:tr>
-      <w:tr>
-        <w:tc>
-          <w:tcPr>
-            <w:tcW w:type="dxa" w:w="1774"/>
-            <w:tcMar>
-              <w:top w:w="60" w:type="dxa"/>
-              <w:start w:w="90" w:type="dxa"/>
-              <w:bottom w:w="60" w:type="dxa"/>
-              <w:end w:w="90" w:type="dxa"/>
-            </w:tcMar>
-            <w:shd w:val="clear" w:color="auto" w:fill="F2F5FB"/>
-          </w:tcPr>
-          <w:p>
-            <w:pPr>
-              <w:spacing w:after="0" w:line="252" w:lineRule="auto"/>
-            </w:pPr>
-            <w:r>
-              <w:rPr>
-                <w:rFonts w:ascii="Calibri" w:hAnsi="Calibri"/>
-                <w:b/>
-                <w:sz w:val="17"/>
-              </w:rPr>
-              <w:t>macOS or Linux</w:t>
-            </w:r>
-          </w:p>
-        </w:tc>
-        <w:tc>
-          <w:tcPr>
-            <w:tcW w:type="dxa" w:w="8084"/>
-            <w:tcMar>
-              <w:top w:w="60" w:type="dxa"/>
-              <w:start w:w="90" w:type="dxa"/>
-              <w:bottom w:w="60" w:type="dxa"/>
-              <w:end w:w="90" w:type="dxa"/>
-            </w:tcMar>
-            <w:shd w:val="clear" w:color="auto" w:fill="F2F5FB"/>
-          </w:tcPr>
-          <w:p>
-            <w:pPr>
-              <w:spacing w:after="0" w:line="252" w:lineRule="auto"/>
-            </w:pPr>
-            <w:r>
-              <w:rPr>
-                <w:rFonts w:ascii="Calibri" w:hAnsi="Calibri"/>
-                <w:sz w:val="17"/>
-              </w:rPr>
-              <w:t>Open a terminal in the copied 'setup' folder and run:    bash install_offline_unix.sh</w:t>
-            </w:r>
-          </w:p>
-        </w:tc>
-      </w:tr>
-    </w:tbl>
-    <w:p>
-      <w:pPr>
-        <w:spacing w:after="160"/>
-      </w:pPr>
-    </w:p>
-    <w:p>
-      <w:pPr>
-        <w:spacing w:after="160" w:before="0" w:line="276" w:lineRule="auto"/>
-      </w:pPr>
-      <w:r>
-        <w:rPr>
-          <w:rFonts w:ascii="Calibri" w:hAnsi="Calibri"/>
-          <w:b w:val="0"/>
-          <w:i w:val="0"/>
-          <w:sz w:val="21"/>
-        </w:rPr>
-        <w:t>When it finishes it automatically runs the check in Stage 5, so you will see straight away whether it worked. If the script says it cannot find the wheels folder, you have probably copied only part of the course folder — copy it again.</w:t>
+        <w:t xml:space="preserve"> the fresh run completes without a red error; proof_sum is 4, readings is 17, and rows contains the four records from your cohort CSV. Explain your observation rather than just copying those numbers.</w:t>
       </w:r>
     </w:p>
     <w:p>
@@ -2552,258 +273,10 @@
     </w:p>
     <w:p>
       <w:pPr>
-        <w:pStyle w:val="Heading1"/>
+        <w:pStyle w:val="Title"/>
       </w:pPr>
       <w:r>
-        <w:t>7. Stage 5 — Prove it works</w:t>
-      </w:r>
-    </w:p>
-    <w:p>
-      <w:pPr>
-        <w:spacing w:after="160" w:before="0" w:line="276" w:lineRule="auto"/>
-      </w:pPr>
-      <w:r>
-        <w:rPr>
-          <w:rFonts w:ascii="Calibri" w:hAnsi="Calibri"/>
-          <w:b w:val="0"/>
-          <w:i w:val="0"/>
-          <w:sz w:val="21"/>
-        </w:rPr>
-        <w:t>This is the part that counts. One command tells you whether your computer is ready for the rest of the year, and it tells you in plain language what to do about anything that is not.</w:t>
-      </w:r>
-    </w:p>
-    <w:p>
-      <w:pPr>
-        <w:spacing w:after="160" w:before="0" w:line="276" w:lineRule="auto"/>
-      </w:pPr>
-      <w:r>
-        <w:rPr>
-          <w:rFonts w:ascii="Calibri" w:hAnsi="Calibri"/>
-          <w:b w:val="0"/>
-          <w:i w:val="0"/>
-          <w:sz w:val="21"/>
-        </w:rPr>
-        <w:t>In a terminal, in the 'setup' folder, run:</w:t>
-      </w:r>
-    </w:p>
-    <w:p>
-      <w:pPr>
-        <w:spacing w:after="160" w:before="0" w:line="276" w:lineRule="auto"/>
-      </w:pPr>
-      <w:r>
-        <w:rPr>
-          <w:rFonts w:ascii="Calibri" w:hAnsi="Calibri"/>
-          <w:b/>
-          <w:i w:val="0"/>
-          <w:sz w:val="21"/>
-        </w:rPr>
-        <w:t xml:space="preserve">        python check_setup.py</w:t>
-      </w:r>
-    </w:p>
-    <w:p>
-      <w:pPr>
-        <w:spacing w:after="160" w:before="0" w:line="276" w:lineRule="auto"/>
-      </w:pPr>
-      <w:r>
-        <w:rPr>
-          <w:rFonts w:ascii="Calibri" w:hAnsi="Calibri"/>
-          <w:b w:val="0"/>
-          <w:i w:val="0"/>
-          <w:sz w:val="21"/>
-        </w:rPr>
-        <w:t>It prints a line per item — PASS, WARN or FAIL. A WARN is fine. A FAIL comes with a sentence telling you exactly what to do; read it and do that, then run the command again. Keep going until it says READY.</w:t>
-      </w:r>
-    </w:p>
-    <w:p>
-      <w:pPr>
-        <w:spacing w:after="160" w:before="0" w:line="276" w:lineRule="auto"/>
-      </w:pPr>
-      <w:r>
-        <w:rPr>
-          <w:rFonts w:ascii="Calibri" w:hAnsi="Calibri"/>
-          <w:b w:val="0"/>
-          <w:i w:val="0"/>
-          <w:sz w:val="21"/>
-        </w:rPr>
-        <w:t>At the end it prints a block between the lines 'BEGIN COPY' and 'END COPY'. Copy that block. You need it for your first assignment, and it is the evidence that your environment works.</w:t>
-      </w:r>
-    </w:p>
-    <w:p>
-      <w:pPr>
-        <w:pStyle w:val="Heading3"/>
-      </w:pPr>
-      <w:r>
-        <w:t>Then run your first program</w:t>
-      </w:r>
-    </w:p>
-    <w:p>
-      <w:pPr>
-        <w:spacing w:after="160" w:before="0" w:line="276" w:lineRule="auto"/>
-      </w:pPr>
-      <w:r>
-        <w:rPr>
-          <w:rFonts w:ascii="Calibri" w:hAnsi="Calibri"/>
-          <w:b w:val="0"/>
-          <w:i w:val="0"/>
-          <w:sz w:val="21"/>
-        </w:rPr>
-        <w:t>In the 'setup/first_code' folder there is a file named for your course. Open it in VS Code and read it before you run it — most of it is comments written for you. Then run it:</w:t>
-      </w:r>
-    </w:p>
-    <w:p>
-      <w:pPr>
-        <w:spacing w:after="160" w:before="0" w:line="276" w:lineRule="auto"/>
-      </w:pPr>
-      <w:r>
-        <w:rPr>
-          <w:rFonts w:ascii="Calibri" w:hAnsi="Calibri"/>
-          <w:b/>
-          <w:i w:val="0"/>
-          <w:sz w:val="21"/>
-        </w:rPr>
-        <w:t xml:space="preserve">        python first_code/hello_engineering_CML3112.py</w:t>
-      </w:r>
-    </w:p>
-    <w:p>
-      <w:pPr>
-        <w:spacing w:after="160" w:before="0" w:line="276" w:lineRule="auto"/>
-      </w:pPr>
-      <w:r>
-        <w:rPr>
-          <w:rFonts w:ascii="Calibri" w:hAnsi="Calibri"/>
-          <w:b w:val="0"/>
-          <w:i w:val="0"/>
-          <w:sz w:val="21"/>
-        </w:rPr>
-        <w:t>using your own course code in place of CML3112. It will greet you and work out something from your own discipline. Then do what the comments at the bottom tell you: change a number, run it again, and watch the answers move. Then break it on purpose and read the error. That last instruction is not a joke — being unafraid of error messages is most of learning to program.</w:t>
-      </w:r>
-    </w:p>
-    <w:p>
-      <w:pPr>
-        <w:pStyle w:val="Heading3"/>
-      </w:pPr>
-      <w:r>
-        <w:t>Then open your first notebook</w:t>
-      </w:r>
-    </w:p>
-    <w:p>
-      <w:pPr>
-        <w:spacing w:after="160" w:before="0" w:line="276" w:lineRule="auto"/>
-      </w:pPr>
-      <w:r>
-        <w:rPr>
-          <w:rFonts w:ascii="Calibri" w:hAnsi="Calibri"/>
-          <w:b w:val="0"/>
-          <w:i w:val="0"/>
-          <w:sz w:val="21"/>
-        </w:rPr>
-        <w:t>In VS Code, open setup/week02_first_notebook.ipynb. Click the first cell and press Shift and Enter together. Work through it. It is short, and it deliberately shows you the single most common way notebooks confuse people, so that you meet it now rather than in a test in December.</w:t>
-      </w:r>
-    </w:p>
-    <w:p>
-      <w:pPr>
-        <w:spacing w:after="160" w:before="0" w:line="276" w:lineRule="auto"/>
-      </w:pPr>
-      <w:r>
-        <w:rPr>
-          <w:rFonts w:ascii="Calibri" w:hAnsi="Calibri"/>
-          <w:b w:val="0"/>
-          <w:i w:val="0"/>
-          <w:sz w:val="21"/>
-        </w:rPr>
-        <w:t>If VS Code asks you to 'Select Kernel', choose the Python you just installed. If you are not sure which, ask — picking the wrong one is a very common and very confusing mistake.</w:t>
-      </w:r>
-    </w:p>
-    <w:p>
-      <w:pPr>
-        <w:pStyle w:val="Heading3"/>
-      </w:pPr>
-      <w:r>
-        <w:t>Then put it on GitHub</w:t>
-      </w:r>
-    </w:p>
-    <w:p>
-      <w:pPr>
-        <w:spacing w:after="160" w:before="0" w:line="276" w:lineRule="auto"/>
-      </w:pPr>
-      <w:r>
-        <w:rPr>
-          <w:rFonts w:ascii="Calibri" w:hAnsi="Calibri"/>
-          <w:b w:val="0"/>
-          <w:i w:val="0"/>
-          <w:sz w:val="21"/>
-        </w:rPr>
-        <w:t>The lecturer will walk the room through this together, because the first time is fiddly. Four commands, run in your course folder:</w:t>
-      </w:r>
-    </w:p>
-    <w:p>
-      <w:pPr>
-        <w:spacing w:after="20" w:before="0" w:line="276" w:lineRule="auto"/>
-      </w:pPr>
-      <w:r>
-        <w:rPr>
-          <w:rFonts w:ascii="Calibri" w:hAnsi="Calibri"/>
-          <w:b/>
-          <w:i w:val="0"/>
-          <w:sz w:val="21"/>
-        </w:rPr>
-        <w:t xml:space="preserve">        git init</w:t>
-      </w:r>
-    </w:p>
-    <w:p>
-      <w:pPr>
-        <w:spacing w:after="20" w:before="0" w:line="276" w:lineRule="auto"/>
-      </w:pPr>
-      <w:r>
-        <w:rPr>
-          <w:rFonts w:ascii="Calibri" w:hAnsi="Calibri"/>
-          <w:b/>
-          <w:i w:val="0"/>
-          <w:sz w:val="21"/>
-        </w:rPr>
-        <w:t xml:space="preserve">        git add .</w:t>
-      </w:r>
-    </w:p>
-    <w:p>
-      <w:pPr>
-        <w:spacing w:after="20" w:before="0" w:line="276" w:lineRule="auto"/>
-      </w:pPr>
-      <w:r>
-        <w:rPr>
-          <w:rFonts w:ascii="Calibri" w:hAnsi="Calibri"/>
-          <w:b/>
-          <w:i w:val="0"/>
-          <w:sz w:val="21"/>
-        </w:rPr>
-        <w:t xml:space="preserve">        git commit -m "First commit: environment working"</w:t>
-      </w:r>
-    </w:p>
-    <w:p>
-      <w:pPr>
-        <w:spacing w:after="160" w:before="0" w:line="276" w:lineRule="auto"/>
-      </w:pPr>
-      <w:r>
-        <w:rPr>
-          <w:rFonts w:ascii="Calibri" w:hAnsi="Calibri"/>
-          <w:b/>
-          <w:i w:val="0"/>
-          <w:sz w:val="21"/>
-        </w:rPr>
-        <w:t xml:space="preserve">        then the two lines GitHub shows you on your new empty repository page</w:t>
-      </w:r>
-    </w:p>
-    <w:p>
-      <w:pPr>
-        <w:spacing w:after="160" w:before="0" w:line="276" w:lineRule="auto"/>
-      </w:pPr>
-      <w:r>
-        <w:rPr>
-          <w:rFonts w:ascii="Calibri" w:hAnsi="Calibri"/>
-          <w:b w:val="0"/>
-          <w:i w:val="0"/>
-          <w:sz w:val="21"/>
-        </w:rPr>
-        <w:t>When you can see your files on the github.com website, you are done, and you have submitted your first piece of work for the year.</w:t>
+        <w:t>Saving A2 and creating its repository</w:t>
       </w:r>
     </w:p>
     <w:p>
@@ -2811,334 +284,25 @@
         <w:pStyle w:val="Heading1"/>
       </w:pPr>
       <w:r>
-        <w:t>8. If you do not have a laptop — the Colab route</w:t>
+        <w:t>5 Download your completed notebook</w:t>
       </w:r>
     </w:p>
     <w:p>
-      <w:pPr>
-        <w:spacing w:after="160" w:before="0" w:line="276" w:lineRule="auto"/>
-      </w:pPr>
+      <w:pPr/>
       <w:r>
-        <w:rPr>
-          <w:rFonts w:ascii="Calibri" w:hAnsi="Calibri"/>
-          <w:b w:val="0"/>
-          <w:i w:val="0"/>
-          <w:sz w:val="21"/>
-        </w:rPr>
-        <w:t>This is a supported route, not a lesser one. Several students take it every year and it is used in professional practice. You will do the whole course in a web browser instead, using Google Colab, which is free and needs only a Google account.</w:t>
+        <w:t>1. In Colab choose File &gt; Download &gt; Download .ipynb. Find the file in your computer's Downloads folder. A saved Drive copy and a downloaded file are different copies; download again after your final edit.</w:t>
       </w:r>
     </w:p>
     <w:p>
-      <w:pPr>
-        <w:spacing w:after="160" w:before="0" w:line="276" w:lineRule="auto"/>
-      </w:pPr>
+      <w:pPr/>
       <w:r>
-        <w:rPr>
-          <w:rFonts w:ascii="Calibri" w:hAnsi="Calibri"/>
-          <w:b w:val="0"/>
-          <w:i w:val="0"/>
-          <w:sz w:val="21"/>
-        </w:rPr>
-        <w:t>Say so in Week 1 when the laptop survey goes round, so that a laboratory machine is booked for you where one is needed and so that the lecturer knows to check on you in Week 2.</w:t>
+        <w:t>2. Rename the downloaded file using your own registration number, replacing slashes with underscores, followed by _W02.ipynb. STUDENT_ID_W02.ipynb is a naming instruction, not a name to copy literally. Leave the identity inside the notebook unchanged.</w:t>
       </w:r>
     </w:p>
-    <w:tbl>
-      <w:tblPr>
-        <w:tblW w:type="auto" w:w="0"/>
-        <w:jc w:val="center"/>
-        <w:tblLayout w:type="fixed"/>
-        <w:tblLook w:firstColumn="1" w:firstRow="1" w:lastColumn="0" w:lastRow="0" w:noHBand="0" w:noVBand="1" w:val="04A0"/>
-        <w:tblLayout w:type="fixed"/>
-        <w:tblBorders>
-          <w:top w:val="single" w:sz="6" w:space="0" w:color="B4C6E7"/>
-          <w:left w:val="single" w:sz="6" w:space="0" w:color="B4C6E7"/>
-          <w:bottom w:val="single" w:sz="6" w:space="0" w:color="B4C6E7"/>
-          <w:right w:val="single" w:sz="6" w:space="0" w:color="B4C6E7"/>
-          <w:insideH w:val="single" w:sz="4" w:space="0" w:color="D9E2F3"/>
-          <w:insideV w:val="single" w:sz="4" w:space="0" w:color="D9E2F3"/>
-        </w:tblBorders>
-      </w:tblPr>
-      <w:tblGrid>
-        <w:gridCol w:w="4929"/>
-        <w:gridCol w:w="4929"/>
-      </w:tblGrid>
-      <w:tr>
-        <w:trPr>
-          <w:tblHeader w:val="true"/>
-        </w:trPr>
-        <w:tc>
-          <w:tcPr>
-            <w:tcW w:type="dxa" w:w="4929"/>
-            <w:shd w:val="clear" w:color="auto" w:fill="1F3864"/>
-            <w:tcMar>
-              <w:top w:w="60" w:type="dxa"/>
-              <w:start w:w="90" w:type="dxa"/>
-              <w:bottom w:w="60" w:type="dxa"/>
-              <w:end w:w="90" w:type="dxa"/>
-            </w:tcMar>
-          </w:tcPr>
-          <w:p>
-            <w:pPr>
-              <w:spacing w:after="0" w:line="240" w:lineRule="auto"/>
-            </w:pPr>
-            <w:r>
-              <w:rPr>
-                <w:rFonts w:ascii="Calibri" w:hAnsi="Calibri"/>
-                <w:b/>
-                <w:color w:val="FFFFFF"/>
-                <w:sz w:val="17"/>
-              </w:rPr>
-              <w:t>What changes</w:t>
-            </w:r>
-          </w:p>
-        </w:tc>
-        <w:tc>
-          <w:tcPr>
-            <w:tcW w:type="dxa" w:w="4929"/>
-            <w:shd w:val="clear" w:color="auto" w:fill="1F3864"/>
-            <w:tcMar>
-              <w:top w:w="60" w:type="dxa"/>
-              <w:start w:w="90" w:type="dxa"/>
-              <w:bottom w:w="60" w:type="dxa"/>
-              <w:end w:w="90" w:type="dxa"/>
-            </w:tcMar>
-          </w:tcPr>
-          <w:p>
-            <w:pPr>
-              <w:spacing w:after="0" w:line="240" w:lineRule="auto"/>
-            </w:pPr>
-            <w:r>
-              <w:rPr>
-                <w:rFonts w:ascii="Calibri" w:hAnsi="Calibri"/>
-                <w:b/>
-                <w:color w:val="FFFFFF"/>
-                <w:sz w:val="17"/>
-              </w:rPr>
-              <w:t>What does not</w:t>
-            </w:r>
-          </w:p>
-        </w:tc>
-      </w:tr>
-      <w:tr>
-        <w:tc>
-          <w:tcPr>
-            <w:tcW w:type="dxa" w:w="4929"/>
-            <w:tcMar>
-              <w:top w:w="60" w:type="dxa"/>
-              <w:start w:w="90" w:type="dxa"/>
-              <w:bottom w:w="60" w:type="dxa"/>
-              <w:end w:w="90" w:type="dxa"/>
-            </w:tcMar>
-          </w:tcPr>
-          <w:p>
-            <w:pPr>
-              <w:spacing w:after="0" w:line="252" w:lineRule="auto"/>
-            </w:pPr>
-            <w:r>
-              <w:rPr>
-                <w:rFonts w:ascii="Calibri" w:hAnsi="Calibri"/>
-                <w:b/>
-                <w:sz w:val="17"/>
-              </w:rPr>
-              <w:t>You open colab.research.google.com instead of VS Code. Notebooks run on Google's computers.</w:t>
-            </w:r>
-          </w:p>
-        </w:tc>
-        <w:tc>
-          <w:tcPr>
-            <w:tcW w:type="dxa" w:w="4929"/>
-            <w:tcMar>
-              <w:top w:w="60" w:type="dxa"/>
-              <w:start w:w="90" w:type="dxa"/>
-              <w:bottom w:w="60" w:type="dxa"/>
-              <w:end w:w="90" w:type="dxa"/>
-            </w:tcMar>
-          </w:tcPr>
-          <w:p>
-            <w:pPr>
-              <w:spacing w:after="0" w:line="252" w:lineRule="auto"/>
-            </w:pPr>
-            <w:r>
-              <w:rPr>
-                <w:rFonts w:ascii="Calibri" w:hAnsi="Calibri"/>
-                <w:sz w:val="17"/>
-              </w:rPr>
-              <w:t>Everything you learn. Same Python, same packages, same notebooks, same assessment.</w:t>
-            </w:r>
-          </w:p>
-        </w:tc>
-      </w:tr>
-      <w:tr>
-        <w:tc>
-          <w:tcPr>
-            <w:tcW w:type="dxa" w:w="4929"/>
-            <w:tcMar>
-              <w:top w:w="60" w:type="dxa"/>
-              <w:start w:w="90" w:type="dxa"/>
-              <w:bottom w:w="60" w:type="dxa"/>
-              <w:end w:w="90" w:type="dxa"/>
-            </w:tcMar>
-            <w:shd w:val="clear" w:color="auto" w:fill="F2F5FB"/>
-          </w:tcPr>
-          <w:p>
-            <w:pPr>
-              <w:spacing w:after="0" w:line="252" w:lineRule="auto"/>
-            </w:pPr>
-            <w:r>
-              <w:rPr>
-                <w:rFonts w:ascii="Calibri" w:hAnsi="Calibri"/>
-                <w:b/>
-                <w:sz w:val="17"/>
-              </w:rPr>
-              <w:t>The packages are already installed — you skip Stages 1, 2, 4 and 6 entirely.</w:t>
-            </w:r>
-          </w:p>
-        </w:tc>
-        <w:tc>
-          <w:tcPr>
-            <w:tcW w:type="dxa" w:w="4929"/>
-            <w:tcMar>
-              <w:top w:w="60" w:type="dxa"/>
-              <w:start w:w="90" w:type="dxa"/>
-              <w:bottom w:w="60" w:type="dxa"/>
-              <w:end w:w="90" w:type="dxa"/>
-            </w:tcMar>
-            <w:shd w:val="clear" w:color="auto" w:fill="F2F5FB"/>
-          </w:tcPr>
-          <w:p>
-            <w:pPr>
-              <w:spacing w:after="0" w:line="252" w:lineRule="auto"/>
-            </w:pPr>
-            <w:r>
-              <w:rPr>
-                <w:rFonts w:ascii="Calibri" w:hAnsi="Calibri"/>
-                <w:sz w:val="17"/>
-              </w:rPr>
-              <w:t>You still need GitHub, and you still need Git configured. Colab can save straight to GitHub.</w:t>
-            </w:r>
-          </w:p>
-        </w:tc>
-      </w:tr>
-      <w:tr>
-        <w:tc>
-          <w:tcPr>
-            <w:tcW w:type="dxa" w:w="4929"/>
-            <w:tcMar>
-              <w:top w:w="60" w:type="dxa"/>
-              <w:start w:w="90" w:type="dxa"/>
-              <w:bottom w:w="60" w:type="dxa"/>
-              <w:end w:w="90" w:type="dxa"/>
-            </w:tcMar>
-          </w:tcPr>
-          <w:p>
-            <w:pPr>
-              <w:spacing w:after="0" w:line="252" w:lineRule="auto"/>
-            </w:pPr>
-            <w:r>
-              <w:rPr>
-                <w:rFonts w:ascii="Calibri" w:hAnsi="Calibri"/>
-                <w:b/>
-                <w:sz w:val="17"/>
-              </w:rPr>
-              <w:t>You need a connection while you are working, so plan where you will work.</w:t>
-            </w:r>
-          </w:p>
-        </w:tc>
-        <w:tc>
-          <w:tcPr>
-            <w:tcW w:type="dxa" w:w="4929"/>
-            <w:tcMar>
-              <w:top w:w="60" w:type="dxa"/>
-              <w:start w:w="90" w:type="dxa"/>
-              <w:bottom w:w="60" w:type="dxa"/>
-              <w:end w:w="90" w:type="dxa"/>
-            </w:tcMar>
-          </w:tcPr>
-          <w:p>
-            <w:pPr>
-              <w:spacing w:after="0" w:line="252" w:lineRule="auto"/>
-            </w:pPr>
-            <w:r>
-              <w:rPr>
-                <w:rFonts w:ascii="Calibri" w:hAnsi="Calibri"/>
-                <w:sz w:val="17"/>
-              </w:rPr>
-              <w:t>You still get the same marks and sit the same tests.</w:t>
-            </w:r>
-          </w:p>
-        </w:tc>
-      </w:tr>
-    </w:tbl>
     <w:p>
-      <w:pPr>
-        <w:spacing w:after="160"/>
-      </w:pPr>
-    </w:p>
-    <w:tbl>
-      <w:tblPr>
-        <w:tblW w:type="auto" w:w="0"/>
-        <w:jc w:val="center"/>
-        <w:tblLayout w:type="fixed"/>
-        <w:tblLook w:firstColumn="1" w:firstRow="1" w:lastColumn="0" w:lastRow="0" w:noHBand="0" w:noVBand="1" w:val="04A0"/>
-        <w:tblBorders>
-          <w:top w:val="single" w:sz="6" w:space="0" w:color="C55A11"/>
-          <w:bottom w:val="single" w:sz="6" w:space="0" w:color="C55A11"/>
-          <w:left w:val="single" w:sz="24" w:space="0" w:color="C55A11"/>
-          <w:right w:val="single" w:sz="6" w:space="0" w:color="C55A11"/>
-        </w:tblBorders>
-      </w:tblPr>
-      <w:tblGrid>
-        <w:gridCol w:w="9858"/>
-      </w:tblGrid>
-      <w:tr>
-        <w:tc>
-          <w:tcPr>
-            <w:tcW w:type="dxa" w:w="9858"/>
-            <w:tcMar>
-              <w:top w:w="110" w:type="dxa"/>
-              <w:start w:w="170" w:type="dxa"/>
-              <w:bottom w:w="110" w:type="dxa"/>
-              <w:end w:w="140" w:type="dxa"/>
-            </w:tcMar>
-            <w:shd w:val="clear" w:color="auto" w:fill="FFF2CC"/>
-          </w:tcPr>
-          <w:p>
-            <w:pPr>
-              <w:spacing w:after="60"/>
-            </w:pPr>
-            <w:r>
-              <w:rPr>
-                <w:rFonts w:ascii="Calibri" w:hAnsi="Calibri"/>
-                <w:b/>
-                <w:color w:val="C55A11"/>
-                <w:sz w:val="19"/>
-              </w:rPr>
-              <w:t>The one real limitation, so it does not surprise you</w:t>
-            </w:r>
-          </w:p>
-          <w:p>
-            <w:pPr>
-              <w:spacing w:after="0" w:line="269" w:lineRule="auto"/>
-            </w:pPr>
-            <w:r>
-              <w:rPr>
-                <w:rFonts w:ascii="Calibri" w:hAnsi="Calibri"/>
-                <w:sz w:val="20"/>
-              </w:rPr>
-              <w:t>The two practical tests in Weeks 7 and 14 are sat offline, on laboratory machines, with no internet. That is the same for everyone in the class, including students with their own laptops. So make sure you have used a laboratory machine at least once before Week 7 — the lecturer will arrange a session. Do not let the first time be the test.</w:t>
-            </w:r>
-          </w:p>
-        </w:tc>
-      </w:tr>
-    </w:tbl>
-    <w:p>
-      <w:pPr>
-        <w:spacing w:after="160"/>
-      </w:pPr>
-    </w:p>
-    <w:p>
+      <w:pPr/>
       <w:r>
-        <w:br w:type="page"/>
+        <w:t>3. Show file extensions in your file manager if needed. Check it ends in .ipynb, not .ipynb.txt, .html or .pdf. Reopen the downloaded notebook through Colab's Upload tab to check it is your completed version.</w:t>
       </w:r>
     </w:p>
     <w:p>
@@ -3146,1250 +310,70 @@
         <w:pStyle w:val="Heading1"/>
       </w:pPr>
       <w:r>
-        <w:t>9. When something goes wrong</w:t>
+        <w:t>6 Create a private repository on GitHub</w:t>
       </w:r>
     </w:p>
     <w:p>
-      <w:pPr>
-        <w:spacing w:after="160" w:before="0" w:line="276" w:lineRule="auto"/>
-      </w:pPr>
+      <w:pPr/>
       <w:r>
-        <w:rPr>
-          <w:rFonts w:ascii="Calibri" w:hAnsi="Calibri"/>
-          <w:b w:val="0"/>
-          <w:i w:val="0"/>
-          <w:sz w:val="21"/>
-        </w:rPr>
-        <w:t>It will, for about a third of the room, and that is normal. Find your error message below. If you cannot, raise your hand — but first read the message properly, because it very often says exactly what is wrong.</w:t>
-      </w:r>
-    </w:p>
-    <w:tbl>
-      <w:tblPr>
-        <w:tblW w:type="auto" w:w="0"/>
-        <w:jc w:val="center"/>
-        <w:tblLayout w:type="fixed"/>
-        <w:tblLook w:firstColumn="1" w:firstRow="1" w:lastColumn="0" w:lastRow="0" w:noHBand="0" w:noVBand="1" w:val="04A0"/>
-        <w:tblLayout w:type="fixed"/>
-        <w:tblBorders>
-          <w:top w:val="single" w:sz="6" w:space="0" w:color="B4C6E7"/>
-          <w:left w:val="single" w:sz="6" w:space="0" w:color="B4C6E7"/>
-          <w:bottom w:val="single" w:sz="6" w:space="0" w:color="B4C6E7"/>
-          <w:right w:val="single" w:sz="6" w:space="0" w:color="B4C6E7"/>
-          <w:insideH w:val="single" w:sz="4" w:space="0" w:color="D9E2F3"/>
-          <w:insideV w:val="single" w:sz="4" w:space="0" w:color="D9E2F3"/>
-        </w:tblBorders>
-      </w:tblPr>
-      <w:tblGrid>
-        <w:gridCol w:w="2365"/>
-        <w:gridCol w:w="3253"/>
-        <w:gridCol w:w="4238"/>
-      </w:tblGrid>
-      <w:tr>
-        <w:trPr>
-          <w:tblHeader w:val="true"/>
-        </w:trPr>
-        <w:tc>
-          <w:tcPr>
-            <w:tcW w:type="dxa" w:w="2366"/>
-            <w:shd w:val="clear" w:color="auto" w:fill="1F3864"/>
-            <w:tcMar>
-              <w:top w:w="60" w:type="dxa"/>
-              <w:start w:w="90" w:type="dxa"/>
-              <w:bottom w:w="60" w:type="dxa"/>
-              <w:end w:w="90" w:type="dxa"/>
-            </w:tcMar>
-          </w:tcPr>
-          <w:p>
-            <w:pPr>
-              <w:spacing w:after="0" w:line="240" w:lineRule="auto"/>
-            </w:pPr>
-            <w:r>
-              <w:rPr>
-                <w:rFonts w:ascii="Calibri" w:hAnsi="Calibri"/>
-                <w:b/>
-                <w:color w:val="FFFFFF"/>
-                <w:sz w:val="17"/>
-              </w:rPr>
-              <w:t>What you see</w:t>
-            </w:r>
-          </w:p>
-        </w:tc>
-        <w:tc>
-          <w:tcPr>
-            <w:tcW w:type="dxa" w:w="3253"/>
-            <w:shd w:val="clear" w:color="auto" w:fill="1F3864"/>
-            <w:tcMar>
-              <w:top w:w="60" w:type="dxa"/>
-              <w:start w:w="90" w:type="dxa"/>
-              <w:bottom w:w="60" w:type="dxa"/>
-              <w:end w:w="90" w:type="dxa"/>
-            </w:tcMar>
-          </w:tcPr>
-          <w:p>
-            <w:pPr>
-              <w:spacing w:after="0" w:line="240" w:lineRule="auto"/>
-            </w:pPr>
-            <w:r>
-              <w:rPr>
-                <w:rFonts w:ascii="Calibri" w:hAnsi="Calibri"/>
-                <w:b/>
-                <w:color w:val="FFFFFF"/>
-                <w:sz w:val="17"/>
-              </w:rPr>
-              <w:t>What it means</w:t>
-            </w:r>
-          </w:p>
-        </w:tc>
-        <w:tc>
-          <w:tcPr>
-            <w:tcW w:type="dxa" w:w="4239"/>
-            <w:shd w:val="clear" w:color="auto" w:fill="1F3864"/>
-            <w:tcMar>
-              <w:top w:w="60" w:type="dxa"/>
-              <w:start w:w="90" w:type="dxa"/>
-              <w:bottom w:w="60" w:type="dxa"/>
-              <w:end w:w="90" w:type="dxa"/>
-            </w:tcMar>
-          </w:tcPr>
-          <w:p>
-            <w:pPr>
-              <w:spacing w:after="0" w:line="240" w:lineRule="auto"/>
-            </w:pPr>
-            <w:r>
-              <w:rPr>
-                <w:rFonts w:ascii="Calibri" w:hAnsi="Calibri"/>
-                <w:b/>
-                <w:color w:val="FFFFFF"/>
-                <w:sz w:val="17"/>
-              </w:rPr>
-              <w:t>What to do</w:t>
-            </w:r>
-          </w:p>
-        </w:tc>
-      </w:tr>
-      <w:tr>
-        <w:tc>
-          <w:tcPr>
-            <w:tcW w:type="dxa" w:w="2366"/>
-            <w:tcMar>
-              <w:top w:w="60" w:type="dxa"/>
-              <w:start w:w="90" w:type="dxa"/>
-              <w:bottom w:w="60" w:type="dxa"/>
-              <w:end w:w="90" w:type="dxa"/>
-            </w:tcMar>
-          </w:tcPr>
-          <w:p>
-            <w:pPr>
-              <w:spacing w:after="0" w:line="252" w:lineRule="auto"/>
-            </w:pPr>
-            <w:r>
-              <w:rPr>
-                <w:rFonts w:ascii="Calibri" w:hAnsi="Calibri"/>
-                <w:b/>
-                <w:sz w:val="17"/>
-              </w:rPr>
-              <w:t>'python' is not recognized as an internal or external command</w:t>
-            </w:r>
-          </w:p>
-        </w:tc>
-        <w:tc>
-          <w:tcPr>
-            <w:tcW w:type="dxa" w:w="3253"/>
-            <w:tcMar>
-              <w:top w:w="60" w:type="dxa"/>
-              <w:start w:w="90" w:type="dxa"/>
-              <w:bottom w:w="60" w:type="dxa"/>
-              <w:end w:w="90" w:type="dxa"/>
-            </w:tcMar>
-          </w:tcPr>
-          <w:p>
-            <w:pPr>
-              <w:spacing w:after="0" w:line="252" w:lineRule="auto"/>
-            </w:pPr>
-            <w:r>
-              <w:rPr>
-                <w:rFonts w:ascii="Calibri" w:hAnsi="Calibri"/>
-                <w:sz w:val="17"/>
-              </w:rPr>
-              <w:t>Windows cannot find Python. Almost always the PATH tick-box was missed.</w:t>
-            </w:r>
-          </w:p>
-        </w:tc>
-        <w:tc>
-          <w:tcPr>
-            <w:tcW w:type="dxa" w:w="4239"/>
-            <w:tcMar>
-              <w:top w:w="60" w:type="dxa"/>
-              <w:start w:w="90" w:type="dxa"/>
-              <w:bottom w:w="60" w:type="dxa"/>
-              <w:end w:w="90" w:type="dxa"/>
-            </w:tcMar>
-          </w:tcPr>
-          <w:p>
-            <w:pPr>
-              <w:spacing w:after="0" w:line="252" w:lineRule="auto"/>
-            </w:pPr>
-            <w:r>
-              <w:rPr>
-                <w:rFonts w:ascii="Calibri" w:hAnsi="Calibri"/>
-                <w:sz w:val="17"/>
-              </w:rPr>
-              <w:t>Try 'py --version'. If that works, use 'py' everywhere instead. Otherwise run the Python installer again and tick 'Add python.exe to PATH'.</w:t>
-            </w:r>
-          </w:p>
-        </w:tc>
-      </w:tr>
-      <w:tr>
-        <w:tc>
-          <w:tcPr>
-            <w:tcW w:type="dxa" w:w="2366"/>
-            <w:tcMar>
-              <w:top w:w="60" w:type="dxa"/>
-              <w:start w:w="90" w:type="dxa"/>
-              <w:bottom w:w="60" w:type="dxa"/>
-              <w:end w:w="90" w:type="dxa"/>
-            </w:tcMar>
-            <w:shd w:val="clear" w:color="auto" w:fill="F2F5FB"/>
-          </w:tcPr>
-          <w:p>
-            <w:pPr>
-              <w:spacing w:after="0" w:line="252" w:lineRule="auto"/>
-            </w:pPr>
-            <w:r>
-              <w:rPr>
-                <w:rFonts w:ascii="Calibri" w:hAnsi="Calibri"/>
-                <w:b/>
-                <w:sz w:val="17"/>
-              </w:rPr>
-              <w:t>command not found: python  (macOS/Linux)</w:t>
-            </w:r>
-          </w:p>
-        </w:tc>
-        <w:tc>
-          <w:tcPr>
-            <w:tcW w:type="dxa" w:w="3253"/>
-            <w:tcMar>
-              <w:top w:w="60" w:type="dxa"/>
-              <w:start w:w="90" w:type="dxa"/>
-              <w:bottom w:w="60" w:type="dxa"/>
-              <w:end w:w="90" w:type="dxa"/>
-            </w:tcMar>
-            <w:shd w:val="clear" w:color="auto" w:fill="F2F5FB"/>
-          </w:tcPr>
-          <w:p>
-            <w:pPr>
-              <w:spacing w:after="0" w:line="252" w:lineRule="auto"/>
-            </w:pPr>
-            <w:r>
-              <w:rPr>
-                <w:rFonts w:ascii="Calibri" w:hAnsi="Calibri"/>
-                <w:sz w:val="17"/>
-              </w:rPr>
-              <w:t>Same thing, different wording.</w:t>
-            </w:r>
-          </w:p>
-        </w:tc>
-        <w:tc>
-          <w:tcPr>
-            <w:tcW w:type="dxa" w:w="4239"/>
-            <w:tcMar>
-              <w:top w:w="60" w:type="dxa"/>
-              <w:start w:w="90" w:type="dxa"/>
-              <w:bottom w:w="60" w:type="dxa"/>
-              <w:end w:w="90" w:type="dxa"/>
-            </w:tcMar>
-            <w:shd w:val="clear" w:color="auto" w:fill="F2F5FB"/>
-          </w:tcPr>
-          <w:p>
-            <w:pPr>
-              <w:spacing w:after="0" w:line="252" w:lineRule="auto"/>
-            </w:pPr>
-            <w:r>
-              <w:rPr>
-                <w:rFonts w:ascii="Calibri" w:hAnsi="Calibri"/>
-                <w:sz w:val="17"/>
-              </w:rPr>
-              <w:t>Try 'python3 --version'. If that works, use 'python3' everywhere in this guide.</w:t>
-            </w:r>
-          </w:p>
-        </w:tc>
-      </w:tr>
-      <w:tr>
-        <w:tc>
-          <w:tcPr>
-            <w:tcW w:type="dxa" w:w="2366"/>
-            <w:tcMar>
-              <w:top w:w="60" w:type="dxa"/>
-              <w:start w:w="90" w:type="dxa"/>
-              <w:bottom w:w="60" w:type="dxa"/>
-              <w:end w:w="90" w:type="dxa"/>
-            </w:tcMar>
-          </w:tcPr>
-          <w:p>
-            <w:pPr>
-              <w:spacing w:after="0" w:line="252" w:lineRule="auto"/>
-            </w:pPr>
-            <w:r>
-              <w:rPr>
-                <w:rFonts w:ascii="Calibri" w:hAnsi="Calibri"/>
-                <w:b/>
-                <w:sz w:val="17"/>
-              </w:rPr>
-              <w:t>ModuleNotFoundError: No module named 'pandas'</w:t>
-            </w:r>
-          </w:p>
-        </w:tc>
-        <w:tc>
-          <w:tcPr>
-            <w:tcW w:type="dxa" w:w="3253"/>
-            <w:tcMar>
-              <w:top w:w="60" w:type="dxa"/>
-              <w:start w:w="90" w:type="dxa"/>
-              <w:bottom w:w="60" w:type="dxa"/>
-              <w:end w:w="90" w:type="dxa"/>
-            </w:tcMar>
-          </w:tcPr>
-          <w:p>
-            <w:pPr>
-              <w:spacing w:after="0" w:line="252" w:lineRule="auto"/>
-            </w:pPr>
-            <w:r>
-              <w:rPr>
-                <w:rFonts w:ascii="Calibri" w:hAnsi="Calibri"/>
-                <w:sz w:val="17"/>
-              </w:rPr>
-              <w:t>Python is working, but the package is not installed — or is installed for a different Python than the one running.</w:t>
-            </w:r>
-          </w:p>
-        </w:tc>
-        <w:tc>
-          <w:tcPr>
-            <w:tcW w:type="dxa" w:w="4239"/>
-            <w:tcMar>
-              <w:top w:w="60" w:type="dxa"/>
-              <w:start w:w="90" w:type="dxa"/>
-              <w:bottom w:w="60" w:type="dxa"/>
-              <w:end w:w="90" w:type="dxa"/>
-            </w:tcMar>
-          </w:tcPr>
-          <w:p>
-            <w:pPr>
-              <w:spacing w:after="0" w:line="252" w:lineRule="auto"/>
-            </w:pPr>
-            <w:r>
-              <w:rPr>
-                <w:rFonts w:ascii="Calibri" w:hAnsi="Calibri"/>
-                <w:sz w:val="17"/>
-              </w:rPr>
-              <w:t>Re-run the offline installer from Stage 4, then check_setup.py. If check_setup says READY but your notebook still fails, you have the wrong kernel selected — see the next row.</w:t>
-            </w:r>
-          </w:p>
-        </w:tc>
-      </w:tr>
-      <w:tr>
-        <w:tc>
-          <w:tcPr>
-            <w:tcW w:type="dxa" w:w="2366"/>
-            <w:tcMar>
-              <w:top w:w="60" w:type="dxa"/>
-              <w:start w:w="90" w:type="dxa"/>
-              <w:bottom w:w="60" w:type="dxa"/>
-              <w:end w:w="90" w:type="dxa"/>
-            </w:tcMar>
-            <w:shd w:val="clear" w:color="auto" w:fill="F2F5FB"/>
-          </w:tcPr>
-          <w:p>
-            <w:pPr>
-              <w:spacing w:after="0" w:line="252" w:lineRule="auto"/>
-            </w:pPr>
-            <w:r>
-              <w:rPr>
-                <w:rFonts w:ascii="Calibri" w:hAnsi="Calibri"/>
-                <w:b/>
-                <w:sz w:val="17"/>
-              </w:rPr>
-              <w:t>It works in the terminal but not in the notebook</w:t>
-            </w:r>
-          </w:p>
-        </w:tc>
-        <w:tc>
-          <w:tcPr>
-            <w:tcW w:type="dxa" w:w="3253"/>
-            <w:tcMar>
-              <w:top w:w="60" w:type="dxa"/>
-              <w:start w:w="90" w:type="dxa"/>
-              <w:bottom w:w="60" w:type="dxa"/>
-              <w:end w:w="90" w:type="dxa"/>
-            </w:tcMar>
-            <w:shd w:val="clear" w:color="auto" w:fill="F2F5FB"/>
-          </w:tcPr>
-          <w:p>
-            <w:pPr>
-              <w:spacing w:after="0" w:line="252" w:lineRule="auto"/>
-            </w:pPr>
-            <w:r>
-              <w:rPr>
-                <w:rFonts w:ascii="Calibri" w:hAnsi="Calibri"/>
-                <w:sz w:val="17"/>
-              </w:rPr>
-              <w:t>The notebook is using a different Python from your terminal.</w:t>
-            </w:r>
-          </w:p>
-        </w:tc>
-        <w:tc>
-          <w:tcPr>
-            <w:tcW w:type="dxa" w:w="4239"/>
-            <w:tcMar>
-              <w:top w:w="60" w:type="dxa"/>
-              <w:start w:w="90" w:type="dxa"/>
-              <w:bottom w:w="60" w:type="dxa"/>
-              <w:end w:w="90" w:type="dxa"/>
-            </w:tcMar>
-            <w:shd w:val="clear" w:color="auto" w:fill="F2F5FB"/>
-          </w:tcPr>
-          <w:p>
-            <w:pPr>
-              <w:spacing w:after="0" w:line="252" w:lineRule="auto"/>
-            </w:pPr>
-            <w:r>
-              <w:rPr>
-                <w:rFonts w:ascii="Calibri" w:hAnsi="Calibri"/>
-                <w:sz w:val="17"/>
-              </w:rPr>
-              <w:t>In VS Code, click the kernel name at the top right of the notebook and choose the same Python that check_setup.py reported. This is the single most common confusion of Week 2.</w:t>
-            </w:r>
-          </w:p>
-        </w:tc>
-      </w:tr>
-      <w:tr>
-        <w:tc>
-          <w:tcPr>
-            <w:tcW w:type="dxa" w:w="2366"/>
-            <w:tcMar>
-              <w:top w:w="60" w:type="dxa"/>
-              <w:start w:w="90" w:type="dxa"/>
-              <w:bottom w:w="60" w:type="dxa"/>
-              <w:end w:w="90" w:type="dxa"/>
-            </w:tcMar>
-          </w:tcPr>
-          <w:p>
-            <w:pPr>
-              <w:spacing w:after="0" w:line="252" w:lineRule="auto"/>
-            </w:pPr>
-            <w:r>
-              <w:rPr>
-                <w:rFonts w:ascii="Calibri" w:hAnsi="Calibri"/>
-                <w:b/>
-                <w:sz w:val="17"/>
-              </w:rPr>
-              <w:t>Please tell me who you are  (from Git)</w:t>
-            </w:r>
-          </w:p>
-        </w:tc>
-        <w:tc>
-          <w:tcPr>
-            <w:tcW w:type="dxa" w:w="3253"/>
-            <w:tcMar>
-              <w:top w:w="60" w:type="dxa"/>
-              <w:start w:w="90" w:type="dxa"/>
-              <w:bottom w:w="60" w:type="dxa"/>
-              <w:end w:w="90" w:type="dxa"/>
-            </w:tcMar>
-          </w:tcPr>
-          <w:p>
-            <w:pPr>
-              <w:spacing w:after="0" w:line="252" w:lineRule="auto"/>
-            </w:pPr>
-            <w:r>
-              <w:rPr>
-                <w:rFonts w:ascii="Calibri" w:hAnsi="Calibri"/>
-                <w:sz w:val="17"/>
-              </w:rPr>
-              <w:t>You have not set your Git name and email.</w:t>
-            </w:r>
-          </w:p>
-        </w:tc>
-        <w:tc>
-          <w:tcPr>
-            <w:tcW w:type="dxa" w:w="4239"/>
-            <w:tcMar>
-              <w:top w:w="60" w:type="dxa"/>
-              <w:start w:w="90" w:type="dxa"/>
-              <w:bottom w:w="60" w:type="dxa"/>
-              <w:end w:w="90" w:type="dxa"/>
-            </w:tcMar>
-          </w:tcPr>
-          <w:p>
-            <w:pPr>
-              <w:spacing w:after="0" w:line="252" w:lineRule="auto"/>
-            </w:pPr>
-            <w:r>
-              <w:rPr>
-                <w:rFonts w:ascii="Calibri" w:hAnsi="Calibri"/>
-                <w:sz w:val="17"/>
-              </w:rPr>
-              <w:t>Run the two 'git config --global' commands in Stage 3. Then try again.</w:t>
-            </w:r>
-          </w:p>
-        </w:tc>
-      </w:tr>
-      <w:tr>
-        <w:tc>
-          <w:tcPr>
-            <w:tcW w:type="dxa" w:w="2366"/>
-            <w:tcMar>
-              <w:top w:w="60" w:type="dxa"/>
-              <w:start w:w="90" w:type="dxa"/>
-              <w:bottom w:w="60" w:type="dxa"/>
-              <w:end w:w="90" w:type="dxa"/>
-            </w:tcMar>
-            <w:shd w:val="clear" w:color="auto" w:fill="F2F5FB"/>
-          </w:tcPr>
-          <w:p>
-            <w:pPr>
-              <w:spacing w:after="0" w:line="252" w:lineRule="auto"/>
-            </w:pPr>
-            <w:r>
-              <w:rPr>
-                <w:rFonts w:ascii="Calibri" w:hAnsi="Calibri"/>
-                <w:b/>
-                <w:sz w:val="17"/>
-              </w:rPr>
-              <w:t>No matching distribution found  /  ERROR: Could not find a version</w:t>
-            </w:r>
-          </w:p>
-        </w:tc>
-        <w:tc>
-          <w:tcPr>
-            <w:tcW w:type="dxa" w:w="3253"/>
-            <w:tcMar>
-              <w:top w:w="60" w:type="dxa"/>
-              <w:start w:w="90" w:type="dxa"/>
-              <w:bottom w:w="60" w:type="dxa"/>
-              <w:end w:w="90" w:type="dxa"/>
-            </w:tcMar>
-            <w:shd w:val="clear" w:color="auto" w:fill="F2F5FB"/>
-          </w:tcPr>
-          <w:p>
-            <w:pPr>
-              <w:spacing w:after="0" w:line="252" w:lineRule="auto"/>
-            </w:pPr>
-            <w:r>
-              <w:rPr>
-                <w:rFonts w:ascii="Calibri" w:hAnsi="Calibri"/>
-                <w:sz w:val="17"/>
-              </w:rPr>
-              <w:t>Your Python version does not match the packages on the USB. This is the one problem that cannot be fixed quickly in class.</w:t>
-            </w:r>
-          </w:p>
-        </w:tc>
-        <w:tc>
-          <w:tcPr>
-            <w:tcW w:type="dxa" w:w="4239"/>
-            <w:tcMar>
-              <w:top w:w="60" w:type="dxa"/>
-              <w:start w:w="90" w:type="dxa"/>
-              <w:bottom w:w="60" w:type="dxa"/>
-              <w:end w:w="90" w:type="dxa"/>
-            </w:tcMar>
-            <w:shd w:val="clear" w:color="auto" w:fill="F2F5FB"/>
-          </w:tcPr>
-          <w:p>
-            <w:pPr>
-              <w:spacing w:after="0" w:line="252" w:lineRule="auto"/>
-            </w:pPr>
-            <w:r>
-              <w:rPr>
-                <w:rFonts w:ascii="Calibri" w:hAnsi="Calibri"/>
-                <w:sz w:val="17"/>
-              </w:rPr>
-              <w:t>Tell a helper immediately, do not keep trying. You will be moved onto Colab for the session and sorted out afterwards. This is why the guide says not to install Python at home.</w:t>
-            </w:r>
-          </w:p>
-        </w:tc>
-      </w:tr>
-      <w:tr>
-        <w:tc>
-          <w:tcPr>
-            <w:tcW w:type="dxa" w:w="2366"/>
-            <w:tcMar>
-              <w:top w:w="60" w:type="dxa"/>
-              <w:start w:w="90" w:type="dxa"/>
-              <w:bottom w:w="60" w:type="dxa"/>
-              <w:end w:w="90" w:type="dxa"/>
-            </w:tcMar>
-          </w:tcPr>
-          <w:p>
-            <w:pPr>
-              <w:spacing w:after="0" w:line="252" w:lineRule="auto"/>
-            </w:pPr>
-            <w:r>
-              <w:rPr>
-                <w:rFonts w:ascii="Calibri" w:hAnsi="Calibri"/>
-                <w:b/>
-                <w:sz w:val="17"/>
-              </w:rPr>
-              <w:t>Permission denied  /  Access is denied</w:t>
-            </w:r>
-          </w:p>
-        </w:tc>
-        <w:tc>
-          <w:tcPr>
-            <w:tcW w:type="dxa" w:w="3253"/>
-            <w:tcMar>
-              <w:top w:w="60" w:type="dxa"/>
-              <w:start w:w="90" w:type="dxa"/>
-              <w:bottom w:w="60" w:type="dxa"/>
-              <w:end w:w="90" w:type="dxa"/>
-            </w:tcMar>
-          </w:tcPr>
-          <w:p>
-            <w:pPr>
-              <w:spacing w:after="0" w:line="252" w:lineRule="auto"/>
-            </w:pPr>
-            <w:r>
-              <w:rPr>
-                <w:rFonts w:ascii="Calibri" w:hAnsi="Calibri"/>
-                <w:sz w:val="17"/>
-              </w:rPr>
-              <w:t>You are trying to write somewhere you are not allowed, or you do not have the administrator password.</w:t>
-            </w:r>
-          </w:p>
-        </w:tc>
-        <w:tc>
-          <w:tcPr>
-            <w:tcW w:type="dxa" w:w="4239"/>
-            <w:tcMar>
-              <w:top w:w="60" w:type="dxa"/>
-              <w:start w:w="90" w:type="dxa"/>
-              <w:bottom w:w="60" w:type="dxa"/>
-              <w:end w:w="90" w:type="dxa"/>
-            </w:tcMar>
-          </w:tcPr>
-          <w:p>
-            <w:pPr>
-              <w:spacing w:after="0" w:line="252" w:lineRule="auto"/>
-            </w:pPr>
-            <w:r>
-              <w:rPr>
-                <w:rFonts w:ascii="Calibri" w:hAnsi="Calibri"/>
-                <w:sz w:val="17"/>
-              </w:rPr>
-              <w:t>Move the course folder into your own Documents folder and work there. If the installer itself is refused, you need the administrator password.</w:t>
-            </w:r>
-          </w:p>
-        </w:tc>
-      </w:tr>
-      <w:tr>
-        <w:tc>
-          <w:tcPr>
-            <w:tcW w:type="dxa" w:w="2366"/>
-            <w:tcMar>
-              <w:top w:w="60" w:type="dxa"/>
-              <w:start w:w="90" w:type="dxa"/>
-              <w:bottom w:w="60" w:type="dxa"/>
-              <w:end w:w="90" w:type="dxa"/>
-            </w:tcMar>
-            <w:shd w:val="clear" w:color="auto" w:fill="F2F5FB"/>
-          </w:tcPr>
-          <w:p>
-            <w:pPr>
-              <w:spacing w:after="0" w:line="252" w:lineRule="auto"/>
-            </w:pPr>
-            <w:r>
-              <w:rPr>
-                <w:rFonts w:ascii="Calibri" w:hAnsi="Calibri"/>
-                <w:b/>
-                <w:sz w:val="17"/>
-              </w:rPr>
-              <w:t>FileNotFoundError: ... .csv</w:t>
-            </w:r>
-          </w:p>
-        </w:tc>
-        <w:tc>
-          <w:tcPr>
-            <w:tcW w:type="dxa" w:w="3253"/>
-            <w:tcMar>
-              <w:top w:w="60" w:type="dxa"/>
-              <w:start w:w="90" w:type="dxa"/>
-              <w:bottom w:w="60" w:type="dxa"/>
-              <w:end w:w="90" w:type="dxa"/>
-            </w:tcMar>
-            <w:shd w:val="clear" w:color="auto" w:fill="F2F5FB"/>
-          </w:tcPr>
-          <w:p>
-            <w:pPr>
-              <w:spacing w:after="0" w:line="252" w:lineRule="auto"/>
-            </w:pPr>
-            <w:r>
-              <w:rPr>
-                <w:rFonts w:ascii="Calibri" w:hAnsi="Calibri"/>
-                <w:sz w:val="17"/>
-              </w:rPr>
-              <w:t>Python is looking in a different folder from the one the file is in.</w:t>
-            </w:r>
-          </w:p>
-        </w:tc>
-        <w:tc>
-          <w:tcPr>
-            <w:tcW w:type="dxa" w:w="4239"/>
-            <w:tcMar>
-              <w:top w:w="60" w:type="dxa"/>
-              <w:start w:w="90" w:type="dxa"/>
-              <w:bottom w:w="60" w:type="dxa"/>
-              <w:end w:w="90" w:type="dxa"/>
-            </w:tcMar>
-            <w:shd w:val="clear" w:color="auto" w:fill="F2F5FB"/>
-          </w:tcPr>
-          <w:p>
-            <w:pPr>
-              <w:spacing w:after="0" w:line="252" w:lineRule="auto"/>
-            </w:pPr>
-            <w:r>
-              <w:rPr>
-                <w:rFonts w:ascii="Calibri" w:hAnsi="Calibri"/>
-                <w:sz w:val="17"/>
-              </w:rPr>
-              <w:t>Check the terminal is in the right folder. Type 'pwd' (or 'cd' alone on Windows) to see where you are.</w:t>
-            </w:r>
-          </w:p>
-        </w:tc>
-      </w:tr>
-      <w:tr>
-        <w:tc>
-          <w:tcPr>
-            <w:tcW w:type="dxa" w:w="2366"/>
-            <w:tcMar>
-              <w:top w:w="60" w:type="dxa"/>
-              <w:start w:w="90" w:type="dxa"/>
-              <w:bottom w:w="60" w:type="dxa"/>
-              <w:end w:w="90" w:type="dxa"/>
-            </w:tcMar>
-          </w:tcPr>
-          <w:p>
-            <w:pPr>
-              <w:spacing w:after="0" w:line="252" w:lineRule="auto"/>
-            </w:pPr>
-            <w:r>
-              <w:rPr>
-                <w:rFonts w:ascii="Calibri" w:hAnsi="Calibri"/>
-                <w:b/>
-                <w:sz w:val="17"/>
-              </w:rPr>
-              <w:t>The installer window flashes and disappears</w:t>
-            </w:r>
-          </w:p>
-        </w:tc>
-        <w:tc>
-          <w:tcPr>
-            <w:tcW w:type="dxa" w:w="3253"/>
-            <w:tcMar>
-              <w:top w:w="60" w:type="dxa"/>
-              <w:start w:w="90" w:type="dxa"/>
-              <w:bottom w:w="60" w:type="dxa"/>
-              <w:end w:w="90" w:type="dxa"/>
-            </w:tcMar>
-          </w:tcPr>
-          <w:p>
-            <w:pPr>
-              <w:spacing w:after="0" w:line="252" w:lineRule="auto"/>
-            </w:pPr>
-            <w:r>
-              <w:rPr>
-                <w:rFonts w:ascii="Calibri" w:hAnsi="Calibri"/>
-                <w:sz w:val="17"/>
-              </w:rPr>
-              <w:t>It ran and closed too fast to read, or it crashed instantly.</w:t>
-            </w:r>
-          </w:p>
-        </w:tc>
-        <w:tc>
-          <w:tcPr>
-            <w:tcW w:type="dxa" w:w="4239"/>
-            <w:tcMar>
-              <w:top w:w="60" w:type="dxa"/>
-              <w:start w:w="90" w:type="dxa"/>
-              <w:bottom w:w="60" w:type="dxa"/>
-              <w:end w:w="90" w:type="dxa"/>
-            </w:tcMar>
-          </w:tcPr>
-          <w:p>
-            <w:pPr>
-              <w:spacing w:after="0" w:line="252" w:lineRule="auto"/>
-            </w:pPr>
-            <w:r>
-              <w:rPr>
-                <w:rFonts w:ascii="Calibri" w:hAnsi="Calibri"/>
-                <w:sz w:val="17"/>
-              </w:rPr>
-              <w:t>Open a terminal in the setup folder and run the installer from there instead, so the output stays on screen where you can read it.</w:t>
-            </w:r>
-          </w:p>
-        </w:tc>
-      </w:tr>
-      <w:tr>
-        <w:tc>
-          <w:tcPr>
-            <w:tcW w:type="dxa" w:w="2366"/>
-            <w:tcMar>
-              <w:top w:w="60" w:type="dxa"/>
-              <w:start w:w="90" w:type="dxa"/>
-              <w:bottom w:w="60" w:type="dxa"/>
-              <w:end w:w="90" w:type="dxa"/>
-            </w:tcMar>
-            <w:shd w:val="clear" w:color="auto" w:fill="F2F5FB"/>
-          </w:tcPr>
-          <w:p>
-            <w:pPr>
-              <w:spacing w:after="0" w:line="252" w:lineRule="auto"/>
-            </w:pPr>
-            <w:r>
-              <w:rPr>
-                <w:rFonts w:ascii="Calibri" w:hAnsi="Calibri"/>
-                <w:b/>
-                <w:sz w:val="17"/>
-              </w:rPr>
-              <w:t>Nothing happens at all when I press Shift+Enter</w:t>
-            </w:r>
-          </w:p>
-        </w:tc>
-        <w:tc>
-          <w:tcPr>
-            <w:tcW w:type="dxa" w:w="3253"/>
-            <w:tcMar>
-              <w:top w:w="60" w:type="dxa"/>
-              <w:start w:w="90" w:type="dxa"/>
-              <w:bottom w:w="60" w:type="dxa"/>
-              <w:end w:w="90" w:type="dxa"/>
-            </w:tcMar>
-            <w:shd w:val="clear" w:color="auto" w:fill="F2F5FB"/>
-          </w:tcPr>
-          <w:p>
-            <w:pPr>
-              <w:spacing w:after="0" w:line="252" w:lineRule="auto"/>
-            </w:pPr>
-            <w:r>
-              <w:rPr>
-                <w:rFonts w:ascii="Calibri" w:hAnsi="Calibri"/>
-                <w:sz w:val="17"/>
-              </w:rPr>
-              <w:t>No kernel is running, or no cell is selected.</w:t>
-            </w:r>
-          </w:p>
-        </w:tc>
-        <w:tc>
-          <w:tcPr>
-            <w:tcW w:type="dxa" w:w="4239"/>
-            <w:tcMar>
-              <w:top w:w="60" w:type="dxa"/>
-              <w:start w:w="90" w:type="dxa"/>
-              <w:bottom w:w="60" w:type="dxa"/>
-              <w:end w:w="90" w:type="dxa"/>
-            </w:tcMar>
-            <w:shd w:val="clear" w:color="auto" w:fill="F2F5FB"/>
-          </w:tcPr>
-          <w:p>
-            <w:pPr>
-              <w:spacing w:after="0" w:line="252" w:lineRule="auto"/>
-            </w:pPr>
-            <w:r>
-              <w:rPr>
-                <w:rFonts w:ascii="Calibri" w:hAnsi="Calibri"/>
-                <w:sz w:val="17"/>
-              </w:rPr>
-              <w:t>Click directly on the cell first. If VS Code asks to Select Kernel, choose your Python.</w:t>
-            </w:r>
-          </w:p>
-        </w:tc>
-      </w:tr>
-    </w:tbl>
-    <w:p>
-      <w:pPr>
-        <w:spacing w:after="200"/>
-      </w:pPr>
-    </w:p>
-    <w:tbl>
-      <w:tblPr>
-        <w:tblW w:type="auto" w:w="0"/>
-        <w:jc w:val="center"/>
-        <w:tblLayout w:type="fixed"/>
-        <w:tblLook w:firstColumn="1" w:firstRow="1" w:lastColumn="0" w:lastRow="0" w:noHBand="0" w:noVBand="1" w:val="04A0"/>
-        <w:tblBorders>
-          <w:top w:val="single" w:sz="6" w:space="0" w:color="2E5C8A"/>
-          <w:bottom w:val="single" w:sz="6" w:space="0" w:color="2E5C8A"/>
-          <w:left w:val="single" w:sz="24" w:space="0" w:color="2E5C8A"/>
-          <w:right w:val="single" w:sz="6" w:space="0" w:color="2E5C8A"/>
-        </w:tblBorders>
-      </w:tblPr>
-      <w:tblGrid>
-        <w:gridCol w:w="9858"/>
-      </w:tblGrid>
-      <w:tr>
-        <w:tc>
-          <w:tcPr>
-            <w:tcW w:type="dxa" w:w="9858"/>
-            <w:tcMar>
-              <w:top w:w="110" w:type="dxa"/>
-              <w:start w:w="170" w:type="dxa"/>
-              <w:bottom w:w="110" w:type="dxa"/>
-              <w:end w:w="140" w:type="dxa"/>
-            </w:tcMar>
-            <w:shd w:val="clear" w:color="auto" w:fill="D9E2F3"/>
-          </w:tcPr>
-          <w:p>
-            <w:pPr>
-              <w:spacing w:after="60"/>
-            </w:pPr>
-            <w:r>
-              <w:rPr>
-                <w:rFonts w:ascii="Calibri" w:hAnsi="Calibri"/>
-                <w:b/>
-                <w:color w:val="2E5C8A"/>
-                <w:sz w:val="19"/>
-              </w:rPr>
-              <w:t>The five-minute rule</w:t>
-            </w:r>
-          </w:p>
-          <w:p>
-            <w:pPr>
-              <w:spacing w:after="0" w:line="269" w:lineRule="auto"/>
-            </w:pPr>
-            <w:r>
-              <w:rPr>
-                <w:rFonts w:ascii="Calibri" w:hAnsi="Calibri"/>
-                <w:sz w:val="20"/>
-              </w:rPr>
-              <w:t>If you are stuck on the same thing for more than five minutes in Week 2, put your hand up. Do not sit quietly watching a progress bar and do not restart your laptop hoping. There are trained helpers in the room whose whole job that session is to unstick people, and the session is only three hours long.</w:t>
-              <w:br/>
-              <w:br/>
-              <w:t>When you ask, say three things: what you were trying to do, what you typed, and what it said back. That is not a hurdle put in front of help — it is the actual skill, and you will use it for the rest of your career.</w:t>
-            </w:r>
-          </w:p>
-        </w:tc>
-      </w:tr>
-    </w:tbl>
-    <w:p>
-      <w:pPr>
-        <w:spacing w:after="160"/>
-      </w:pPr>
-    </w:p>
-    <w:p>
-      <w:pPr>
-        <w:pStyle w:val="Heading1"/>
-      </w:pPr>
-      <w:r>
-        <w:t>10. What you submit, and by when</w:t>
+        <w:t>Use this browser route for A2. You do not need to connect Colab to GitHub or use terminal commands.</w:t>
       </w:r>
     </w:p>
     <w:p>
-      <w:pPr>
-        <w:spacing w:after="160" w:before="0" w:line="276" w:lineRule="auto"/>
-      </w:pPr>
+      <w:pPr/>
+      <w:r>
+        <w:t xml:space="preserve">1. Sign in at </w:t>
+      </w:r>
+      <w:hyperlink r:id="rId11">
+        <w:r>
+          <w:rPr>
+            <w:color w:val="0563C1"/>
+          </w:rPr>
+          <w:t>https://github.com</w:t>
+        </w:r>
+      </w:hyperlink>
+      <w:r>
+        <w:t>.</w:t>
+      </w:r>
+      <w:r>
+        <w:t xml:space="preserve"> Select the + menu, then New repository. Name it iuea-week02. This name is a project label, not your registration number.</w:t>
+      </w:r>
+    </w:p>
+    <w:p>
+      <w:pPr/>
+      <w:r>
+        <w:t>2. Select Private because the notebook contains your registration number. Turn Add README on, then Create repository. A private repository is visible to you and people you explicitly grant access to. The automated A2 grader uses the uploaded files, so making it public is unnecessary.</w:t>
+      </w:r>
+    </w:p>
+    <w:p>
+      <w:pPr/>
+      <w:r>
+        <w:t>3. In the new repository select Add file &gt; Upload files. Choose your completed renamed notebook and the supplied Week 2 CSV. Do not upload the whole ZIP, the supplied instruction README or passwords.</w:t>
+      </w:r>
+    </w:p>
+    <w:p>
+      <w:pPr/>
+      <w:r>
+        <w:t>4. Enter a short commit message such as Add Week 2 notebook and data. Save with Commit changes, using the current main branch for this individual exercise. A commit records a saved version. If offered a new branch instead, complete its pull request and merge so the files appear on the main repository page.</w:t>
+      </w:r>
+    </w:p>
+    <w:p>
+      <w:pPr/>
+      <w:r>
+        <w:t>5. Check both filenames appear in the repository's main file list. Click the notebook to check you uploaded the completed version. Copy the repository page address from your browser for the form's Repository URL field.</w:t>
+      </w:r>
+    </w:p>
+    <w:p>
+      <w:pPr/>
+      <w:r/>
       <w:r>
         <w:rPr>
-          <w:rFonts w:ascii="Calibri" w:hAnsi="Calibri"/>
-          <w:b w:val="0"/>
-          <w:i w:val="0"/>
-          <w:sz w:val="21"/>
+          <w:b/>
         </w:rPr>
-        <w:t>Assignment A2 is due at the start of your Week 3 session. It is small, and it is the gate for Week 3 — you cannot do Week 3's work on a computer that is not set up.</w:t>
+        <w:t>Ready check:</w:t>
       </w:r>
-    </w:p>
-    <w:tbl>
-      <w:tblPr>
-        <w:tblW w:type="auto" w:w="0"/>
-        <w:jc w:val="center"/>
-        <w:tblLayout w:type="fixed"/>
-        <w:tblLook w:firstColumn="1" w:firstRow="1" w:lastColumn="0" w:lastRow="0" w:noHBand="0" w:noVBand="1" w:val="04A0"/>
-        <w:tblLayout w:type="fixed"/>
-        <w:tblBorders>
-          <w:top w:val="single" w:sz="6" w:space="0" w:color="B4C6E7"/>
-          <w:left w:val="single" w:sz="6" w:space="0" w:color="B4C6E7"/>
-          <w:bottom w:val="single" w:sz="6" w:space="0" w:color="B4C6E7"/>
-          <w:right w:val="single" w:sz="6" w:space="0" w:color="B4C6E7"/>
-          <w:insideH w:val="single" w:sz="4" w:space="0" w:color="D9E2F3"/>
-          <w:insideV w:val="single" w:sz="4" w:space="0" w:color="D9E2F3"/>
-        </w:tblBorders>
-      </w:tblPr>
-      <w:tblGrid>
-        <w:gridCol w:w="2168"/>
-        <w:gridCol w:w="7689"/>
-      </w:tblGrid>
-      <w:tr>
-        <w:trPr>
-          <w:tblHeader w:val="true"/>
-        </w:trPr>
-        <w:tc>
-          <w:tcPr>
-            <w:tcW w:type="dxa" w:w="2169"/>
-            <w:shd w:val="clear" w:color="auto" w:fill="1F3864"/>
-            <w:tcMar>
-              <w:top w:w="60" w:type="dxa"/>
-              <w:start w:w="90" w:type="dxa"/>
-              <w:bottom w:w="60" w:type="dxa"/>
-              <w:end w:w="90" w:type="dxa"/>
-            </w:tcMar>
-          </w:tcPr>
-          <w:p>
-            <w:pPr>
-              <w:spacing w:after="0" w:line="240" w:lineRule="auto"/>
-            </w:pPr>
-            <w:r>
-              <w:rPr>
-                <w:rFonts w:ascii="Calibri" w:hAnsi="Calibri"/>
-                <w:b/>
-                <w:color w:val="FFFFFF"/>
-                <w:sz w:val="17"/>
-              </w:rPr>
-              <w:t>What</w:t>
-            </w:r>
-          </w:p>
-        </w:tc>
-        <w:tc>
-          <w:tcPr>
-            <w:tcW w:type="dxa" w:w="7689"/>
-            <w:shd w:val="clear" w:color="auto" w:fill="1F3864"/>
-            <w:tcMar>
-              <w:top w:w="60" w:type="dxa"/>
-              <w:start w:w="90" w:type="dxa"/>
-              <w:bottom w:w="60" w:type="dxa"/>
-              <w:end w:w="90" w:type="dxa"/>
-            </w:tcMar>
-          </w:tcPr>
-          <w:p>
-            <w:pPr>
-              <w:spacing w:after="0" w:line="240" w:lineRule="auto"/>
-            </w:pPr>
-            <w:r>
-              <w:rPr>
-                <w:rFonts w:ascii="Calibri" w:hAnsi="Calibri"/>
-                <w:b/>
-                <w:color w:val="FFFFFF"/>
-                <w:sz w:val="17"/>
-              </w:rPr>
-              <w:t>Detail</w:t>
-            </w:r>
-          </w:p>
-        </w:tc>
-      </w:tr>
-      <w:tr>
-        <w:tc>
-          <w:tcPr>
-            <w:tcW w:type="dxa" w:w="2169"/>
-            <w:tcMar>
-              <w:top w:w="60" w:type="dxa"/>
-              <w:start w:w="90" w:type="dxa"/>
-              <w:bottom w:w="60" w:type="dxa"/>
-              <w:end w:w="90" w:type="dxa"/>
-            </w:tcMar>
-          </w:tcPr>
-          <w:p>
-            <w:pPr>
-              <w:spacing w:after="0" w:line="252" w:lineRule="auto"/>
-            </w:pPr>
-            <w:r>
-              <w:rPr>
-                <w:rFonts w:ascii="Calibri" w:hAnsi="Calibri"/>
-                <w:b/>
-                <w:sz w:val="17"/>
-              </w:rPr>
-              <w:t>A GitHub repository</w:t>
-            </w:r>
-          </w:p>
-        </w:tc>
-        <w:tc>
-          <w:tcPr>
-            <w:tcW w:type="dxa" w:w="7689"/>
-            <w:tcMar>
-              <w:top w:w="60" w:type="dxa"/>
-              <w:start w:w="90" w:type="dxa"/>
-              <w:bottom w:w="60" w:type="dxa"/>
-              <w:end w:w="90" w:type="dxa"/>
-            </w:tcMar>
-          </w:tcPr>
-          <w:p>
-            <w:pPr>
-              <w:spacing w:after="0" w:line="252" w:lineRule="auto"/>
-            </w:pPr>
-            <w:r>
-              <w:rPr>
-                <w:rFonts w:ascii="Calibri" w:hAnsi="Calibri"/>
-                <w:sz w:val="17"/>
-              </w:rPr>
-              <w:t>Named as the lecturer specifies. It must contain the 'BEGIN COPY' block from check_setup.py, your notebook, and your first_code file.</w:t>
-            </w:r>
-          </w:p>
-        </w:tc>
-      </w:tr>
-      <w:tr>
-        <w:tc>
-          <w:tcPr>
-            <w:tcW w:type="dxa" w:w="2169"/>
-            <w:tcMar>
-              <w:top w:w="60" w:type="dxa"/>
-              <w:start w:w="90" w:type="dxa"/>
-              <w:bottom w:w="60" w:type="dxa"/>
-              <w:end w:w="90" w:type="dxa"/>
-            </w:tcMar>
-            <w:shd w:val="clear" w:color="auto" w:fill="F2F5FB"/>
-          </w:tcPr>
-          <w:p>
-            <w:pPr>
-              <w:spacing w:after="0" w:line="252" w:lineRule="auto"/>
-            </w:pPr>
-            <w:r>
-              <w:rPr>
-                <w:rFonts w:ascii="Calibri" w:hAnsi="Calibri"/>
-                <w:b/>
-                <w:sz w:val="17"/>
-              </w:rPr>
-              <w:t>A README file</w:t>
-            </w:r>
-          </w:p>
-        </w:tc>
-        <w:tc>
-          <w:tcPr>
-            <w:tcW w:type="dxa" w:w="7689"/>
-            <w:tcMar>
-              <w:top w:w="60" w:type="dxa"/>
-              <w:start w:w="90" w:type="dxa"/>
-              <w:bottom w:w="60" w:type="dxa"/>
-              <w:end w:w="90" w:type="dxa"/>
-            </w:tcMar>
-            <w:shd w:val="clear" w:color="auto" w:fill="F2F5FB"/>
-          </w:tcPr>
-          <w:p>
-            <w:pPr>
-              <w:spacing w:after="0" w:line="252" w:lineRule="auto"/>
-            </w:pPr>
-            <w:r>
-              <w:rPr>
-                <w:rFonts w:ascii="Calibri" w:hAnsi="Calibri"/>
-                <w:sz w:val="17"/>
-              </w:rPr>
-              <w:t>Three short things: your name and course code, one engineering problem in your own discipline that you think data could help with, and one sentence on what data that would need.</w:t>
-            </w:r>
-          </w:p>
-        </w:tc>
-      </w:tr>
-      <w:tr>
-        <w:tc>
-          <w:tcPr>
-            <w:tcW w:type="dxa" w:w="2169"/>
-            <w:tcMar>
-              <w:top w:w="60" w:type="dxa"/>
-              <w:start w:w="90" w:type="dxa"/>
-              <w:bottom w:w="60" w:type="dxa"/>
-              <w:end w:w="90" w:type="dxa"/>
-            </w:tcMar>
-          </w:tcPr>
-          <w:p>
-            <w:pPr>
-              <w:spacing w:after="0" w:line="252" w:lineRule="auto"/>
-            </w:pPr>
-            <w:r>
-              <w:rPr>
-                <w:rFonts w:ascii="Calibri" w:hAnsi="Calibri"/>
-                <w:b/>
-                <w:sz w:val="17"/>
-              </w:rPr>
-              <w:t>One sentence of honesty</w:t>
-            </w:r>
-          </w:p>
-        </w:tc>
-        <w:tc>
-          <w:tcPr>
-            <w:tcW w:type="dxa" w:w="7689"/>
-            <w:tcMar>
-              <w:top w:w="60" w:type="dxa"/>
-              <w:start w:w="90" w:type="dxa"/>
-              <w:bottom w:w="60" w:type="dxa"/>
-              <w:end w:w="90" w:type="dxa"/>
-            </w:tcMar>
-          </w:tcPr>
-          <w:p>
-            <w:pPr>
-              <w:spacing w:after="0" w:line="252" w:lineRule="auto"/>
-            </w:pPr>
-            <w:r>
-              <w:rPr>
-                <w:rFonts w:ascii="Calibri" w:hAnsi="Calibri"/>
-                <w:sz w:val="17"/>
-              </w:rPr>
-              <w:t>What you had to fix to get set up, or 'nothing' if it worked first time. This is worth marks. What went wrong for you is useful information — it is how next year's guide gets better.</w:t>
-            </w:r>
-          </w:p>
-        </w:tc>
-      </w:tr>
-      <w:tr>
-        <w:tc>
-          <w:tcPr>
-            <w:tcW w:type="dxa" w:w="2169"/>
-            <w:tcMar>
-              <w:top w:w="60" w:type="dxa"/>
-              <w:start w:w="90" w:type="dxa"/>
-              <w:bottom w:w="60" w:type="dxa"/>
-              <w:end w:w="90" w:type="dxa"/>
-            </w:tcMar>
-            <w:shd w:val="clear" w:color="auto" w:fill="F2F5FB"/>
-          </w:tcPr>
-          <w:p>
-            <w:pPr>
-              <w:spacing w:after="0" w:line="252" w:lineRule="auto"/>
-            </w:pPr>
-            <w:r>
-              <w:rPr>
-                <w:rFonts w:ascii="Calibri" w:hAnsi="Calibri"/>
-                <w:b/>
-                <w:sz w:val="17"/>
-              </w:rPr>
-              <w:t>How to submit</w:t>
-            </w:r>
-          </w:p>
-        </w:tc>
-        <w:tc>
-          <w:tcPr>
-            <w:tcW w:type="dxa" w:w="7689"/>
-            <w:tcMar>
-              <w:top w:w="60" w:type="dxa"/>
-              <w:start w:w="90" w:type="dxa"/>
-              <w:bottom w:w="60" w:type="dxa"/>
-              <w:end w:w="90" w:type="dxa"/>
-            </w:tcMar>
-            <w:shd w:val="clear" w:color="auto" w:fill="F2F5FB"/>
-          </w:tcPr>
-          <w:p>
-            <w:pPr>
-              <w:spacing w:after="0" w:line="252" w:lineRule="auto"/>
-            </w:pPr>
-            <w:r>
-              <w:rPr>
-                <w:rFonts w:ascii="Calibri" w:hAnsi="Calibri"/>
-                <w:sz w:val="17"/>
-              </w:rPr>
-              <w:t>Paste your repository URL where the lecturer tells you. That is all.</w:t>
-            </w:r>
-          </w:p>
-        </w:tc>
-      </w:tr>
-    </w:tbl>
-    <w:p>
-      <w:pPr>
-        <w:spacing w:after="200"/>
-      </w:pPr>
-    </w:p>
-    <w:p>
-      <w:pPr>
-        <w:spacing w:after="160" w:before="0" w:line="276" w:lineRule="auto"/>
-      </w:pPr>
       <w:r>
-        <w:rPr>
-          <w:rFonts w:ascii="Calibri" w:hAnsi="Calibri"/>
-          <w:b w:val="0"/>
-          <w:i w:val="0"/>
-          <w:sz w:val="21"/>
-        </w:rPr>
-        <w:t>If you cannot get set up by the end of Week 2, you are not in trouble — but you must come to office hours that week. Do not wait until Week 4 and hope it resolves itself. It will not, and by then you will be two sessions behind on work that builds on itself every week.</w:t>
+        <w:t xml:space="preserve"> the repository contains your completed notebook, your cohort's four-row CSV and a README.md that you will complete next. A repository URL alone is not an assignment submission.</w:t>
       </w:r>
     </w:p>
     <w:p>
@@ -4399,829 +383,402 @@
     </w:p>
     <w:p>
       <w:pPr>
-        <w:pStyle w:val="Heading1"/>
+        <w:pStyle w:val="Title"/>
       </w:pPr>
       <w:r>
-        <w:t>Command cheat sheet — keep this page</w:t>
+        <w:t>Writing your own README and submitting A2</w:t>
       </w:r>
     </w:p>
     <w:p>
       <w:pPr>
-        <w:spacing w:after="240" w:before="0" w:line="276" w:lineRule="auto"/>
+        <w:pStyle w:val="Heading1"/>
       </w:pPr>
       <w:r>
-        <w:rPr>
-          <w:rFonts w:ascii="Calibri" w:hAnsi="Calibri"/>
-          <w:b w:val="0"/>
-          <w:i w:val="0"/>
-          <w:sz w:val="21"/>
-        </w:rPr>
-        <w:t>These are all the terminal commands you need for the whole of Semester 1. There are eleven. On Windows, use Git Bash so these work exactly as written.</w:t>
+        <w:t>7 Write and download README md</w:t>
       </w:r>
     </w:p>
-    <w:tbl>
-      <w:tblPr>
-        <w:tblW w:type="auto" w:w="0"/>
-        <w:jc w:val="center"/>
-        <w:tblLayout w:type="fixed"/>
-        <w:tblLook w:firstColumn="1" w:firstRow="1" w:lastColumn="0" w:lastRow="0" w:noHBand="0" w:noVBand="1" w:val="04A0"/>
-        <w:tblLayout w:type="fixed"/>
-        <w:tblBorders>
-          <w:top w:val="single" w:sz="6" w:space="0" w:color="B4C6E7"/>
-          <w:left w:val="single" w:sz="6" w:space="0" w:color="B4C6E7"/>
-          <w:bottom w:val="single" w:sz="6" w:space="0" w:color="B4C6E7"/>
-          <w:right w:val="single" w:sz="6" w:space="0" w:color="B4C6E7"/>
-          <w:insideH w:val="single" w:sz="4" w:space="0" w:color="D9E2F3"/>
-          <w:insideV w:val="single" w:sz="4" w:space="0" w:color="D9E2F3"/>
-        </w:tblBorders>
-      </w:tblPr>
-      <w:tblGrid>
-        <w:gridCol w:w="2957"/>
-        <w:gridCol w:w="6900"/>
-      </w:tblGrid>
-      <w:tr>
-        <w:trPr>
-          <w:tblHeader w:val="true"/>
-        </w:trPr>
-        <w:tc>
-          <w:tcPr>
-            <w:tcW w:type="dxa" w:w="2957"/>
-            <w:shd w:val="clear" w:color="auto" w:fill="1F3864"/>
-            <w:tcMar>
-              <w:top w:w="60" w:type="dxa"/>
-              <w:start w:w="90" w:type="dxa"/>
-              <w:bottom w:w="60" w:type="dxa"/>
-              <w:end w:w="90" w:type="dxa"/>
-            </w:tcMar>
-          </w:tcPr>
-          <w:p>
-            <w:pPr>
-              <w:spacing w:after="0" w:line="240" w:lineRule="auto"/>
-            </w:pPr>
-            <w:r>
-              <w:rPr>
-                <w:rFonts w:ascii="Calibri" w:hAnsi="Calibri"/>
-                <w:b/>
-                <w:color w:val="FFFFFF"/>
-                <w:sz w:val="17"/>
-              </w:rPr>
-              <w:t>Command</w:t>
-            </w:r>
-          </w:p>
-        </w:tc>
-        <w:tc>
-          <w:tcPr>
-            <w:tcW w:type="dxa" w:w="6901"/>
-            <w:shd w:val="clear" w:color="auto" w:fill="1F3864"/>
-            <w:tcMar>
-              <w:top w:w="60" w:type="dxa"/>
-              <w:start w:w="90" w:type="dxa"/>
-              <w:bottom w:w="60" w:type="dxa"/>
-              <w:end w:w="90" w:type="dxa"/>
-            </w:tcMar>
-          </w:tcPr>
-          <w:p>
-            <w:pPr>
-              <w:spacing w:after="0" w:line="240" w:lineRule="auto"/>
-            </w:pPr>
-            <w:r>
-              <w:rPr>
-                <w:rFonts w:ascii="Calibri" w:hAnsi="Calibri"/>
-                <w:b/>
-                <w:color w:val="FFFFFF"/>
-                <w:sz w:val="17"/>
-              </w:rPr>
-              <w:t>What it does</w:t>
-            </w:r>
-          </w:p>
-        </w:tc>
-      </w:tr>
-      <w:tr>
-        <w:tc>
-          <w:tcPr>
-            <w:tcW w:type="dxa" w:w="2957"/>
-            <w:tcMar>
-              <w:top w:w="60" w:type="dxa"/>
-              <w:start w:w="90" w:type="dxa"/>
-              <w:bottom w:w="60" w:type="dxa"/>
-              <w:end w:w="90" w:type="dxa"/>
-            </w:tcMar>
-          </w:tcPr>
-          <w:p>
-            <w:pPr>
-              <w:spacing w:after="0" w:line="252" w:lineRule="auto"/>
-            </w:pPr>
-            <w:r>
-              <w:rPr>
-                <w:rFonts w:ascii="Calibri" w:hAnsi="Calibri"/>
-                <w:b/>
-                <w:sz w:val="19"/>
-              </w:rPr>
-              <w:t>python --version</w:t>
-            </w:r>
-          </w:p>
-        </w:tc>
-        <w:tc>
-          <w:tcPr>
-            <w:tcW w:type="dxa" w:w="6901"/>
-            <w:tcMar>
-              <w:top w:w="60" w:type="dxa"/>
-              <w:start w:w="90" w:type="dxa"/>
-              <w:bottom w:w="60" w:type="dxa"/>
-              <w:end w:w="90" w:type="dxa"/>
-            </w:tcMar>
-          </w:tcPr>
-          <w:p>
-            <w:pPr>
-              <w:spacing w:after="0" w:line="252" w:lineRule="auto"/>
-            </w:pPr>
-            <w:r>
-              <w:rPr>
-                <w:rFonts w:ascii="Calibri" w:hAnsi="Calibri"/>
-                <w:sz w:val="19"/>
-              </w:rPr>
-              <w:t>Which Python am I using? (Windows: try 'py' or Mac/Linux 'python3' if this fails)</w:t>
-            </w:r>
-          </w:p>
-        </w:tc>
-      </w:tr>
-      <w:tr>
-        <w:tc>
-          <w:tcPr>
-            <w:tcW w:type="dxa" w:w="2957"/>
-            <w:tcMar>
-              <w:top w:w="60" w:type="dxa"/>
-              <w:start w:w="90" w:type="dxa"/>
-              <w:bottom w:w="60" w:type="dxa"/>
-              <w:end w:w="90" w:type="dxa"/>
-            </w:tcMar>
-            <w:shd w:val="clear" w:color="auto" w:fill="F2F5FB"/>
-          </w:tcPr>
-          <w:p>
-            <w:pPr>
-              <w:spacing w:after="0" w:line="252" w:lineRule="auto"/>
-            </w:pPr>
-            <w:r>
-              <w:rPr>
-                <w:rFonts w:ascii="Calibri" w:hAnsi="Calibri"/>
-                <w:b/>
-                <w:sz w:val="19"/>
-              </w:rPr>
-              <w:t>pwd</w:t>
-            </w:r>
-          </w:p>
-        </w:tc>
-        <w:tc>
-          <w:tcPr>
-            <w:tcW w:type="dxa" w:w="6901"/>
-            <w:tcMar>
-              <w:top w:w="60" w:type="dxa"/>
-              <w:start w:w="90" w:type="dxa"/>
-              <w:bottom w:w="60" w:type="dxa"/>
-              <w:end w:w="90" w:type="dxa"/>
-            </w:tcMar>
-            <w:shd w:val="clear" w:color="auto" w:fill="F2F5FB"/>
-          </w:tcPr>
-          <w:p>
-            <w:pPr>
-              <w:spacing w:after="0" w:line="252" w:lineRule="auto"/>
-            </w:pPr>
-            <w:r>
-              <w:rPr>
-                <w:rFonts w:ascii="Calibri" w:hAnsi="Calibri"/>
-                <w:sz w:val="19"/>
-              </w:rPr>
-              <w:t>Which folder am I in right now? (Windows Command Prompt: type 'cd' alone)</w:t>
-            </w:r>
-          </w:p>
-        </w:tc>
-      </w:tr>
-      <w:tr>
-        <w:tc>
-          <w:tcPr>
-            <w:tcW w:type="dxa" w:w="2957"/>
-            <w:tcMar>
-              <w:top w:w="60" w:type="dxa"/>
-              <w:start w:w="90" w:type="dxa"/>
-              <w:bottom w:w="60" w:type="dxa"/>
-              <w:end w:w="90" w:type="dxa"/>
-            </w:tcMar>
-          </w:tcPr>
-          <w:p>
-            <w:pPr>
-              <w:spacing w:after="0" w:line="252" w:lineRule="auto"/>
-            </w:pPr>
-            <w:r>
-              <w:rPr>
-                <w:rFonts w:ascii="Calibri" w:hAnsi="Calibri"/>
-                <w:b/>
-                <w:sz w:val="19"/>
-              </w:rPr>
-              <w:t>ls</w:t>
-            </w:r>
-          </w:p>
-        </w:tc>
-        <w:tc>
-          <w:tcPr>
-            <w:tcW w:type="dxa" w:w="6901"/>
-            <w:tcMar>
-              <w:top w:w="60" w:type="dxa"/>
-              <w:start w:w="90" w:type="dxa"/>
-              <w:bottom w:w="60" w:type="dxa"/>
-              <w:end w:w="90" w:type="dxa"/>
-            </w:tcMar>
-          </w:tcPr>
-          <w:p>
-            <w:pPr>
-              <w:spacing w:after="0" w:line="252" w:lineRule="auto"/>
-            </w:pPr>
-            <w:r>
-              <w:rPr>
-                <w:rFonts w:ascii="Calibri" w:hAnsi="Calibri"/>
-                <w:sz w:val="19"/>
-              </w:rPr>
-              <w:t>What is in this folder? (Windows Command Prompt: 'dir')</w:t>
-            </w:r>
-          </w:p>
-        </w:tc>
-      </w:tr>
-      <w:tr>
-        <w:tc>
-          <w:tcPr>
-            <w:tcW w:type="dxa" w:w="2957"/>
-            <w:tcMar>
-              <w:top w:w="60" w:type="dxa"/>
-              <w:start w:w="90" w:type="dxa"/>
-              <w:bottom w:w="60" w:type="dxa"/>
-              <w:end w:w="90" w:type="dxa"/>
-            </w:tcMar>
-            <w:shd w:val="clear" w:color="auto" w:fill="F2F5FB"/>
-          </w:tcPr>
-          <w:p>
-            <w:pPr>
-              <w:spacing w:after="0" w:line="252" w:lineRule="auto"/>
-            </w:pPr>
-            <w:r>
-              <w:rPr>
-                <w:rFonts w:ascii="Calibri" w:hAnsi="Calibri"/>
-                <w:b/>
-                <w:sz w:val="19"/>
-              </w:rPr>
-              <w:t>cd foldername</w:t>
-            </w:r>
-          </w:p>
-        </w:tc>
-        <w:tc>
-          <w:tcPr>
-            <w:tcW w:type="dxa" w:w="6901"/>
-            <w:tcMar>
-              <w:top w:w="60" w:type="dxa"/>
-              <w:start w:w="90" w:type="dxa"/>
-              <w:bottom w:w="60" w:type="dxa"/>
-              <w:end w:w="90" w:type="dxa"/>
-            </w:tcMar>
-            <w:shd w:val="clear" w:color="auto" w:fill="F2F5FB"/>
-          </w:tcPr>
-          <w:p>
-            <w:pPr>
-              <w:spacing w:after="0" w:line="252" w:lineRule="auto"/>
-            </w:pPr>
-            <w:r>
-              <w:rPr>
-                <w:rFonts w:ascii="Calibri" w:hAnsi="Calibri"/>
-                <w:sz w:val="19"/>
-              </w:rPr>
-              <w:t>Go into that folder</w:t>
-            </w:r>
-          </w:p>
-        </w:tc>
-      </w:tr>
-      <w:tr>
-        <w:tc>
-          <w:tcPr>
-            <w:tcW w:type="dxa" w:w="2957"/>
-            <w:tcMar>
-              <w:top w:w="60" w:type="dxa"/>
-              <w:start w:w="90" w:type="dxa"/>
-              <w:bottom w:w="60" w:type="dxa"/>
-              <w:end w:w="90" w:type="dxa"/>
-            </w:tcMar>
-          </w:tcPr>
-          <w:p>
-            <w:pPr>
-              <w:spacing w:after="0" w:line="252" w:lineRule="auto"/>
-            </w:pPr>
-            <w:r>
-              <w:rPr>
-                <w:rFonts w:ascii="Calibri" w:hAnsi="Calibri"/>
-                <w:b/>
-                <w:sz w:val="19"/>
-              </w:rPr>
-              <w:t>cd ..</w:t>
-            </w:r>
-          </w:p>
-        </w:tc>
-        <w:tc>
-          <w:tcPr>
-            <w:tcW w:type="dxa" w:w="6901"/>
-            <w:tcMar>
-              <w:top w:w="60" w:type="dxa"/>
-              <w:start w:w="90" w:type="dxa"/>
-              <w:bottom w:w="60" w:type="dxa"/>
-              <w:end w:w="90" w:type="dxa"/>
-            </w:tcMar>
-          </w:tcPr>
-          <w:p>
-            <w:pPr>
-              <w:spacing w:after="0" w:line="252" w:lineRule="auto"/>
-            </w:pPr>
-            <w:r>
-              <w:rPr>
-                <w:rFonts w:ascii="Calibri" w:hAnsi="Calibri"/>
-                <w:sz w:val="19"/>
-              </w:rPr>
-              <w:t>Go back up one folder</w:t>
-            </w:r>
-          </w:p>
-        </w:tc>
-      </w:tr>
-      <w:tr>
-        <w:tc>
-          <w:tcPr>
-            <w:tcW w:type="dxa" w:w="2957"/>
-            <w:tcMar>
-              <w:top w:w="60" w:type="dxa"/>
-              <w:start w:w="90" w:type="dxa"/>
-              <w:bottom w:w="60" w:type="dxa"/>
-              <w:end w:w="90" w:type="dxa"/>
-            </w:tcMar>
-            <w:shd w:val="clear" w:color="auto" w:fill="F2F5FB"/>
-          </w:tcPr>
-          <w:p>
-            <w:pPr>
-              <w:spacing w:after="0" w:line="252" w:lineRule="auto"/>
-            </w:pPr>
-            <w:r>
-              <w:rPr>
-                <w:rFonts w:ascii="Calibri" w:hAnsi="Calibri"/>
-                <w:b/>
-                <w:sz w:val="19"/>
-              </w:rPr>
-              <w:t>python myfile.py</w:t>
-            </w:r>
-          </w:p>
-        </w:tc>
-        <w:tc>
-          <w:tcPr>
-            <w:tcW w:type="dxa" w:w="6901"/>
-            <w:tcMar>
-              <w:top w:w="60" w:type="dxa"/>
-              <w:start w:w="90" w:type="dxa"/>
-              <w:bottom w:w="60" w:type="dxa"/>
-              <w:end w:w="90" w:type="dxa"/>
-            </w:tcMar>
-            <w:shd w:val="clear" w:color="auto" w:fill="F2F5FB"/>
-          </w:tcPr>
-          <w:p>
-            <w:pPr>
-              <w:spacing w:after="0" w:line="252" w:lineRule="auto"/>
-            </w:pPr>
-            <w:r>
-              <w:rPr>
-                <w:rFonts w:ascii="Calibri" w:hAnsi="Calibri"/>
-                <w:sz w:val="19"/>
-              </w:rPr>
-              <w:t>Run a Python file</w:t>
-            </w:r>
-          </w:p>
-        </w:tc>
-      </w:tr>
-      <w:tr>
-        <w:tc>
-          <w:tcPr>
-            <w:tcW w:type="dxa" w:w="2957"/>
-            <w:tcMar>
-              <w:top w:w="60" w:type="dxa"/>
-              <w:start w:w="90" w:type="dxa"/>
-              <w:bottom w:w="60" w:type="dxa"/>
-              <w:end w:w="90" w:type="dxa"/>
-            </w:tcMar>
-          </w:tcPr>
-          <w:p>
-            <w:pPr>
-              <w:spacing w:after="0" w:line="252" w:lineRule="auto"/>
-            </w:pPr>
-            <w:r>
-              <w:rPr>
-                <w:rFonts w:ascii="Calibri" w:hAnsi="Calibri"/>
-                <w:b/>
-                <w:sz w:val="19"/>
-              </w:rPr>
-              <w:t>python check_setup.py</w:t>
-            </w:r>
-          </w:p>
-        </w:tc>
-        <w:tc>
-          <w:tcPr>
-            <w:tcW w:type="dxa" w:w="6901"/>
-            <w:tcMar>
-              <w:top w:w="60" w:type="dxa"/>
-              <w:start w:w="90" w:type="dxa"/>
-              <w:bottom w:w="60" w:type="dxa"/>
-              <w:end w:w="90" w:type="dxa"/>
-            </w:tcMar>
-          </w:tcPr>
-          <w:p>
-            <w:pPr>
-              <w:spacing w:after="0" w:line="252" w:lineRule="auto"/>
-            </w:pPr>
-            <w:r>
-              <w:rPr>
-                <w:rFonts w:ascii="Calibri" w:hAnsi="Calibri"/>
-                <w:sz w:val="19"/>
-              </w:rPr>
-              <w:t>Check my environment is still healthy</w:t>
-            </w:r>
-          </w:p>
-        </w:tc>
-      </w:tr>
-      <w:tr>
-        <w:tc>
-          <w:tcPr>
-            <w:tcW w:type="dxa" w:w="2957"/>
-            <w:tcMar>
-              <w:top w:w="60" w:type="dxa"/>
-              <w:start w:w="90" w:type="dxa"/>
-              <w:bottom w:w="60" w:type="dxa"/>
-              <w:end w:w="90" w:type="dxa"/>
-            </w:tcMar>
-            <w:shd w:val="clear" w:color="auto" w:fill="F2F5FB"/>
-          </w:tcPr>
-          <w:p>
-            <w:pPr>
-              <w:spacing w:after="0" w:line="252" w:lineRule="auto"/>
-            </w:pPr>
-            <w:r>
-              <w:rPr>
-                <w:rFonts w:ascii="Calibri" w:hAnsi="Calibri"/>
-                <w:b/>
-                <w:sz w:val="19"/>
-              </w:rPr>
-              <w:t>git status</w:t>
-            </w:r>
-          </w:p>
-        </w:tc>
-        <w:tc>
-          <w:tcPr>
-            <w:tcW w:type="dxa" w:w="6901"/>
-            <w:tcMar>
-              <w:top w:w="60" w:type="dxa"/>
-              <w:start w:w="90" w:type="dxa"/>
-              <w:bottom w:w="60" w:type="dxa"/>
-              <w:end w:w="90" w:type="dxa"/>
-            </w:tcMar>
-            <w:shd w:val="clear" w:color="auto" w:fill="F2F5FB"/>
-          </w:tcPr>
-          <w:p>
-            <w:pPr>
-              <w:spacing w:after="0" w:line="252" w:lineRule="auto"/>
-            </w:pPr>
-            <w:r>
-              <w:rPr>
-                <w:rFonts w:ascii="Calibri" w:hAnsi="Calibri"/>
-                <w:sz w:val="19"/>
-              </w:rPr>
-              <w:t>What have I changed since my last commit? Run this constantly.</w:t>
-            </w:r>
-          </w:p>
-        </w:tc>
-      </w:tr>
-      <w:tr>
-        <w:tc>
-          <w:tcPr>
-            <w:tcW w:type="dxa" w:w="2957"/>
-            <w:tcMar>
-              <w:top w:w="60" w:type="dxa"/>
-              <w:start w:w="90" w:type="dxa"/>
-              <w:bottom w:w="60" w:type="dxa"/>
-              <w:end w:w="90" w:type="dxa"/>
-            </w:tcMar>
-          </w:tcPr>
-          <w:p>
-            <w:pPr>
-              <w:spacing w:after="0" w:line="252" w:lineRule="auto"/>
-            </w:pPr>
-            <w:r>
-              <w:rPr>
-                <w:rFonts w:ascii="Calibri" w:hAnsi="Calibri"/>
-                <w:b/>
-                <w:sz w:val="19"/>
-              </w:rPr>
-              <w:t>git add .</w:t>
-            </w:r>
-          </w:p>
-        </w:tc>
-        <w:tc>
-          <w:tcPr>
-            <w:tcW w:type="dxa" w:w="6901"/>
-            <w:tcMar>
-              <w:top w:w="60" w:type="dxa"/>
-              <w:start w:w="90" w:type="dxa"/>
-              <w:bottom w:w="60" w:type="dxa"/>
-              <w:end w:w="90" w:type="dxa"/>
-            </w:tcMar>
-          </w:tcPr>
-          <w:p>
-            <w:pPr>
-              <w:spacing w:after="0" w:line="252" w:lineRule="auto"/>
-            </w:pPr>
-            <w:r>
-              <w:rPr>
-                <w:rFonts w:ascii="Calibri" w:hAnsi="Calibri"/>
-                <w:sz w:val="19"/>
-              </w:rPr>
-              <w:t>Mark everything I changed as ready to record</w:t>
-            </w:r>
-          </w:p>
-        </w:tc>
-      </w:tr>
-      <w:tr>
-        <w:tc>
-          <w:tcPr>
-            <w:tcW w:type="dxa" w:w="2957"/>
-            <w:tcMar>
-              <w:top w:w="60" w:type="dxa"/>
-              <w:start w:w="90" w:type="dxa"/>
-              <w:bottom w:w="60" w:type="dxa"/>
-              <w:end w:w="90" w:type="dxa"/>
-            </w:tcMar>
-            <w:shd w:val="clear" w:color="auto" w:fill="F2F5FB"/>
-          </w:tcPr>
-          <w:p>
-            <w:pPr>
-              <w:spacing w:after="0" w:line="252" w:lineRule="auto"/>
-            </w:pPr>
-            <w:r>
-              <w:rPr>
-                <w:rFonts w:ascii="Calibri" w:hAnsi="Calibri"/>
-                <w:b/>
-                <w:sz w:val="19"/>
-              </w:rPr>
-              <w:t>git commit -m "message"</w:t>
-            </w:r>
-          </w:p>
-        </w:tc>
-        <w:tc>
-          <w:tcPr>
-            <w:tcW w:type="dxa" w:w="6901"/>
-            <w:tcMar>
-              <w:top w:w="60" w:type="dxa"/>
-              <w:start w:w="90" w:type="dxa"/>
-              <w:bottom w:w="60" w:type="dxa"/>
-              <w:end w:w="90" w:type="dxa"/>
-            </w:tcMar>
-            <w:shd w:val="clear" w:color="auto" w:fill="F2F5FB"/>
-          </w:tcPr>
-          <w:p>
-            <w:pPr>
-              <w:spacing w:after="0" w:line="252" w:lineRule="auto"/>
-            </w:pPr>
-            <w:r>
-              <w:rPr>
-                <w:rFonts w:ascii="Calibri" w:hAnsi="Calibri"/>
-                <w:sz w:val="19"/>
-              </w:rPr>
-              <w:t>Record it, with a note saying what you did</w:t>
-            </w:r>
-          </w:p>
-        </w:tc>
-      </w:tr>
-      <w:tr>
-        <w:tc>
-          <w:tcPr>
-            <w:tcW w:type="dxa" w:w="2957"/>
-            <w:tcMar>
-              <w:top w:w="60" w:type="dxa"/>
-              <w:start w:w="90" w:type="dxa"/>
-              <w:bottom w:w="60" w:type="dxa"/>
-              <w:end w:w="90" w:type="dxa"/>
-            </w:tcMar>
-          </w:tcPr>
-          <w:p>
-            <w:pPr>
-              <w:spacing w:after="0" w:line="252" w:lineRule="auto"/>
-            </w:pPr>
-            <w:r>
-              <w:rPr>
-                <w:rFonts w:ascii="Calibri" w:hAnsi="Calibri"/>
-                <w:b/>
-                <w:sz w:val="19"/>
-              </w:rPr>
-              <w:t>git push</w:t>
-            </w:r>
-          </w:p>
-        </w:tc>
-        <w:tc>
-          <w:tcPr>
-            <w:tcW w:type="dxa" w:w="6901"/>
-            <w:tcMar>
-              <w:top w:w="60" w:type="dxa"/>
-              <w:start w:w="90" w:type="dxa"/>
-              <w:bottom w:w="60" w:type="dxa"/>
-              <w:end w:w="90" w:type="dxa"/>
-            </w:tcMar>
-          </w:tcPr>
-          <w:p>
-            <w:pPr>
-              <w:spacing w:after="0" w:line="252" w:lineRule="auto"/>
-            </w:pPr>
-            <w:r>
-              <w:rPr>
-                <w:rFonts w:ascii="Calibri" w:hAnsi="Calibri"/>
-                <w:sz w:val="19"/>
-              </w:rPr>
-              <w:t>Send it up to GitHub</w:t>
-            </w:r>
-          </w:p>
-        </w:tc>
-      </w:tr>
-    </w:tbl>
     <w:p>
-      <w:pPr>
-        <w:spacing w:after="280"/>
-      </w:pPr>
+      <w:pPr/>
+      <w:r>
+        <w:t>A README is a short instruction file for the next person opening your work. Markdown (.md) is plain text with optional formatting such as # for a heading. The instruction README in the ZIP is not your answer.</w:t>
+      </w:r>
     </w:p>
-    <w:tbl>
-      <w:tblPr>
-        <w:tblW w:type="auto" w:w="0"/>
-        <w:jc w:val="center"/>
-        <w:tblLayout w:type="fixed"/>
-        <w:tblLook w:firstColumn="1" w:firstRow="1" w:lastColumn="0" w:lastRow="0" w:noHBand="0" w:noVBand="1" w:val="04A0"/>
-        <w:tblBorders>
-          <w:top w:val="single" w:sz="6" w:space="0" w:color="1F3864"/>
-          <w:bottom w:val="single" w:sz="6" w:space="0" w:color="1F3864"/>
-          <w:left w:val="single" w:sz="24" w:space="0" w:color="1F3864"/>
-          <w:right w:val="single" w:sz="6" w:space="0" w:color="1F3864"/>
-        </w:tblBorders>
-      </w:tblPr>
-      <w:tblGrid>
-        <w:gridCol w:w="9858"/>
-      </w:tblGrid>
-      <w:tr>
-        <w:tc>
-          <w:tcPr>
-            <w:tcW w:type="dxa" w:w="9858"/>
-            <w:tcMar>
-              <w:top w:w="110" w:type="dxa"/>
-              <w:start w:w="170" w:type="dxa"/>
-              <w:bottom w:w="110" w:type="dxa"/>
-              <w:end w:w="140" w:type="dxa"/>
-            </w:tcMar>
-            <w:shd w:val="clear" w:color="auto" w:fill="D9E2F3"/>
-          </w:tcPr>
-          <w:p>
-            <w:pPr>
-              <w:spacing w:after="60"/>
-            </w:pPr>
-            <w:r>
-              <w:rPr>
-                <w:rFonts w:ascii="Calibri" w:hAnsi="Calibri"/>
-                <w:b/>
-                <w:color w:val="1F3864"/>
-                <w:sz w:val="19"/>
-              </w:rPr>
-              <w:t>Three habits worth more than any command</w:t>
-            </w:r>
-          </w:p>
-          <w:p>
-            <w:pPr>
-              <w:spacing w:after="0" w:line="269" w:lineRule="auto"/>
-            </w:pPr>
-            <w:r>
-              <w:rPr>
-                <w:rFonts w:ascii="Calibri" w:hAnsi="Calibri"/>
-                <w:sz w:val="20"/>
-              </w:rPr>
-              <w:t>Run 'git status' before and after everything until it becomes automatic. It answers 'what is going on?' and it is the single most useful command in this list.</w:t>
-              <w:br/>
-              <w:br/>
-              <w:t>In notebooks, use Restart &amp; Run All before you submit anything. If it fails, your marker's copy will fail too — and from Week 5 your work is checked by a machine that does exactly that.</w:t>
-              <w:br/>
-              <w:br/>
-              <w:t>Read the last line of an error message first. That is where Python says what it actually wanted.</w:t>
-            </w:r>
-          </w:p>
-        </w:tc>
-      </w:tr>
-    </w:tbl>
     <w:p>
-      <w:pPr>
-        <w:spacing w:after="160"/>
-      </w:pPr>
+      <w:pPr/>
+      <w:r>
+        <w:t>1. In your GitHub repository click README.md, then the pencil/Edit button. Replace the default text with your own short instructions. Include all three sections below; fill them with YOUR programme and filenames.</w:t>
+      </w:r>
+    </w:p>
+    <w:p>
+      <w:pPr/>
+      <w:r>
+        <w:t>2. Programme: state the engineering programme you study and your cohort code.</w:t>
+      </w:r>
+    </w:p>
+    <w:p>
+      <w:pPr/>
+      <w:r>
+        <w:t>3. Files: list your completed notebook and CSV by their exact filenames, and explain what each contains. Mention README.md as the run instructions.</w:t>
+      </w:r>
+    </w:p>
+    <w:p>
+      <w:pPr/>
+      <w:r>
+        <w:t>4. How to run: explain how to open the notebook in Colab, upload the named CSV through Files, restart the session and run all cells from top to bottom. State the expected A2 checks and that the explanation is inside the notebook.</w:t>
+      </w:r>
+    </w:p>
+    <w:p>
+      <w:pPr/>
+      <w:r>
+        <w:t>5. Click Commit changes and save. Open README.md again and check the saved text is yours.</w:t>
+      </w:r>
+    </w:p>
+    <w:p>
+      <w:pPr/>
+      <w:r>
+        <w:t>6. Use Download raw file (the download icon in the file toolbar). If only Raw is shown, open it and save the raw text as README.md. Avoid saving the formatted GitHub webpage as HTML. Check your downloaded file is named README.md, not README.md.txt or README.md.html. Open it in a text editor and read it before uploading.</w:t>
+      </w:r>
     </w:p>
     <w:p>
       <w:pPr>
-        <w:spacing w:after="240"/>
+        <w:pStyle w:val="Heading1"/>
       </w:pPr>
+      <w:r>
+        <w:t>8 Upload both files in one response</w:t>
+      </w:r>
+    </w:p>
+    <w:p>
+      <w:pPr/>
+      <w:r>
+        <w:t>1. Open SUBMIT_HERE.txt in your cohort ZIP and follow its student form link. Check the title says YOUR cohort and A2 / Week 2. Read the exact closing date and time in Kampala time.</w:t>
+      </w:r>
+    </w:p>
+    <w:p>
+      <w:pPr/>
+      <w:r>
+        <w:t>2. Sign in with the Google email on the class roster. Enter your own Student Registration Number in the required freeform field. It is not a sample number. Leave Team ID blank for individual A2 work.</w:t>
+      </w:r>
+    </w:p>
+    <w:p>
+      <w:pPr/>
+      <w:r>
+        <w:t>3. Paste the repository URL. In the file-upload question choose Add file, choose the Upload tab and select your renamed notebook AND your own README.md. Wait until both filenames appear.</w:t>
+      </w:r>
+    </w:p>
+    <w:p>
+      <w:pPr/>
+      <w:r>
+        <w:t>4. Recheck the two filenames, then click Submit. Merely attaching files does not submit them. Wait for the confirmation page and keep a screenshot or receipt if offered. Do not assume an email receipt will always arrive.</w:t>
+      </w:r>
+    </w:p>
+    <w:p>
+      <w:pPr/>
+      <w:r>
+        <w:t>5. Keep the two submitted files locally. If correcting work before the deadline, submit the complete two-file set again; the latest on-time response replaces the earlier set.</w:t>
+      </w:r>
+    </w:p>
+    <w:p>
+      <w:pPr/>
+      <w:r/>
+      <w:r>
+        <w:rPr>
+          <w:b/>
+        </w:rPr>
+        <w:t>Final check:</w:t>
+      </w:r>
+      <w:r>
+        <w:t xml:space="preserve"> two uploaded files, one repository URL, correct identity, confirmation received. The CSV belongs in your repository and runtime, not in the A2 form. Do not upload repairs 01–04, guided_practice.ipynb, hello_engineering.py or the ZIP.</w:t>
+      </w:r>
+    </w:p>
+    <w:p>
+      <w:r>
+        <w:br w:type="page"/>
+      </w:r>
     </w:p>
     <w:p>
       <w:pPr>
-        <w:spacing w:after="160" w:before="0" w:line="276" w:lineRule="auto"/>
-        <w:jc w:val="center"/>
+        <w:pStyle w:val="Title"/>
       </w:pPr>
       <w:r>
-        <w:rPr>
-          <w:rFonts w:ascii="Calibri" w:hAnsi="Calibri"/>
-          <w:b w:val="0"/>
-          <w:i/>
-          <w:color w:val="595959"/>
-          <w:sz w:val="18"/>
-        </w:rPr>
-        <w:t>Setup Guide version 1.0 · issued Week 1 · IUEA Faculty of Engineering</w:t>
+        <w:t>Week 1 catch up and written reports</w:t>
       </w:r>
     </w:p>
+    <w:p>
+      <w:pPr>
+        <w:pStyle w:val="Heading1"/>
+      </w:pPr>
+      <w:r>
+        <w:t>9 Complete four separate tasks during Week 2</w:t>
+      </w:r>
+    </w:p>
+    <w:p>
+      <w:pPr/>
+      <w:r>
+        <w:t>A1 is the Week 1 report. Quiz 1 tests Week 1. A2 is the Week 2 notebook and README. Quiz 2 tests Week 2. Completing one does not complete the others. WEEK1_CATCHUP.txt gives the Week 1 links; SUBMIT_HERE.txt gives A2. The lecturer shares the quiz links and announces their closing times.</w:t>
+      </w:r>
+    </w:p>
+    <w:p>
+      <w:pPr/>
+      <w:r>
+        <w:t>Each quiz is open for 24 hours from its own lecturer activation. It is not 24 hours from when you open the link. Assignment closing times are separate; use the exact date shown on the form. A1 catch-up uses the same deadline as your cohort's A2.</w:t>
+      </w:r>
+    </w:p>
+    <w:p>
+      <w:pPr>
+        <w:pStyle w:val="Heading1"/>
+      </w:pPr>
+      <w:r>
+        <w:t>10 Write A1 without needing to code</w:t>
+      </w:r>
+    </w:p>
+    <w:p>
+      <w:pPr/>
+      <w:r>
+        <w:t xml:space="preserve">1. Open Word and create a blank document, or go to </w:t>
+      </w:r>
+      <w:hyperlink r:id="rId12">
+        <w:r>
+          <w:rPr>
+            <w:color w:val="0563C1"/>
+          </w:rPr>
+          <w:t>https://docs.google.com/document</w:t>
+        </w:r>
+      </w:hyperlink>
+      <w:r>
+        <w:t xml:space="preserve"> using your Google account and choose Blank. Name it with your own registration number (slashes changed to underscores) followed by _W01.</w:t>
+      </w:r>
+    </w:p>
+    <w:p>
+      <w:pPr/>
+      <w:r>
+        <w:t>2. At the top write your Student Registration Number, engineering programme, cohort code and A1 title. Add headings Problem 1, Problem 2, Problem 3 and My selected problem and dataset.</w:t>
+      </w:r>
+    </w:p>
+    <w:p>
+      <w:pPr/>
+      <w:r>
+        <w:t>3. For each problem describe a specific engineering decision. State what quantity or category you would want to estimate, and why machine learning would or would not help. A feature is information used as an input; a target is the result to predict. Identify plausible inputs, a target when appropriate, a possible data source and a limitation.</w:t>
+      </w:r>
+    </w:p>
+    <w:p>
+      <w:pPr/>
+      <w:r>
+        <w:t>4. Choose one of the three problems. Explain why the proposed dataset could answer that question and what it cannot establish. A source is where data would come from; a limitation is a reason the data may not support a strong conclusion. You do not need to train a model for A1.</w:t>
+      </w:r>
+    </w:p>
+    <w:p>
+      <w:pPr/>
+      <w:r>
+        <w:t>5. Read your own report against those headings. Remove unfilled placeholders. Save as DOCX, or export a PDF whose text you can select. In Google Docs use File &gt; Download &gt; Microsoft Word (.docx) or PDF Document (.pdf). Reopen the downloaded file to check it.</w:t>
+      </w:r>
+    </w:p>
+    <w:p>
+      <w:pPr/>
+      <w:r>
+        <w:t>6. Open the A1 form for your cohort from WEEK1_CATCHUP.txt. Upload your report there, separately from A2. Complete the identity fields and Submit; keep confirmation.</w:t>
+      </w:r>
+    </w:p>
+    <w:p>
+      <w:pPr/>
+      <w:r>
+        <w:t>DOCX is the simplest A1 route. If you choose the accepted PPTX alternative, put your full explanations in slide text or speaker notes; pictures alone are insufficient. If you choose a notebook, put the report in text cells. Submit one complete version, not several competing drafts.</w:t>
+      </w:r>
+    </w:p>
+    <w:p>
+      <w:pPr/>
+      <w:r>
+        <w:t>For later report assignments, use the required headings in their brief. Explain the question, method, result with units, interpretation and limitation. A chart needs a readable caption stating its finding. Preserve the original data and label supplied scenarios separately from results you measured.</w:t>
+      </w:r>
+    </w:p>
+    <w:p>
+      <w:r>
+        <w:br w:type="page"/>
+      </w:r>
+    </w:p>
+    <w:p>
+      <w:pPr>
+        <w:pStyle w:val="Title"/>
+      </w:pPr>
+      <w:r>
+        <w:t>Later assignments and solving common problems</w:t>
+      </w:r>
+    </w:p>
+    <w:p>
+      <w:pPr>
+        <w:pStyle w:val="Heading1"/>
+      </w:pPr>
+      <w:r>
+        <w:t>11 Follow each assignment in order</w:t>
+      </w:r>
+    </w:p>
+    <w:p>
+      <w:pPr/>
+      <w:r>
+        <w:t>1. Read ASSIGNMENT_INSTRUCTIONS.txt in the weekly folder before coding. It names the starting notebook, required input files and exact upload set. Guided practice follows the lecture; the assignment notebook is your assessed work.</w:t>
+      </w:r>
+    </w:p>
+    <w:p>
+      <w:pPr/>
+      <w:r>
+        <w:t>2. Read each task's text, edit its Your answer here cell, then run that cell and its visible check if provided. Keep the given variable and function names: the grader looks for them. A function must return the requested value; printing it alone is not a replacement for return.</w:t>
+      </w:r>
+    </w:p>
+    <w:p>
+      <w:pPr/>
+      <w:r>
+        <w:t>3. A blank starter may fail checks or raise NotImplementedError until you implement it. Read the first error, find its cell and correct your work. Do not delete checks, change expected values or paste answers into the helper files. Passing visible checks is useful feedback, not a guarantee of full marks.</w:t>
+      </w:r>
+    </w:p>
+    <w:p>
+      <w:pPr/>
+      <w:r>
+        <w:t>4. For weeks with My written evidence, double-click that text cell and write your reasoning there, keeping its heading. Code comments and copied task prompts do not replace your explanation. Use the published marking criteria to check coverage.</w:t>
+      </w:r>
+    </w:p>
+    <w:p>
+      <w:pPr/>
+      <w:r>
+        <w:t>5. Restart, run all, download the final version and reopen it. Use that week's suffix in the filename. Follow the exact upload list in the brief; most weekly assignments after A2 require only one notebook.</w:t>
+      </w:r>
+    </w:p>
+    <w:p>
+      <w:pPr>
+        <w:pStyle w:val="Heading1"/>
+      </w:pPr>
+      <w:r>
+        <w:t>12 If something goes wrong</w:t>
+      </w:r>
+    </w:p>
+    <w:p>
+      <w:pPr>
+        <w:pStyle w:val="ListBullet"/>
+      </w:pPr>
+      <w:r>
+        <w:t>FileNotFoundError: check Files contains the exact CSV name from this week's folder, including capitals. Upload it again after a disconnected or deleted runtime. Do not use a different week's dataset to make the error disappear.</w:t>
+      </w:r>
+    </w:p>
+    <w:p>
+      <w:pPr>
+        <w:pStyle w:val="ListBullet"/>
+      </w:pPr>
+      <w:r>
+        <w:t>No module named iuea_grader or spec_W03: upload the supplied helper .py files through Files, then rerun the notebook from the top. Do not search for an unrelated package to install.</w:t>
+      </w:r>
+    </w:p>
+    <w:p>
+      <w:pPr>
+        <w:pStyle w:val="ListBullet"/>
+      </w:pPr>
+      <w:r>
+        <w:t>NameError: a value may not yet have been defined. Read earlier cells and run in order. SyntaxError: check spelling, quotes, brackets, colons and indentation against the taught example.</w:t>
+      </w:r>
+    </w:p>
+    <w:p>
+      <w:pPr>
+        <w:pStyle w:val="ListBullet"/>
+      </w:pPr>
+      <w:r>
+        <w:t>You cannot upload: check the Google account, file types and file size. The form allows up to 10 MB per file. A2 needs .ipynb and .md; a screenshot or Drive shortcut is not either file.</w:t>
+      </w:r>
+    </w:p>
+    <w:p>
+      <w:pPr>
+        <w:pStyle w:val="ListBullet"/>
+      </w:pPr>
+      <w:r>
+        <w:t>The form is closed: reread the published window, keep your work and notify the lecturer promptly with the cohort, assignment and error. An upload problem does not automatically extend a deadline. Never put work in a different assignment form.</w:t>
+      </w:r>
+    </w:p>
+    <w:p>
+      <w:pPr>
+        <w:pStyle w:val="ListBullet"/>
+      </w:pPr>
+      <w:r>
+        <w:t>Wrong email or registration number: contact the lecturer to correct the roster/response. Do not invent another identity to bypass an error. The IUEA registration field is required and accepts freeform text.</w:t>
+      </w:r>
+    </w:p>
+    <w:p>
+      <w:pPr/>
+      <w:r>
+        <w:t>Before offline tests, practise on the designated lab computer. No online sign-in, internet or AI is used during those tests; follow the invigilator's collection instructions.</w:t>
+      </w:r>
+    </w:p>
+    <w:p>
+      <w:pPr>
+        <w:pStyle w:val="Heading1"/>
+      </w:pPr>
+      <w:r>
+        <w:t>Official tool help</w:t>
+      </w:r>
+    </w:p>
+    <w:p>
+      <w:pPr/>
+      <w:r>
+        <w:t xml:space="preserve">Google account: </w:t>
+      </w:r>
+      <w:hyperlink r:id="rId13">
+        <w:r>
+          <w:rPr>
+            <w:color w:val="0563C1"/>
+          </w:rPr>
+          <w:t>https://support.google.com/accounts/answer/27441</w:t>
+        </w:r>
+      </w:hyperlink>
+      <w:r/>
+    </w:p>
+    <w:p>
+      <w:pPr/>
+      <w:r>
+        <w:t xml:space="preserve">Colab: </w:t>
+      </w:r>
+      <w:hyperlink r:id="rId14">
+        <w:r>
+          <w:rPr>
+            <w:color w:val="0563C1"/>
+          </w:rPr>
+          <w:t>https://research.google.com/colaboratory/faq.html</w:t>
+        </w:r>
+      </w:hyperlink>
+      <w:r/>
+    </w:p>
+    <w:p>
+      <w:pPr/>
+      <w:r>
+        <w:t xml:space="preserve">GitHub repository: </w:t>
+      </w:r>
+      <w:hyperlink r:id="rId15">
+        <w:r>
+          <w:rPr>
+            <w:color w:val="0563C1"/>
+          </w:rPr>
+          <w:t>https://docs.github.com/en/repositories/creating-and-managing-repositories/quickstart-for-repositories</w:t>
+        </w:r>
+      </w:hyperlink>
+      <w:r/>
+    </w:p>
+    <w:p>
+      <w:pPr/>
+      <w:r>
+        <w:t xml:space="preserve">GitHub uploads: </w:t>
+      </w:r>
+      <w:hyperlink r:id="rId16">
+        <w:r>
+          <w:rPr>
+            <w:color w:val="0563C1"/>
+          </w:rPr>
+          <w:t>https://docs.github.com/en/repositories/working-with-files/managing-files/adding-a-file-to-a-repository</w:t>
+        </w:r>
+      </w:hyperlink>
+      <w:r/>
+    </w:p>
     <w:sectPr>
-      <w:headerReference w:type="default" r:id="rId9"/>
-      <w:footerReference w:type="default" r:id="rId10"/>
-      <w:pgSz w:w="12240" w:h="15840"/>
-      <w:pgMar w:top="1191" w:right="1191" w:bottom="1191" w:left="1191" w:header="720" w:footer="720" w:gutter="0"/>
+      <w:pgSz w:w="11906" w:h="16838"/>
+      <w:pgMar w:top="907" w:right="1134" w:bottom="907" w:left="1134" w:header="720" w:footer="720" w:gutter="0"/>
       <w:cols w:space="720"/>
-      <w:titlePg/>
       <w:docGrid w:linePitch="360"/>
     </w:sectPr>
   </w:body>
 </w:document>
-</file>
-
-<file path=word/footer1.xml><?xml version="1.0" encoding="utf-8"?>
-<w:ftr xmlns:m="http://schemas.openxmlformats.org/officeDocument/2006/math" xmlns:mc="http://schemas.openxmlformats.org/markup-compatibility/2006" xmlns:mo="http://schemas.microsoft.com/office/mac/office/2008/main" xmlns:mv="urn:schemas-microsoft-com:mac:vml" xmlns:o="urn:schemas-microsoft-com:office:office" xmlns:r="http://schemas.openxmlformats.org/officeDocument/2006/relationships" xmlns:v="urn:schemas-microsoft-com:vml" xmlns:w10="urn:schemas-microsoft-com:office:word" xmlns:w14="http://schemas.microsoft.com/office/word/2010/wordml" xmlns:w="http://schemas.openxmlformats.org/wordprocessingml/2006/main" xmlns:wne="http://schemas.microsoft.com/office/word/2006/wordml" xmlns:wp14="http://schemas.microsoft.com/office/word/2010/wordprocessingDrawing" xmlns:wp="http://schemas.openxmlformats.org/drawingml/2006/wordprocessingDrawing" xmlns:wpc="http://schemas.microsoft.com/office/word/2010/wordprocessingCanvas" xmlns:wpg="http://schemas.microsoft.com/office/word/2010/wordprocessingGroup" xmlns:wpi="http://schemas.microsoft.com/office/word/2010/wordprocessingInk" xmlns:wps="http://schemas.microsoft.com/office/word/2010/wordprocessingShape" mc:Ignorable="w14 wp14">
-  <w:p>
-    <w:pPr>
-      <w:pStyle w:val="Footer"/>
-      <w:jc w:val="center"/>
-    </w:pPr>
-    <w:r/>
-    <w:r>
-      <w:rPr>
-        <w:rFonts w:ascii="Calibri" w:hAnsi="Calibri"/>
-        <w:color w:val="595959"/>
-        <w:sz w:val="16"/>
-      </w:rPr>
-      <w:t xml:space="preserve">Page </w:t>
-    </w:r>
-    <w:r>
-      <w:rPr>
-        <w:rFonts w:ascii="Calibri" w:hAnsi="Calibri"/>
-        <w:color w:val="595959"/>
-        <w:sz w:val="16"/>
-      </w:rPr>
-      <w:fldChar w:fldCharType="begin"/>
-      <w:instrText xml:space="preserve">PAGE</w:instrText>
-      <w:fldChar w:fldCharType="end"/>
-    </w:r>
-    <w:r>
-      <w:rPr>
-        <w:rFonts w:ascii="Calibri" w:hAnsi="Calibri"/>
-        <w:color w:val="595959"/>
-        <w:sz w:val="16"/>
-      </w:rPr>
-      <w:t xml:space="preserve"> of </w:t>
-    </w:r>
-    <w:r>
-      <w:rPr>
-        <w:rFonts w:ascii="Calibri" w:hAnsi="Calibri"/>
-        <w:color w:val="595959"/>
-        <w:sz w:val="16"/>
-      </w:rPr>
-      <w:fldChar w:fldCharType="begin"/>
-      <w:instrText xml:space="preserve">NUMPAGES</w:instrText>
-      <w:fldChar w:fldCharType="end"/>
-    </w:r>
-  </w:p>
-</w:ftr>
-</file>
-
-<file path=word/header1.xml><?xml version="1.0" encoding="utf-8"?>
-<w:hdr xmlns:m="http://schemas.openxmlformats.org/officeDocument/2006/math" xmlns:mc="http://schemas.openxmlformats.org/markup-compatibility/2006" xmlns:mo="http://schemas.microsoft.com/office/mac/office/2008/main" xmlns:mv="urn:schemas-microsoft-com:mac:vml" xmlns:o="urn:schemas-microsoft-com:office:office" xmlns:r="http://schemas.openxmlformats.org/officeDocument/2006/relationships" xmlns:v="urn:schemas-microsoft-com:vml" xmlns:w10="urn:schemas-microsoft-com:office:word" xmlns:w14="http://schemas.microsoft.com/office/word/2010/wordml" xmlns:w="http://schemas.openxmlformats.org/wordprocessingml/2006/main" xmlns:wne="http://schemas.microsoft.com/office/word/2006/wordml" xmlns:wp14="http://schemas.microsoft.com/office/word/2010/wordprocessingDrawing" xmlns:wp="http://schemas.openxmlformats.org/drawingml/2006/wordprocessingDrawing" xmlns:wpc="http://schemas.microsoft.com/office/word/2010/wordprocessingCanvas" xmlns:wpg="http://schemas.microsoft.com/office/word/2010/wordprocessingGroup" xmlns:wpi="http://schemas.microsoft.com/office/word/2010/wordprocessingInk" xmlns:wps="http://schemas.microsoft.com/office/word/2010/wordprocessingShape" mc:Ignorable="w14 wp14">
-  <w:p>
-    <w:pPr>
-      <w:pStyle w:val="Header"/>
-      <w:jc w:val="right"/>
-      <w:pBdr>
-        <w:bottom w:val="single" w:sz="4" w:space="8" w:color="B4C6E7"/>
-      </w:pBdr>
-    </w:pPr>
-    <w:r/>
-    <w:r>
-      <w:rPr>
-        <w:rFonts w:ascii="Calibri" w:hAnsi="Calibri"/>
-        <w:color w:val="595959"/>
-        <w:sz w:val="16"/>
-      </w:rPr>
-      <w:t>IUEA · Introduction to Machine Learning · CML3111 / CML3112 / CML3113 · Student Setup Guide</w:t>
-    </w:r>
-  </w:p>
-</w:hdr>
 </file>
 
 <file path=word/numbering.xml><?xml version="1.0" encoding="utf-8"?>
@@ -5588,11 +1145,12 @@
     <w:qFormat/>
     <w:rsid w:val="00FC693F"/>
     <w:pPr>
-      <w:spacing w:after="160" w:line="276" w:lineRule="auto"/>
+      <w:spacing w:line="240" w:lineRule="auto" w:after="80"/>
     </w:pPr>
     <w:rPr>
-      <w:rFonts w:ascii="Calibri" w:hAnsi="Calibri" w:eastAsia="Calibri"/>
-      <w:sz w:val="21"/>
+      <w:rFonts w:ascii="Calibri" w:hAnsi="Calibri"/>
+      <w:color w:val="000000"/>
+      <w:sz w:val="22"/>
     </w:rPr>
   </w:style>
   <w:style w:type="paragraph" w:styleId="Header">
@@ -5650,15 +1208,15 @@
     <w:pPr>
       <w:keepNext/>
       <w:keepLines/>
-      <w:spacing w:before="400" w:after="180"/>
+      <w:spacing w:before="200" w:after="80"/>
       <w:outlineLvl w:val="0"/>
     </w:pPr>
     <w:rPr>
       <w:rFonts w:asciiTheme="majorHAnsi" w:eastAsiaTheme="majorEastAsia" w:hAnsiTheme="majorHAnsi" w:cstheme="majorBidi" w:ascii="Calibri" w:hAnsi="Calibri"/>
       <w:b/>
       <w:bCs/>
-      <w:color w:val="1F3864"/>
-      <w:sz w:val="40"/>
+      <w:color w:val="000000"/>
+      <w:sz w:val="26"/>
       <w:szCs w:val="28"/>
     </w:rPr>
   </w:style>
@@ -5674,15 +1232,15 @@
     <w:pPr>
       <w:keepNext/>
       <w:keepLines/>
-      <w:spacing w:before="280" w:after="140"/>
+      <w:spacing w:before="200" w:after="0"/>
       <w:outlineLvl w:val="1"/>
     </w:pPr>
     <w:rPr>
       <w:rFonts w:asciiTheme="majorHAnsi" w:eastAsiaTheme="majorEastAsia" w:hAnsiTheme="majorHAnsi" w:cstheme="majorBidi" w:ascii="Calibri" w:hAnsi="Calibri"/>
       <w:b/>
       <w:bCs/>
-      <w:color w:val="2E5C8A"/>
-      <w:sz w:val="28"/>
+      <w:color w:val="000000"/>
+      <w:sz w:val="26"/>
       <w:szCs w:val="26"/>
     </w:rPr>
   </w:style>
@@ -5698,15 +1256,14 @@
     <w:pPr>
       <w:keepNext/>
       <w:keepLines/>
-      <w:spacing w:before="220" w:after="100"/>
+      <w:spacing w:before="200" w:after="0"/>
       <w:outlineLvl w:val="2"/>
     </w:pPr>
     <w:rPr>
-      <w:rFonts w:asciiTheme="majorHAnsi" w:eastAsiaTheme="majorEastAsia" w:hAnsiTheme="majorHAnsi" w:cstheme="majorBidi" w:ascii="Calibri" w:hAnsi="Calibri"/>
+      <w:rFonts w:asciiTheme="majorHAnsi" w:eastAsiaTheme="majorEastAsia" w:hAnsiTheme="majorHAnsi" w:cstheme="majorBidi"/>
       <w:b/>
       <w:bCs/>
-      <w:color w:val="000000"/>
-      <w:sz w:val="23"/>
+      <w:color w:val="4F81BD" w:themeColor="accent1"/>
     </w:rPr>
   </w:style>
   <w:style w:type="paragraph" w:styleId="Heading4">
@@ -5937,18 +1494,15 @@
     <w:qFormat/>
     <w:rsid w:val="00FC693F"/>
     <w:pPr>
-      <w:pBdr>
-        <w:bottom w:val="single" w:sz="8" w:space="4" w:color="4F81BD" w:themeColor="accent1"/>
-      </w:pBdr>
       <w:spacing w:after="300" w:line="240" w:lineRule="auto"/>
       <w:contextualSpacing/>
     </w:pPr>
     <w:rPr>
-      <w:rFonts w:asciiTheme="majorHAnsi" w:eastAsiaTheme="majorEastAsia" w:hAnsiTheme="majorHAnsi" w:cstheme="majorBidi"/>
-      <w:color w:val="17365D" w:themeColor="text2" w:themeShade="BF"/>
+      <w:rFonts w:asciiTheme="majorHAnsi" w:eastAsiaTheme="majorEastAsia" w:hAnsiTheme="majorHAnsi" w:cstheme="majorBidi" w:ascii="Calibri" w:hAnsi="Calibri"/>
+      <w:color w:val="000000"/>
       <w:spacing w:val="5"/>
       <w:kern w:val="28"/>
-      <w:sz w:val="52"/>
+      <w:sz w:val="48"/>
       <w:szCs w:val="52"/>
     </w:rPr>
   </w:style>
@@ -6424,9 +1978,6 @@
     <w:qFormat/>
     <w:rsid w:val="00FC693F"/>
     <w:pPr>
-      <w:pBdr>
-        <w:bottom w:val="single" w:sz="4" w:space="4" w:color="4F81BD" w:themeColor="accent1"/>
-      </w:pBdr>
       <w:spacing w:before="200" w:after="280"/>
       <w:ind w:left="936" w:right="936"/>
     </w:pPr>

--- a/IUEA_Teaching_Plan/IUEA_ML_Student_Setup_Guide.docx
+++ b/IUEA_Teaching_Plan/IUEA_ML_Student_Setup_Guide.docx
@@ -700,7 +700,7 @@
     <w:p>
       <w:pPr/>
       <w:r>
-        <w:t>Before offline tests, practise on the designated lab computer. No online sign-in, internet or AI is used during those tests; follow the invigilator's collection instructions.</w:t>
+        <w:t>Both tests are taken in Colab with your own Google account. Before test day, practise opening Colab, uploading a CSV and submitting. No AI tools are used during the tests; follow the test brief.</w:t>
       </w:r>
     </w:p>
     <w:p>
